--- a/courseware/C1143-Learner-Guide.docx
+++ b/courseware/C1143-Learner-Guide.docx
@@ -23,7 +23,7 @@
         <w:jc w:val="center"/>
       </w:pPr>
       <w:r>
-        <w:t>React AI Vibe Coding for React Development</w:t>
+        <w:t>AI Vibe Coding for React Development</w:t>
       </w:r>
     </w:p>
     <w:p>
@@ -45,7 +45,7 @@
       <w:r>
         <w:t>Course Code: C1143</w:t>
         <w:br/>
-        <w:t>Version 2.0</w:t>
+        <w:t>Version 2.1</w:t>
         <w:br/>
         <w:t>15 hours / 2 days · Intermediate</w:t>
         <w:br/>
@@ -165,7 +165,7 @@
           </w:tcPr>
           <w:p>
             <w:r>
-              <w:t>2026-07-11</w:t>
+              <w:t>2026-07-12</w:t>
             </w:r>
           </w:p>
         </w:tc>
@@ -192,6 +192,52 @@
           </w:p>
         </w:tc>
       </w:tr>
+      <w:tr>
+        <w:tc>
+          <w:tcPr>
+            <w:tcW w:type="dxa" w:w="2541"/>
+            <w:vAlign w:val="center"/>
+          </w:tcPr>
+          <w:p>
+            <w:r>
+              <w:t>2.1</w:t>
+            </w:r>
+          </w:p>
+        </w:tc>
+        <w:tc>
+          <w:tcPr>
+            <w:tcW w:type="dxa" w:w="2541"/>
+            <w:vAlign w:val="center"/>
+          </w:tcPr>
+          <w:p>
+            <w:r>
+              <w:t>2026-07-21</w:t>
+            </w:r>
+          </w:p>
+        </w:tc>
+        <w:tc>
+          <w:tcPr>
+            <w:tcW w:type="dxa" w:w="2541"/>
+            <w:vAlign w:val="center"/>
+          </w:tcPr>
+          <w:p>
+            <w:r>
+              <w:t>Title, contents, schedule and content-quality corrections</w:t>
+            </w:r>
+          </w:p>
+        </w:tc>
+        <w:tc>
+          <w:tcPr>
+            <w:tcW w:type="dxa" w:w="2541"/>
+            <w:vAlign w:val="center"/>
+          </w:tcPr>
+          <w:p>
+            <w:r>
+              <w:t>Tertiary Infotech Academy</w:t>
+            </w:r>
+          </w:p>
+        </w:tc>
+      </w:tr>
     </w:tbl>
     <w:p>
       <w:pPr>
@@ -202,11 +248,406 @@
       </w:r>
     </w:p>
     <w:p>
-      <w:r>
-        <w:fldChar w:fldCharType="begin"/>
-        <w:instrText xml:space="preserve">TOC \o "1-3" \h \z \u</w:instrText>
-        <w:fldChar w:fldCharType="separate"/>
-        <w:fldChar w:fldCharType="end"/>
+      <w:pPr>
+        <w:spacing w:after="40"/>
+        <w:ind w:left="0"/>
+      </w:pPr>
+      <w:r>
+        <w:rPr>
+          <w:b/>
+          <w:sz w:val="21"/>
+        </w:rPr>
+        <w:t>Course Overview</w:t>
+      </w:r>
+    </w:p>
+    <w:p>
+      <w:pPr>
+        <w:spacing w:after="40"/>
+        <w:ind w:left="0"/>
+      </w:pPr>
+      <w:r>
+        <w:rPr>
+          <w:b/>
+          <w:sz w:val="21"/>
+        </w:rPr>
+        <w:t>Environment Setup</w:t>
+      </w:r>
+    </w:p>
+    <w:p>
+      <w:pPr>
+        <w:spacing w:after="40"/>
+        <w:ind w:left="0"/>
+      </w:pPr>
+      <w:r>
+        <w:rPr>
+          <w:b/>
+          <w:sz w:val="21"/>
+        </w:rPr>
+        <w:t>The Agentic AI Loop Engineering Model</w:t>
+      </w:r>
+    </w:p>
+    <w:p>
+      <w:pPr>
+        <w:spacing w:after="40"/>
+        <w:ind w:left="0"/>
+      </w:pPr>
+      <w:r>
+        <w:rPr>
+          <w:b/>
+          <w:sz w:val="21"/>
+        </w:rPr>
+        <w:t>JavaScript and TypeScript Readiness</w:t>
+      </w:r>
+    </w:p>
+    <w:p>
+      <w:pPr>
+        <w:spacing w:after="40"/>
+        <w:ind w:left="0"/>
+      </w:pPr>
+      <w:r>
+        <w:rPr>
+          <w:b/>
+          <w:sz w:val="21"/>
+        </w:rPr>
+        <w:t>Topic 1: Getting Started with AI Vibe Coding for React</w:t>
+      </w:r>
+    </w:p>
+    <w:p>
+      <w:pPr>
+        <w:spacing w:after="40"/>
+        <w:ind w:left="432"/>
+      </w:pPr>
+      <w:r>
+        <w:rPr>
+          <w:b w:val="0"/>
+          <w:sz w:val="19"/>
+        </w:rPr>
+        <w:t>Lab 1.1: Prepare the Agentic React Workspace</w:t>
+      </w:r>
+    </w:p>
+    <w:p>
+      <w:pPr>
+        <w:spacing w:after="40"/>
+        <w:ind w:left="432"/>
+      </w:pPr>
+      <w:r>
+        <w:rPr>
+          <w:b w:val="0"/>
+          <w:sz w:val="19"/>
+        </w:rPr>
+        <w:t>Lab 1.2: Scaffold SprintBoard with Vite and React</w:t>
+      </w:r>
+    </w:p>
+    <w:p>
+      <w:pPr>
+        <w:spacing w:after="40"/>
+        <w:ind w:left="432"/>
+      </w:pPr>
+      <w:r>
+        <w:rPr>
+          <w:b w:val="0"/>
+          <w:sz w:val="19"/>
+        </w:rPr>
+        <w:t>Lab 1.3: Write a Testable Product Brief and Acceptance Criteria</w:t>
+      </w:r>
+    </w:p>
+    <w:p>
+      <w:pPr>
+        <w:spacing w:after="40"/>
+        <w:ind w:left="432"/>
+      </w:pPr>
+      <w:r>
+        <w:rPr>
+          <w:b w:val="0"/>
+          <w:sz w:val="19"/>
+        </w:rPr>
+        <w:t>Lab 1.4: Engineer a Plan–Diff–Verify Prompt Contract</w:t>
+      </w:r>
+    </w:p>
+    <w:p>
+      <w:pPr>
+        <w:spacing w:after="40"/>
+        <w:ind w:left="432"/>
+      </w:pPr>
+      <w:r>
+        <w:rPr>
+          <w:b w:val="0"/>
+          <w:sz w:val="19"/>
+        </w:rPr>
+        <w:t>Lab 1.5: Build and Review the First React Screen</w:t>
+      </w:r>
+    </w:p>
+    <w:p>
+      <w:pPr>
+        <w:spacing w:after="40"/>
+        <w:ind w:left="0"/>
+      </w:pPr>
+      <w:r>
+        <w:rPr>
+          <w:b/>
+          <w:sz w:val="21"/>
+        </w:rPr>
+        <w:t>Topic 2: Building React Components and UI with AI</w:t>
+      </w:r>
+    </w:p>
+    <w:p>
+      <w:pPr>
+        <w:spacing w:after="40"/>
+        <w:ind w:left="432"/>
+      </w:pPr>
+      <w:r>
+        <w:rPr>
+          <w:b w:val="0"/>
+          <w:sz w:val="19"/>
+        </w:rPr>
+        <w:t>Lab 2.1: Model Tasks and Render Lists with Stable Keys</w:t>
+      </w:r>
+    </w:p>
+    <w:p>
+      <w:pPr>
+        <w:spacing w:after="40"/>
+        <w:ind w:left="432"/>
+      </w:pPr>
+      <w:r>
+        <w:rPr>
+          <w:b w:val="0"/>
+          <w:sz w:val="19"/>
+        </w:rPr>
+        <w:t>Lab 2.2: Extract Components and Design Prop Contracts</w:t>
+      </w:r>
+    </w:p>
+    <w:p>
+      <w:pPr>
+        <w:spacing w:after="40"/>
+        <w:ind w:left="432"/>
+      </w:pPr>
+      <w:r>
+        <w:rPr>
+          <w:b w:val="0"/>
+          <w:sz w:val="19"/>
+        </w:rPr>
+        <w:t>Lab 2.3: Compose Reusable Layouts with children</w:t>
+      </w:r>
+    </w:p>
+    <w:p>
+      <w:pPr>
+        <w:spacing w:after="40"/>
+        <w:ind w:left="432"/>
+      </w:pPr>
+      <w:r>
+        <w:rPr>
+          <w:b w:val="0"/>
+          <w:sz w:val="19"/>
+        </w:rPr>
+        <w:t>Lab 2.4: Handle Events and Controlled Forms</w:t>
+      </w:r>
+    </w:p>
+    <w:p>
+      <w:pPr>
+        <w:spacing w:after="40"/>
+        <w:ind w:left="432"/>
+      </w:pPr>
+      <w:r>
+        <w:rPr>
+          <w:b w:val="0"/>
+          <w:sz w:val="19"/>
+        </w:rPr>
+        <w:t>Lab 2.5: Generate Responsive and Accessible CSS</w:t>
+      </w:r>
+    </w:p>
+    <w:p>
+      <w:pPr>
+        <w:spacing w:after="40"/>
+        <w:ind w:left="0"/>
+      </w:pPr>
+      <w:r>
+        <w:rPr>
+          <w:b/>
+          <w:sz w:val="21"/>
+        </w:rPr>
+        <w:t>Topic 3: State, Hooks and Routing with AI Assistance</w:t>
+      </w:r>
+    </w:p>
+    <w:p>
+      <w:pPr>
+        <w:spacing w:after="40"/>
+        <w:ind w:left="432"/>
+      </w:pPr>
+      <w:r>
+        <w:rPr>
+          <w:b w:val="0"/>
+          <w:sz w:val="19"/>
+        </w:rPr>
+        <w:t>Lab 3.1: Manage Immutable Task State with useState</w:t>
+      </w:r>
+    </w:p>
+    <w:p>
+      <w:pPr>
+        <w:spacing w:after="40"/>
+        <w:ind w:left="432"/>
+      </w:pPr>
+      <w:r>
+        <w:rPr>
+          <w:b w:val="0"/>
+          <w:sz w:val="19"/>
+        </w:rPr>
+        <w:t>Lab 3.2: Synchronize and Clean Up Effects</w:t>
+      </w:r>
+    </w:p>
+    <w:p>
+      <w:pPr>
+        <w:spacing w:after="40"/>
+        <w:ind w:left="432"/>
+      </w:pPr>
+      <w:r>
+        <w:rPr>
+          <w:b w:val="0"/>
+          <w:sz w:val="19"/>
+        </w:rPr>
+        <w:t>Lab 3.3: Extract a Tested Custom Hook</w:t>
+      </w:r>
+    </w:p>
+    <w:p>
+      <w:pPr>
+        <w:spacing w:after="40"/>
+        <w:ind w:left="432"/>
+      </w:pPr>
+      <w:r>
+        <w:rPr>
+          <w:b w:val="0"/>
+          <w:sz w:val="19"/>
+        </w:rPr>
+        <w:t>Lab 3.4: Add Declarative Routing and Dynamic Task Pages</w:t>
+      </w:r>
+    </w:p>
+    <w:p>
+      <w:pPr>
+        <w:spacing w:after="40"/>
+        <w:ind w:left="432"/>
+      </w:pPr>
+      <w:r>
+        <w:rPr>
+          <w:b w:val="0"/>
+          <w:sz w:val="19"/>
+        </w:rPr>
+        <w:t>Lab 3.5: Fetch API Data with Loading, Empty, Error and Retry States</w:t>
+      </w:r>
+    </w:p>
+    <w:p>
+      <w:pPr>
+        <w:spacing w:after="40"/>
+        <w:ind w:left="0"/>
+      </w:pPr>
+      <w:r>
+        <w:rPr>
+          <w:b/>
+          <w:sz w:val="21"/>
+        </w:rPr>
+        <w:t>Topic 4: Debugging, Testing and Deploying React Apps with AI</w:t>
+      </w:r>
+    </w:p>
+    <w:p>
+      <w:pPr>
+        <w:spacing w:after="40"/>
+        <w:ind w:left="432"/>
+      </w:pPr>
+      <w:r>
+        <w:rPr>
+          <w:b w:val="0"/>
+          <w:sz w:val="19"/>
+        </w:rPr>
+        <w:t>Lab 4.1: Run an Evidence-Led Debugging Loop</w:t>
+      </w:r>
+    </w:p>
+    <w:p>
+      <w:pPr>
+        <w:spacing w:after="40"/>
+        <w:ind w:left="432"/>
+      </w:pPr>
+      <w:r>
+        <w:rPr>
+          <w:b w:val="0"/>
+          <w:sz w:val="19"/>
+        </w:rPr>
+        <w:t>Lab 4.2: Test User Behaviour with Vitest and Testing Library</w:t>
+      </w:r>
+    </w:p>
+    <w:p>
+      <w:pPr>
+        <w:spacing w:after="40"/>
+        <w:ind w:left="432"/>
+      </w:pPr>
+      <w:r>
+        <w:rPr>
+          <w:b w:val="0"/>
+          <w:sz w:val="19"/>
+        </w:rPr>
+        <w:t>Lab 4.3: Audit Accessibility and Error Recovery</w:t>
+      </w:r>
+    </w:p>
+    <w:p>
+      <w:pPr>
+        <w:spacing w:after="40"/>
+        <w:ind w:left="432"/>
+      </w:pPr>
+      <w:r>
+        <w:rPr>
+          <w:b w:val="0"/>
+          <w:sz w:val="19"/>
+        </w:rPr>
+        <w:t>Lab 4.4: Profile, Refactor and Document Production Code</w:t>
+      </w:r>
+    </w:p>
+    <w:p>
+      <w:pPr>
+        <w:spacing w:after="40"/>
+        <w:ind w:left="432"/>
+      </w:pPr>
+      <w:r>
+        <w:rPr>
+          <w:b w:val="0"/>
+          <w:sz w:val="19"/>
+        </w:rPr>
+        <w:t>Lab 4.5: Build, Deploy and Demonstrate the Capstone</w:t>
+      </w:r>
+    </w:p>
+    <w:p>
+      <w:pPr>
+        <w:spacing w:after="40"/>
+        <w:ind w:left="0"/>
+      </w:pPr>
+      <w:r>
+        <w:rPr>
+          <w:b/>
+          <w:sz w:val="21"/>
+        </w:rPr>
+        <w:t>Appendix A: AI React Bug Checklist</w:t>
+      </w:r>
+    </w:p>
+    <w:p>
+      <w:pPr>
+        <w:spacing w:after="40"/>
+        <w:ind w:left="0"/>
+      </w:pPr>
+      <w:r>
+        <w:rPr>
+          <w:b/>
+          <w:sz w:val="21"/>
+        </w:rPr>
+        <w:t>Appendix B: Troubleshooting</w:t>
+      </w:r>
+    </w:p>
+    <w:p>
+      <w:pPr>
+        <w:spacing w:after="40"/>
+        <w:ind w:left="0"/>
+      </w:pPr>
+      <w:r>
+        <w:rPr>
+          <w:b/>
+          <w:sz w:val="21"/>
+        </w:rPr>
+        <w:t>Appendix C: Glossary and References</w:t>
       </w:r>
     </w:p>
     <w:p>
@@ -224,7 +665,7 @@
     </w:p>
     <w:p>
       <w:r>
-        <w:t>This two-day intermediate course builds SprintBoard, a React task-planning application, through 20 progressive labs. Every lab applies the same engineering loop: specify, plan, inspect, implement, test, critique, refine and checkpoint.</w:t>
+        <w:t>This two-day intermediate course builds SprintBoard, a React task-planning application, through 20 progressive labs. Every lab applies the same engineering loop: Frame, Plan, Generate, Inspect, Verify, Correct and Commit.</w:t>
       </w:r>
     </w:p>
     <w:p>
@@ -349,7 +790,7 @@
         <w:pStyle w:val="Heading2"/>
       </w:pPr>
       <w:r>
-        <w:t>Specify</w:t>
+        <w:t>Frame</w:t>
       </w:r>
     </w:p>
     <w:p>
@@ -375,33 +816,33 @@
         <w:pStyle w:val="Heading2"/>
       </w:pPr>
       <w:r>
+        <w:t>Generate</w:t>
+      </w:r>
+    </w:p>
+    <w:p>
+      <w:r>
+        <w:t>Let the agent perform one approved mutation while keeping terminal and browser feedback visible.</w:t>
+      </w:r>
+    </w:p>
+    <w:p>
+      <w:pPr>
+        <w:pStyle w:val="Heading2"/>
+      </w:pPr>
+      <w:r>
         <w:t>Inspect</w:t>
       </w:r>
     </w:p>
     <w:p>
       <w:r>
-        <w:t>Challenge scope, dependencies, security, accessibility and testability. Approve only a small increment.</w:t>
-      </w:r>
-    </w:p>
-    <w:p>
-      <w:pPr>
-        <w:pStyle w:val="Heading2"/>
-      </w:pPr>
-      <w:r>
-        <w:t>Implement</w:t>
-      </w:r>
-    </w:p>
-    <w:p>
-      <w:r>
-        <w:t>Let the agent perform the approved mutation while keeping terminal and browser feedback visible.</w:t>
-      </w:r>
-    </w:p>
-    <w:p>
-      <w:pPr>
-        <w:pStyle w:val="Heading2"/>
-      </w:pPr>
-      <w:r>
-        <w:t>Test</w:t>
+        <w:t>Challenge scope, dependencies, security, accessibility and testability; read the diff line by line.</w:t>
+      </w:r>
+    </w:p>
+    <w:p>
+      <w:pPr>
+        <w:pStyle w:val="Heading2"/>
+      </w:pPr>
+      <w:r>
+        <w:t>Verify</w:t>
       </w:r>
     </w:p>
     <w:p>
@@ -414,20 +855,7 @@
         <w:pStyle w:val="Heading2"/>
       </w:pPr>
       <w:r>
-        <w:t>Critique</w:t>
-      </w:r>
-    </w:p>
-    <w:p>
-      <w:r>
-        <w:t>Read the diff line by line; trace data and events; compare the explanation with current documentation and evidence.</w:t>
-      </w:r>
-    </w:p>
-    <w:p>
-      <w:pPr>
-        <w:pStyle w:val="Heading2"/>
-      </w:pPr>
-      <w:r>
-        <w:t>Refine</w:t>
+        <w:t>Correct</w:t>
       </w:r>
     </w:p>
     <w:p>
@@ -440,7 +868,7 @@
         <w:pStyle w:val="Heading2"/>
       </w:pPr>
       <w:r>
-        <w:t>Checkpoint</w:t>
+        <w:t>Commit</w:t>
       </w:r>
     </w:p>
     <w:p>
@@ -748,6 +1176,62 @@
     </w:p>
     <w:p>
       <w:pPr>
+        <w:pStyle w:val="ListBullet"/>
+      </w:pPr>
+      <w:r>
+        <w:rPr>
+          <w:b/>
+        </w:rPr>
+        <w:t xml:space="preserve">toolchain — </w:t>
+      </w:r>
+      <w:r>
+        <w:t>The set of tools — Node.js, npm, Git and the editor — whose versions and availability determine whether a React project can be built and verified.</w:t>
+      </w:r>
+    </w:p>
+    <w:p>
+      <w:pPr>
+        <w:pStyle w:val="ListBullet"/>
+      </w:pPr>
+      <w:r>
+        <w:rPr>
+          <w:b/>
+        </w:rPr>
+        <w:t xml:space="preserve">working directory — </w:t>
+      </w:r>
+      <w:r>
+        <w:t>The folder a tool or agent currently operates in; opening the wrong folder is how agents read or edit files you never intended to expose.</w:t>
+      </w:r>
+    </w:p>
+    <w:p>
+      <w:pPr>
+        <w:pStyle w:val="ListBullet"/>
+      </w:pPr>
+      <w:r>
+        <w:rPr>
+          <w:b/>
+        </w:rPr>
+        <w:t xml:space="preserve">agent scope — </w:t>
+      </w:r>
+      <w:r>
+        <w:t>The explicit boundary of files and actions an AI coding agent is allowed to touch in a given request.</w:t>
+      </w:r>
+    </w:p>
+    <w:p>
+      <w:pPr>
+        <w:pStyle w:val="ListBullet"/>
+      </w:pPr>
+      <w:r>
+        <w:rPr>
+          <w:b/>
+        </w:rPr>
+        <w:t xml:space="preserve">evidence trail — </w:t>
+      </w:r>
+      <w:r>
+        <w:t>A durable record of commands, outputs and screenshots that lets you prove what was verified and when.</w:t>
+      </w:r>
+    </w:p>
+    <w:p>
+      <w:pPr>
         <w:pStyle w:val="Heading2"/>
       </w:pPr>
       <w:r>
@@ -828,7 +1312,7 @@
         <w:pStyle w:val="Heading2"/>
       </w:pPr>
       <w:r>
-        <w:t>Step 1</w:t>
+        <w:t>Step 1 — Run `node -v`, `npm -v`, and `git --version`; record the outputs in `training-log/README.md`</w:t>
       </w:r>
     </w:p>
     <w:p>
@@ -838,15 +1322,15 @@
     </w:p>
     <w:p>
       <w:r>
-        <w:t>Before acting, predict the file and visible result. After acting, compare the prediction with the diff and capture evidence. Stop if the scope expands.</w:t>
-      </w:r>
-    </w:p>
-    <w:p>
-      <w:pPr>
-        <w:pStyle w:val="Heading2"/>
-      </w:pPr>
-      <w:r>
-        <w:t>Step 2</w:t>
+        <w:t>Predict which files this step should touch and what will change on screen; compare that prediction with the actual diff before moving on.</w:t>
+      </w:r>
+    </w:p>
+    <w:p>
+      <w:pPr>
+        <w:pStyle w:val="Heading2"/>
+      </w:pPr>
+      <w:r>
+        <w:t>Step 2 — Open a dedicated `sprintboard` parent folder in VS Code and confirm the integrated terminal starts in that folder</w:t>
       </w:r>
     </w:p>
     <w:p>
@@ -856,15 +1340,15 @@
     </w:p>
     <w:p>
       <w:r>
-        <w:t>Before acting, predict the file and visible result. After acting, compare the prediction with the diff and capture evidence. Stop if the scope expands.</w:t>
-      </w:r>
-    </w:p>
-    <w:p>
-      <w:pPr>
-        <w:pStyle w:val="Heading2"/>
-      </w:pPr>
-      <w:r>
-        <w:t>Step 3</w:t>
+        <w:t>Say out loud what success looks like for this step before acting; afterwards capture the command output or screenshot that proves it.</w:t>
+      </w:r>
+    </w:p>
+    <w:p>
+      <w:pPr>
+        <w:pStyle w:val="Heading2"/>
+      </w:pPr>
+      <w:r>
+        <w:t>Step 3 — Choose Cursor, GitHub Copilot, Claude, or Codex; verify it can read only the folder you intentionally opened</w:t>
       </w:r>
     </w:p>
     <w:p>
@@ -874,7 +1358,7 @@
     </w:p>
     <w:p>
       <w:r>
-        <w:t>Before acting, predict the file and visible result. After acting, compare the prediction with the diff and capture evidence. Stop if the scope expands.</w:t>
+        <w:t>Keep the agent inside the declared file scope here — if its proposal reaches further, stop and narrow the request.</w:t>
       </w:r>
     </w:p>
     <w:p>
@@ -916,7 +1400,7 @@
         <w:pStyle w:val="Heading2"/>
       </w:pPr>
       <w:r>
-        <w:t>Step 4</w:t>
+        <w:t>Step 4 — Create `AGENTS.md` with plan-first, named-file scope, no-secret, small-diff, and verification-before-acceptance rules</w:t>
       </w:r>
     </w:p>
     <w:p>
@@ -926,15 +1410,15 @@
     </w:p>
     <w:p>
       <w:r>
-        <w:t>Run the narrowest relevant check first, then the full verification stack. Record the command, expected result, actual result and decision.</w:t>
-      </w:r>
-    </w:p>
-    <w:p>
-      <w:pPr>
-        <w:pStyle w:val="Heading2"/>
-      </w:pPr>
-      <w:r>
-        <w:t>Step 5</w:t>
+        <w:t>If this step touches the interface, re-test at both a narrow and a wide viewport and note anything that clips or overflows.</w:t>
+      </w:r>
+    </w:p>
+    <w:p>
+      <w:pPr>
+        <w:pStyle w:val="Heading2"/>
+      </w:pPr>
+      <w:r>
+        <w:t>Step 5 — Ask the agent to restate the rules and list what it is not allowed to do; correct any missing boundary</w:t>
       </w:r>
     </w:p>
     <w:p>
@@ -944,15 +1428,15 @@
     </w:p>
     <w:p>
       <w:r>
-        <w:t>Run the narrowest relevant check first, then the full verification stack. Record the command, expected result, actual result and decision.</w:t>
-      </w:r>
-    </w:p>
-    <w:p>
-      <w:pPr>
-        <w:pStyle w:val="Heading2"/>
-      </w:pPr>
-      <w:r>
-        <w:t>Step 6</w:t>
+        <w:t>Ask the agent to explain any part of this step's diff you cannot explain yourself; unresolved lines block the checkpoint.</w:t>
+      </w:r>
+    </w:p>
+    <w:p>
+      <w:pPr>
+        <w:pStyle w:val="Heading2"/>
+      </w:pPr>
+      <w:r>
+        <w:t>Step 6 — Create a baseline Git repository and inspect `git status --short` before the first checkpoint</w:t>
       </w:r>
     </w:p>
     <w:p>
@@ -962,7 +1446,7 @@
     </w:p>
     <w:p>
       <w:r>
-        <w:t>Run the narrowest relevant check first, then the full verification stack. Record the command, expected result, actual result and decision.</w:t>
+        <w:t>When this step passes, decide keep, refine or revert explicitly and write one sentence recording why.</w:t>
       </w:r>
     </w:p>
     <w:p>
@@ -996,7 +1480,7 @@
         <w:pStyle w:val="Heading2"/>
       </w:pPr>
       <w:r>
-        <w:t>Specify</w:t>
+        <w:t>Frame</w:t>
       </w:r>
     </w:p>
     <w:p>
@@ -1022,33 +1506,33 @@
         <w:pStyle w:val="Heading2"/>
       </w:pPr>
       <w:r>
+        <w:t>Generate</w:t>
+      </w:r>
+    </w:p>
+    <w:p>
+      <w:r>
+        <w:t>Authorize one bounded increment only.</w:t>
+      </w:r>
+    </w:p>
+    <w:p>
+      <w:pPr>
+        <w:pStyle w:val="Heading2"/>
+      </w:pPr>
+      <w:r>
         <w:t>Inspect</w:t>
       </w:r>
     </w:p>
     <w:p>
       <w:r>
-        <w:t>Challenge dependencies, hidden state, security, accessibility and testability.</w:t>
-      </w:r>
-    </w:p>
-    <w:p>
-      <w:pPr>
-        <w:pStyle w:val="Heading2"/>
-      </w:pPr>
-      <w:r>
-        <w:t>Implement</w:t>
-      </w:r>
-    </w:p>
-    <w:p>
-      <w:r>
-        <w:t>Authorize one bounded increment only.</w:t>
-      </w:r>
-    </w:p>
-    <w:p>
-      <w:pPr>
-        <w:pStyle w:val="Heading2"/>
-      </w:pPr>
-      <w:r>
-        <w:t>Test</w:t>
+        <w:t>Challenge dependencies, hidden state, security, accessibility and testability; trace the diff.</w:t>
+      </w:r>
+    </w:p>
+    <w:p>
+      <w:pPr>
+        <w:pStyle w:val="Heading2"/>
+      </w:pPr>
+      <w:r>
+        <w:t>Verify</w:t>
       </w:r>
     </w:p>
     <w:p>
@@ -1061,20 +1545,20 @@
         <w:pStyle w:val="Heading2"/>
       </w:pPr>
       <w:r>
-        <w:t>Critique and refine</w:t>
-      </w:r>
-    </w:p>
-    <w:p>
-      <w:r>
-        <w:t>Trace data and events, then request the smallest evidence-backed correction.</w:t>
-      </w:r>
-    </w:p>
-    <w:p>
-      <w:pPr>
-        <w:pStyle w:val="Heading2"/>
-      </w:pPr>
-      <w:r>
-        <w:t>Checkpoint</w:t>
+        <w:t>Correct</w:t>
+      </w:r>
+    </w:p>
+    <w:p>
+      <w:r>
+        <w:t>Request the smallest evidence-backed correction.</w:t>
+      </w:r>
+    </w:p>
+    <w:p>
+      <w:pPr>
+        <w:pStyle w:val="Heading2"/>
+      </w:pPr>
+      <w:r>
+        <w:t>Commit</w:t>
       </w:r>
     </w:p>
     <w:p>
@@ -1127,7 +1611,22 @@
     </w:p>
     <w:p>
       <w:r>
-        <w:t>Find the exact line, missing behavior or unverified assumption that would reveal this failure. Explain the user impact, then correct only the smallest responsible scope.</w:t>
+        <w:rPr>
+          <w:b/>
+        </w:rPr>
+        <w:t xml:space="preserve">Likely cause: </w:t>
+      </w:r>
+      <w:r>
+        <w:t xml:space="preserve">The request mixed intent with authorization, so the agent treated a description as permission to act. </w:t>
+      </w:r>
+      <w:r>
+        <w:rPr>
+          <w:b/>
+        </w:rPr>
+        <w:t xml:space="preserve">Recovery: </w:t>
+      </w:r>
+      <w:r>
+        <w:t>Revert the unapproved edit, restate the plan-first rule in AGENTS.md, and resend the request ending with 'stop after the plan'.</w:t>
       </w:r>
     </w:p>
     <w:p>
@@ -1140,7 +1639,22 @@
     </w:p>
     <w:p>
       <w:r>
-        <w:t>Find the exact line, missing behavior or unverified assumption that would reveal this failure. Explain the user impact, then correct only the smallest responsible scope.</w:t>
+        <w:rPr>
+          <w:b/>
+        </w:rPr>
+        <w:t xml:space="preserve">Likely cause: </w:t>
+      </w:r>
+      <w:r>
+        <w:t xml:space="preserve">A real token or password was pasted into the conversation for convenience. </w:t>
+      </w:r>
+      <w:r>
+        <w:rPr>
+          <w:b/>
+        </w:rPr>
+        <w:t xml:space="preserve">Recovery: </w:t>
+      </w:r>
+      <w:r>
+        <w:t>Rotate the credential immediately, scrub it from logs, and use placeholders in every future prompt.</w:t>
       </w:r>
     </w:p>
     <w:p>
@@ -1153,7 +1667,22 @@
     </w:p>
     <w:p>
       <w:r>
-        <w:t>Find the exact line, missing behavior or unverified assumption that would reveal this failure. Explain the user impact, then correct only the smallest responsible scope.</w:t>
+        <w:rPr>
+          <w:b/>
+        </w:rPr>
+        <w:t xml:space="preserve">Likely cause: </w:t>
+      </w:r>
+      <w:r>
+        <w:t xml:space="preserve">The agent inferred versions from training data instead of running the commands. </w:t>
+      </w:r>
+      <w:r>
+        <w:rPr>
+          <w:b/>
+        </w:rPr>
+        <w:t xml:space="preserve">Recovery: </w:t>
+      </w:r>
+      <w:r>
+        <w:t>Run node -v, npm -v and git --version yourself and record the actual output in the training log.</w:t>
       </w:r>
     </w:p>
     <w:p>
@@ -1166,7 +1695,22 @@
     </w:p>
     <w:p>
       <w:r>
-        <w:t>Find the exact line, missing behavior or unverified assumption that would reveal this failure. Explain the user impact, then correct only the smallest responsible scope.</w:t>
+        <w:rPr>
+          <w:b/>
+        </w:rPr>
+        <w:t xml:space="preserve">Likely cause: </w:t>
+      </w:r>
+      <w:r>
+        <w:t xml:space="preserve">VS Code was opened above or beside the intended folder, so git init ran in the wrong directory. </w:t>
+      </w:r>
+      <w:r>
+        <w:rPr>
+          <w:b/>
+        </w:rPr>
+        <w:t xml:space="preserve">Recovery: </w:t>
+      </w:r>
+      <w:r>
+        <w:t>Delete the stray .git folder, open the sprintboard folder directly, and re-run git init there.</w:t>
       </w:r>
     </w:p>
     <w:p>
@@ -1303,6 +1847,62 @@
     </w:p>
     <w:p>
       <w:pPr>
+        <w:pStyle w:val="ListBullet"/>
+      </w:pPr>
+      <w:r>
+        <w:rPr>
+          <w:b/>
+        </w:rPr>
+        <w:t xml:space="preserve">Vite — </w:t>
+      </w:r>
+      <w:r>
+        <w:t>A build tool that serves source files over native ES modules in development and bundles them with Rollup for production.</w:t>
+      </w:r>
+    </w:p>
+    <w:p>
+      <w:pPr>
+        <w:pStyle w:val="ListBullet"/>
+      </w:pPr>
+      <w:r>
+        <w:rPr>
+          <w:b/>
+        </w:rPr>
+        <w:t xml:space="preserve">module graph — </w:t>
+      </w:r>
+      <w:r>
+        <w:t>The dependency network Vite builds by following import statements from the entry file through every module it reaches.</w:t>
+      </w:r>
+    </w:p>
+    <w:p>
+      <w:pPr>
+        <w:pStyle w:val="ListBullet"/>
+      </w:pPr>
+      <w:r>
+        <w:rPr>
+          <w:b/>
+        </w:rPr>
+        <w:t xml:space="preserve">React root — </w:t>
+      </w:r>
+      <w:r>
+        <w:t>The single DOM element where React attaches the component tree and takes over rendering.</w:t>
+      </w:r>
+    </w:p>
+    <w:p>
+      <w:pPr>
+        <w:pStyle w:val="ListBullet"/>
+      </w:pPr>
+      <w:r>
+        <w:rPr>
+          <w:b/>
+        </w:rPr>
+        <w:t xml:space="preserve">Hot Module Replacement — </w:t>
+      </w:r>
+      <w:r>
+        <w:t>A dev-server feature that swaps edited modules into the running page without a full reload, preserving much of the app state.</w:t>
+      </w:r>
+    </w:p>
+    <w:p>
+      <w:pPr>
         <w:pStyle w:val="Heading2"/>
       </w:pPr>
       <w:r>
@@ -1399,7 +1999,7 @@
         <w:pStyle w:val="Heading2"/>
       </w:pPr>
       <w:r>
-        <w:t>Step 1</w:t>
+        <w:t>Step 1 — Run `npm create vite@latest sprintboard -- --template react-ts`, enter the folder, and run `npm install`</w:t>
       </w:r>
     </w:p>
     <w:p>
@@ -1409,15 +2009,15 @@
     </w:p>
     <w:p>
       <w:r>
-        <w:t>Before acting, predict the file and visible result. After acting, compare the prediction with the diff and capture evidence. Stop if the scope expands.</w:t>
-      </w:r>
-    </w:p>
-    <w:p>
-      <w:pPr>
-        <w:pStyle w:val="Heading2"/>
-      </w:pPr>
-      <w:r>
-        <w:t>Step 2</w:t>
+        <w:t>Say out loud what success looks like for this step before acting; afterwards capture the command output or screenshot that proves it.</w:t>
+      </w:r>
+    </w:p>
+    <w:p>
+      <w:pPr>
+        <w:pStyle w:val="Heading2"/>
+      </w:pPr>
+      <w:r>
+        <w:t>Step 2 — Start `npm run dev`; open the printed local URL and save a screenshot of the starter page</w:t>
       </w:r>
     </w:p>
     <w:p>
@@ -1427,15 +2027,15 @@
     </w:p>
     <w:p>
       <w:r>
-        <w:t>Before acting, predict the file and visible result. After acting, compare the prediction with the diff and capture evidence. Stop if the scope expands.</w:t>
-      </w:r>
-    </w:p>
-    <w:p>
-      <w:pPr>
-        <w:pStyle w:val="Heading2"/>
-      </w:pPr>
-      <w:r>
-        <w:t>Step 3</w:t>
+        <w:t>Keep the agent inside the declared file scope here — if its proposal reaches further, stop and narrow the request.</w:t>
+      </w:r>
+    </w:p>
+    <w:p>
+      <w:pPr>
+        <w:pStyle w:val="Heading2"/>
+      </w:pPr>
+      <w:r>
+        <w:t>Step 3 — Trace `index.html` to `src/main.tsx` to `&lt;App /&gt;`; annotate the chain in the training log</w:t>
       </w:r>
     </w:p>
     <w:p>
@@ -1445,7 +2045,7 @@
     </w:p>
     <w:p>
       <w:r>
-        <w:t>Before acting, predict the file and visible result. After acting, compare the prediction with the diff and capture evidence. Stop if the scope expands.</w:t>
+        <w:t>Where the agent acts, read its output as a reviewer, not a spectator, and note one specific thing you checked.</w:t>
       </w:r>
     </w:p>
     <w:p>
@@ -1487,7 +2087,7 @@
         <w:pStyle w:val="Heading2"/>
       </w:pPr>
       <w:r>
-        <w:t>Step 4</w:t>
+        <w:t>Step 4 — Ask the agent for a file-by-file explanation without requesting changes; compare it with the actual imports</w:t>
       </w:r>
     </w:p>
     <w:p>
@@ -1497,15 +2097,15 @@
     </w:p>
     <w:p>
       <w:r>
-        <w:t>Run the narrowest relevant check first, then the full verification stack. Record the command, expected result, actual result and decision.</w:t>
-      </w:r>
-    </w:p>
-    <w:p>
-      <w:pPr>
-        <w:pStyle w:val="Heading2"/>
-      </w:pPr>
-      <w:r>
-        <w:t>Step 5</w:t>
+        <w:t>Ask the agent to explain any part of this step's diff you cannot explain yourself; unresolved lines block the checkpoint.</w:t>
+      </w:r>
+    </w:p>
+    <w:p>
+      <w:pPr>
+        <w:pStyle w:val="Heading2"/>
+      </w:pPr>
+      <w:r>
+        <w:t>Step 5 — Run `npm run build`, inspect `dist/`, then run `npm run preview` and explain how preview differs from dev</w:t>
       </w:r>
     </w:p>
     <w:p>
@@ -1515,15 +2115,15 @@
     </w:p>
     <w:p>
       <w:r>
-        <w:t>Run the narrowest relevant check first, then the full verification stack. Record the command, expected result, actual result and decision.</w:t>
-      </w:r>
-    </w:p>
-    <w:p>
-      <w:pPr>
-        <w:pStyle w:val="Heading2"/>
-      </w:pPr>
-      <w:r>
-        <w:t>Step 6</w:t>
+        <w:t>When this step passes, decide keep, refine or revert explicitly and write one sentence recording why.</w:t>
+      </w:r>
+    </w:p>
+    <w:p>
+      <w:pPr>
+        <w:pStyle w:val="Heading2"/>
+      </w:pPr>
+      <w:r>
+        <w:t>Step 6 — Review `git diff` and commit the untouched scaffold as `chore: scaffold SprintBoard`</w:t>
       </w:r>
     </w:p>
     <w:p>
@@ -1533,7 +2133,7 @@
     </w:p>
     <w:p>
       <w:r>
-        <w:t>Run the narrowest relevant check first, then the full verification stack. Record the command, expected result, actual result and decision.</w:t>
+        <w:t>Run the narrowest check that exercises this step first; only then run the wider lint, type-check and build stack.</w:t>
       </w:r>
     </w:p>
     <w:p>
@@ -1567,7 +2167,7 @@
         <w:pStyle w:val="Heading2"/>
       </w:pPr>
       <w:r>
-        <w:t>Specify</w:t>
+        <w:t>Frame</w:t>
       </w:r>
     </w:p>
     <w:p>
@@ -1593,33 +2193,33 @@
         <w:pStyle w:val="Heading2"/>
       </w:pPr>
       <w:r>
+        <w:t>Generate</w:t>
+      </w:r>
+    </w:p>
+    <w:p>
+      <w:r>
+        <w:t>Authorize one bounded increment only.</w:t>
+      </w:r>
+    </w:p>
+    <w:p>
+      <w:pPr>
+        <w:pStyle w:val="Heading2"/>
+      </w:pPr>
+      <w:r>
         <w:t>Inspect</w:t>
       </w:r>
     </w:p>
     <w:p>
       <w:r>
-        <w:t>Challenge dependencies, hidden state, security, accessibility and testability.</w:t>
-      </w:r>
-    </w:p>
-    <w:p>
-      <w:pPr>
-        <w:pStyle w:val="Heading2"/>
-      </w:pPr>
-      <w:r>
-        <w:t>Implement</w:t>
-      </w:r>
-    </w:p>
-    <w:p>
-      <w:r>
-        <w:t>Authorize one bounded increment only.</w:t>
-      </w:r>
-    </w:p>
-    <w:p>
-      <w:pPr>
-        <w:pStyle w:val="Heading2"/>
-      </w:pPr>
-      <w:r>
-        <w:t>Test</w:t>
+        <w:t>Challenge dependencies, hidden state, security, accessibility and testability; trace the diff.</w:t>
+      </w:r>
+    </w:p>
+    <w:p>
+      <w:pPr>
+        <w:pStyle w:val="Heading2"/>
+      </w:pPr>
+      <w:r>
+        <w:t>Verify</w:t>
       </w:r>
     </w:p>
     <w:p>
@@ -1632,20 +2232,20 @@
         <w:pStyle w:val="Heading2"/>
       </w:pPr>
       <w:r>
-        <w:t>Critique and refine</w:t>
-      </w:r>
-    </w:p>
-    <w:p>
-      <w:r>
-        <w:t>Trace data and events, then request the smallest evidence-backed correction.</w:t>
-      </w:r>
-    </w:p>
-    <w:p>
-      <w:pPr>
-        <w:pStyle w:val="Heading2"/>
-      </w:pPr>
-      <w:r>
-        <w:t>Checkpoint</w:t>
+        <w:t>Correct</w:t>
+      </w:r>
+    </w:p>
+    <w:p>
+      <w:r>
+        <w:t>Request the smallest evidence-backed correction.</w:t>
+      </w:r>
+    </w:p>
+    <w:p>
+      <w:pPr>
+        <w:pStyle w:val="Heading2"/>
+      </w:pPr>
+      <w:r>
+        <w:t>Commit</w:t>
       </w:r>
     </w:p>
     <w:p>
@@ -1698,7 +2298,22 @@
     </w:p>
     <w:p>
       <w:r>
-        <w:t>Find the exact line, missing behavior or unverified assumption that would reveal this failure. Explain the user impact, then correct only the smallest responsible scope.</w:t>
+        <w:rPr>
+          <w:b/>
+        </w:rPr>
+        <w:t xml:space="preserve">Likely cause: </w:t>
+      </w:r>
+      <w:r>
+        <w:t xml:space="preserve">The agent reached for the older, deprecated scaffold it saw most in training. </w:t>
+      </w:r>
+      <w:r>
+        <w:rPr>
+          <w:b/>
+        </w:rPr>
+        <w:t xml:space="preserve">Recovery: </w:t>
+      </w:r>
+      <w:r>
+        <w:t>Reject the plan, name Vite explicitly in the prompt, and compare commands against current Vite documentation.</w:t>
       </w:r>
     </w:p>
     <w:p>
@@ -1711,7 +2326,22 @@
     </w:p>
     <w:p>
       <w:r>
-        <w:t>Find the exact line, missing behavior or unverified assumption that would reveal this failure. Explain the user impact, then correct only the smallest responsible scope.</w:t>
+        <w:rPr>
+          <w:b/>
+        </w:rPr>
+        <w:t xml:space="preserve">Likely cause: </w:t>
+      </w:r>
+      <w:r>
+        <w:t xml:space="preserve">The agent patched a dependency's source instead of your code. </w:t>
+      </w:r>
+      <w:r>
+        <w:rPr>
+          <w:b/>
+        </w:rPr>
+        <w:t xml:space="preserve">Recovery: </w:t>
+      </w:r>
+      <w:r>
+        <w:t>Discard the change — node_modules is regenerated by npm install — and request the fix inside src instead.</w:t>
       </w:r>
     </w:p>
     <w:p>
@@ -1724,7 +2354,22 @@
     </w:p>
     <w:p>
       <w:r>
-        <w:t>Find the exact line, missing behavior or unverified assumption that would reveal this failure. Explain the user impact, then correct only the smallest responsible scope.</w:t>
+        <w:rPr>
+          <w:b/>
+        </w:rPr>
+        <w:t xml:space="preserve">Likely cause: </w:t>
+      </w:r>
+      <w:r>
+        <w:t xml:space="preserve">The dev server transforms modules on demand, so it never proves what the bundled build does. </w:t>
+      </w:r>
+      <w:r>
+        <w:rPr>
+          <w:b/>
+        </w:rPr>
+        <w:t xml:space="preserve">Recovery: </w:t>
+      </w:r>
+      <w:r>
+        <w:t>Run npm run build followed by npm run preview and verify against the served dist output.</w:t>
       </w:r>
     </w:p>
     <w:p>
@@ -1737,7 +2382,22 @@
     </w:p>
     <w:p>
       <w:r>
-        <w:t>Find the exact line, missing behavior or unverified assumption that would reveal this failure. Explain the user impact, then correct only the smallest responsible scope.</w:t>
+        <w:rPr>
+          <w:b/>
+        </w:rPr>
+        <w:t xml:space="preserve">Likely cause: </w:t>
+      </w:r>
+      <w:r>
+        <w:t xml:space="preserve">The explanation was generated from a generic template project, not your repository. </w:t>
+      </w:r>
+      <w:r>
+        <w:rPr>
+          <w:b/>
+        </w:rPr>
+        <w:t xml:space="preserve">Recovery: </w:t>
+      </w:r>
+      <w:r>
+        <w:t>Ask the agent to list only files it can actually read, and cross-check every claim against the file tree.</w:t>
       </w:r>
     </w:p>
     <w:p>
@@ -1874,6 +2534,62 @@
     </w:p>
     <w:p>
       <w:pPr>
+        <w:pStyle w:val="ListBullet"/>
+      </w:pPr>
+      <w:r>
+        <w:rPr>
+          <w:b/>
+        </w:rPr>
+        <w:t xml:space="preserve">problem framing — </w:t>
+      </w:r>
+      <w:r>
+        <w:t>Stating who has what problem and what observable change would solve it, before any solution is designed.</w:t>
+      </w:r>
+    </w:p>
+    <w:p>
+      <w:pPr>
+        <w:pStyle w:val="ListBullet"/>
+      </w:pPr>
+      <w:r>
+        <w:rPr>
+          <w:b/>
+        </w:rPr>
+        <w:t xml:space="preserve">acceptance criteria — </w:t>
+      </w:r>
+      <w:r>
+        <w:t>Concrete, observable checks that define when a feature is done — phrased so a third party could verify them.</w:t>
+      </w:r>
+    </w:p>
+    <w:p>
+      <w:pPr>
+        <w:pStyle w:val="ListBullet"/>
+      </w:pPr>
+      <w:r>
+        <w:rPr>
+          <w:b/>
+        </w:rPr>
+        <w:t xml:space="preserve">non-goals — </w:t>
+      </w:r>
+      <w:r>
+        <w:t>Explicitly excluded features that stop a project — or an AI agent — from silently expanding scope.</w:t>
+      </w:r>
+    </w:p>
+    <w:p>
+      <w:pPr>
+        <w:pStyle w:val="ListBullet"/>
+      </w:pPr>
+      <w:r>
+        <w:rPr>
+          <w:b/>
+        </w:rPr>
+        <w:t xml:space="preserve">vertical slice — </w:t>
+      </w:r>
+      <w:r>
+        <w:t>A thin end-to-end piece of the product that delivers visible value and exercises every layer once.</w:t>
+      </w:r>
+    </w:p>
+    <w:p>
+      <w:pPr>
         <w:pStyle w:val="Heading2"/>
       </w:pPr>
       <w:r>
@@ -1954,7 +2670,7 @@
         <w:pStyle w:val="Heading2"/>
       </w:pPr>
       <w:r>
-        <w:t>Step 1</w:t>
+        <w:t>Step 1 — Describe the adult learner persona and the problem SprintBoard solves in two sentences</w:t>
       </w:r>
     </w:p>
     <w:p>
@@ -1964,15 +2680,15 @@
     </w:p>
     <w:p>
       <w:r>
-        <w:t>Before acting, predict the file and visible result. After acting, compare the prediction with the diff and capture evidence. Stop if the scope expands.</w:t>
-      </w:r>
-    </w:p>
-    <w:p>
-      <w:pPr>
-        <w:pStyle w:val="Heading2"/>
-      </w:pPr>
-      <w:r>
-        <w:t>Step 2</w:t>
+        <w:t>Keep the agent inside the declared file scope here — if its proposal reaches further, stop and narrow the request.</w:t>
+      </w:r>
+    </w:p>
+    <w:p>
+      <w:pPr>
+        <w:pStyle w:val="Heading2"/>
+      </w:pPr>
+      <w:r>
+        <w:t>Step 2 — Define the first vertical slice: view synthetic tasks grouped by To Do, Doing and Done</w:t>
       </w:r>
     </w:p>
     <w:p>
@@ -1982,15 +2698,15 @@
     </w:p>
     <w:p>
       <w:r>
-        <w:t>Before acting, predict the file and visible result. After acting, compare the prediction with the diff and capture evidence. Stop if the scope expands.</w:t>
-      </w:r>
-    </w:p>
-    <w:p>
-      <w:pPr>
-        <w:pStyle w:val="Heading2"/>
-      </w:pPr>
-      <w:r>
-        <w:t>Step 3</w:t>
+        <w:t>Where the agent acts, read its output as a reviewer, not a spectator, and note one specific thing you checked.</w:t>
+      </w:r>
+    </w:p>
+    <w:p>
+      <w:pPr>
+        <w:pStyle w:val="Heading2"/>
+      </w:pPr>
+      <w:r>
+        <w:t>Step 3 — Write five acceptance criteria beginning with an observable verb such as displays, moves, filters, or reports</w:t>
       </w:r>
     </w:p>
     <w:p>
@@ -2000,7 +2716,7 @@
     </w:p>
     <w:p>
       <w:r>
-        <w:t>Before acting, predict the file and visible result. After acting, compare the prediction with the diff and capture evidence. Stop if the scope expands.</w:t>
+        <w:t>If the result differs from your prediction, treat the gap as information: find the exact line that explains it before continuing.</w:t>
       </w:r>
     </w:p>
     <w:p>
@@ -2042,7 +2758,7 @@
         <w:pStyle w:val="Heading2"/>
       </w:pPr>
       <w:r>
-        <w:t>Step 4</w:t>
+        <w:t>Step 4 — Add non-goals: accounts, payments, real-time sync, production customer data, and backend persistence</w:t>
       </w:r>
     </w:p>
     <w:p>
@@ -2052,15 +2768,15 @@
     </w:p>
     <w:p>
       <w:r>
-        <w:t>Run the narrowest relevant check first, then the full verification stack. Record the command, expected result, actual result and decision.</w:t>
-      </w:r>
-    </w:p>
-    <w:p>
-      <w:pPr>
-        <w:pStyle w:val="Heading2"/>
-      </w:pPr>
-      <w:r>
-        <w:t>Step 5</w:t>
+        <w:t>When this step passes, decide keep, refine or revert explicitly and write one sentence recording why.</w:t>
+      </w:r>
+    </w:p>
+    <w:p>
+      <w:pPr>
+        <w:pStyle w:val="Heading2"/>
+      </w:pPr>
+      <w:r>
+        <w:t>Step 5 — Ask the agent to challenge ambiguity and identify edge cases without proposing code</w:t>
       </w:r>
     </w:p>
     <w:p>
@@ -2070,15 +2786,15 @@
     </w:p>
     <w:p>
       <w:r>
-        <w:t>Run the narrowest relevant check first, then the full verification stack. Record the command, expected result, actual result and decision.</w:t>
-      </w:r>
-    </w:p>
-    <w:p>
-      <w:pPr>
-        <w:pStyle w:val="Heading2"/>
-      </w:pPr>
-      <w:r>
-        <w:t>Step 6</w:t>
+        <w:t>Run the narrowest check that exercises this step first; only then run the wider lint, type-check and build stack.</w:t>
+      </w:r>
+    </w:p>
+    <w:p>
+      <w:pPr>
+        <w:pStyle w:val="Heading2"/>
+      </w:pPr>
+      <w:r>
+        <w:t>Step 6 — Revise the brief, inspect the documentation diff, and checkpoint it before implementation</w:t>
       </w:r>
     </w:p>
     <w:p>
@@ -2088,7 +2804,7 @@
     </w:p>
     <w:p>
       <w:r>
-        <w:t>Run the narrowest relevant check first, then the full verification stack. Record the command, expected result, actual result and decision.</w:t>
+        <w:t>Verify the failure path as well as the success path — break the input deliberately and confirm the app responds as designed.</w:t>
       </w:r>
     </w:p>
     <w:p>
@@ -2122,7 +2838,7 @@
         <w:pStyle w:val="Heading2"/>
       </w:pPr>
       <w:r>
-        <w:t>Specify</w:t>
+        <w:t>Frame</w:t>
       </w:r>
     </w:p>
     <w:p>
@@ -2148,33 +2864,33 @@
         <w:pStyle w:val="Heading2"/>
       </w:pPr>
       <w:r>
+        <w:t>Generate</w:t>
+      </w:r>
+    </w:p>
+    <w:p>
+      <w:r>
+        <w:t>Authorize one bounded increment only.</w:t>
+      </w:r>
+    </w:p>
+    <w:p>
+      <w:pPr>
+        <w:pStyle w:val="Heading2"/>
+      </w:pPr>
+      <w:r>
         <w:t>Inspect</w:t>
       </w:r>
     </w:p>
     <w:p>
       <w:r>
-        <w:t>Challenge dependencies, hidden state, security, accessibility and testability.</w:t>
-      </w:r>
-    </w:p>
-    <w:p>
-      <w:pPr>
-        <w:pStyle w:val="Heading2"/>
-      </w:pPr>
-      <w:r>
-        <w:t>Implement</w:t>
-      </w:r>
-    </w:p>
-    <w:p>
-      <w:r>
-        <w:t>Authorize one bounded increment only.</w:t>
-      </w:r>
-    </w:p>
-    <w:p>
-      <w:pPr>
-        <w:pStyle w:val="Heading2"/>
-      </w:pPr>
-      <w:r>
-        <w:t>Test</w:t>
+        <w:t>Challenge dependencies, hidden state, security, accessibility and testability; trace the diff.</w:t>
+      </w:r>
+    </w:p>
+    <w:p>
+      <w:pPr>
+        <w:pStyle w:val="Heading2"/>
+      </w:pPr>
+      <w:r>
+        <w:t>Verify</w:t>
       </w:r>
     </w:p>
     <w:p>
@@ -2187,20 +2903,20 @@
         <w:pStyle w:val="Heading2"/>
       </w:pPr>
       <w:r>
-        <w:t>Critique and refine</w:t>
-      </w:r>
-    </w:p>
-    <w:p>
-      <w:r>
-        <w:t>Trace data and events, then request the smallest evidence-backed correction.</w:t>
-      </w:r>
-    </w:p>
-    <w:p>
-      <w:pPr>
-        <w:pStyle w:val="Heading2"/>
-      </w:pPr>
-      <w:r>
-        <w:t>Checkpoint</w:t>
+        <w:t>Correct</w:t>
+      </w:r>
+    </w:p>
+    <w:p>
+      <w:r>
+        <w:t>Request the smallest evidence-backed correction.</w:t>
+      </w:r>
+    </w:p>
+    <w:p>
+      <w:pPr>
+        <w:pStyle w:val="Heading2"/>
+      </w:pPr>
+      <w:r>
+        <w:t>Commit</w:t>
       </w:r>
     </w:p>
     <w:p>
@@ -2253,7 +2969,22 @@
     </w:p>
     <w:p>
       <w:r>
-        <w:t>Find the exact line, missing behavior or unverified assumption that would reveal this failure. Explain the user impact, then correct only the smallest responsible scope.</w:t>
+        <w:rPr>
+          <w:b/>
+        </w:rPr>
+        <w:t xml:space="preserve">Likely cause: </w:t>
+      </w:r>
+      <w:r>
+        <w:t xml:space="preserve">Building feels like progress, so ambiguity gets deferred until it is expensive. </w:t>
+      </w:r>
+      <w:r>
+        <w:rPr>
+          <w:b/>
+        </w:rPr>
+        <w:t xml:space="preserve">Recovery: </w:t>
+      </w:r>
+      <w:r>
+        <w:t>Stop implementation, finish the acceptance criteria, and only then authorize a plan.</w:t>
       </w:r>
     </w:p>
     <w:p>
@@ -2266,7 +2997,22 @@
     </w:p>
     <w:p>
       <w:r>
-        <w:t>Find the exact line, missing behavior or unverified assumption that would reveal this failure. Explain the user impact, then correct only the smallest responsible scope.</w:t>
+        <w:rPr>
+          <w:b/>
+        </w:rPr>
+        <w:t xml:space="preserve">Likely cause: </w:t>
+      </w:r>
+      <w:r>
+        <w:t xml:space="preserve">Criteria were written from the intended code rather than user-observable behavior. </w:t>
+      </w:r>
+      <w:r>
+        <w:rPr>
+          <w:b/>
+        </w:rPr>
+        <w:t xml:space="preserve">Recovery: </w:t>
+      </w:r>
+      <w:r>
+        <w:t>Rewrite each criterion to start with an observable verb such as displays, moves or filters.</w:t>
       </w:r>
     </w:p>
     <w:p>
@@ -2279,7 +3025,22 @@
     </w:p>
     <w:p>
       <w:r>
-        <w:t>Find the exact line, missing behavior or unverified assumption that would reveal this failure. Explain the user impact, then correct only the smallest responsible scope.</w:t>
+        <w:rPr>
+          <w:b/>
+        </w:rPr>
+        <w:t xml:space="preserve">Likely cause: </w:t>
+      </w:r>
+      <w:r>
+        <w:t xml:space="preserve">Persistence and accounts crept in because they were never named as non-goals. </w:t>
+      </w:r>
+      <w:r>
+        <w:rPr>
+          <w:b/>
+        </w:rPr>
+        <w:t xml:space="preserve">Recovery: </w:t>
+      </w:r>
+      <w:r>
+        <w:t>Add them to the non-goals list and cut the slice back to the board view.</w:t>
       </w:r>
     </w:p>
     <w:p>
@@ -2292,7 +3053,22 @@
     </w:p>
     <w:p>
       <w:r>
-        <w:t>Find the exact line, missing behavior or unverified assumption that would reveal this failure. Explain the user impact, then correct only the smallest responsible scope.</w:t>
+        <w:rPr>
+          <w:b/>
+        </w:rPr>
+        <w:t xml:space="preserve">Likely cause: </w:t>
+      </w:r>
+      <w:r>
+        <w:t xml:space="preserve">Real names were pasted in to make the demo feel authentic. </w:t>
+      </w:r>
+      <w:r>
+        <w:rPr>
+          <w:b/>
+        </w:rPr>
+        <w:t xml:space="preserve">Recovery: </w:t>
+      </w:r>
+      <w:r>
+        <w:t>Replace them with synthetic personas and add a no-real-data rule to the brief.</w:t>
       </w:r>
     </w:p>
     <w:p>
@@ -2429,6 +3205,62 @@
     </w:p>
     <w:p>
       <w:pPr>
+        <w:pStyle w:val="ListBullet"/>
+      </w:pPr>
+      <w:r>
+        <w:rPr>
+          <w:b/>
+        </w:rPr>
+        <w:t xml:space="preserve">context engineering — </w:t>
+      </w:r>
+      <w:r>
+        <w:t>Deliberately choosing what the agent reads — briefs, rules, named files — so its output is grounded in your constraints rather than its guesses.</w:t>
+      </w:r>
+    </w:p>
+    <w:p>
+      <w:pPr>
+        <w:pStyle w:val="ListBullet"/>
+      </w:pPr>
+      <w:r>
+        <w:rPr>
+          <w:b/>
+        </w:rPr>
+        <w:t xml:space="preserve">bounded change — </w:t>
+      </w:r>
+      <w:r>
+        <w:t>A change restricted to named files and one behavior, small enough to review line by line.</w:t>
+      </w:r>
+    </w:p>
+    <w:p>
+      <w:pPr>
+        <w:pStyle w:val="ListBullet"/>
+      </w:pPr>
+      <w:r>
+        <w:rPr>
+          <w:b/>
+        </w:rPr>
+        <w:t xml:space="preserve">diff review — </w:t>
+      </w:r>
+      <w:r>
+        <w:t>Reading the exact line-level changes between repository states before accepting them.</w:t>
+      </w:r>
+    </w:p>
+    <w:p>
+      <w:pPr>
+        <w:pStyle w:val="ListBullet"/>
+      </w:pPr>
+      <w:r>
+        <w:rPr>
+          <w:b/>
+        </w:rPr>
+        <w:t xml:space="preserve">rollback — </w:t>
+      </w:r>
+      <w:r>
+        <w:t>A known-good state plus the steps to restore it when a change goes wrong.</w:t>
+      </w:r>
+    </w:p>
+    <w:p>
+      <w:pPr>
         <w:pStyle w:val="Heading2"/>
       </w:pPr>
       <w:r>
@@ -2509,7 +3341,7 @@
         <w:pStyle w:val="Heading2"/>
       </w:pPr>
       <w:r>
-        <w:t>Step 1</w:t>
+        <w:t>Step 1 — Create a prompt template with Goal, Context, Constraints, Deliverables, Verification and Stop Conditions</w:t>
       </w:r>
     </w:p>
     <w:p>
@@ -2519,15 +3351,15 @@
     </w:p>
     <w:p>
       <w:r>
-        <w:t>Before acting, predict the file and visible result. After acting, compare the prediction with the diff and capture evidence. Stop if the scope expands.</w:t>
-      </w:r>
-    </w:p>
-    <w:p>
-      <w:pPr>
-        <w:pStyle w:val="Heading2"/>
-      </w:pPr>
-      <w:r>
-        <w:t>Step 2</w:t>
+        <w:t>Where the agent acts, read its output as a reviewer, not a spectator, and note one specific thing you checked.</w:t>
+      </w:r>
+    </w:p>
+    <w:p>
+      <w:pPr>
+        <w:pStyle w:val="Heading2"/>
+      </w:pPr>
+      <w:r>
+        <w:t>Step 2 — Create a review checklist covering file scope, dependencies, types, accessibility, errors, secrets and tests</w:t>
       </w:r>
     </w:p>
     <w:p>
@@ -2537,15 +3369,15 @@
     </w:p>
     <w:p>
       <w:r>
-        <w:t>Before acting, predict the file and visible result. After acting, compare the prediction with the diff and capture evidence. Stop if the scope expands.</w:t>
-      </w:r>
-    </w:p>
-    <w:p>
-      <w:pPr>
-        <w:pStyle w:val="Heading2"/>
-      </w:pPr>
-      <w:r>
-        <w:t>Step 3</w:t>
+        <w:t>If the result differs from your prediction, treat the gap as information: find the exact line that explains it before continuing.</w:t>
+      </w:r>
+    </w:p>
+    <w:p>
+      <w:pPr>
+        <w:pStyle w:val="Heading2"/>
+      </w:pPr>
+      <w:r>
+        <w:t>Step 3 — Ask the agent to plan the SprintBoard shell and name every file it would change; do not authorize implementation</w:t>
       </w:r>
     </w:p>
     <w:p>
@@ -2555,7 +3387,7 @@
     </w:p>
     <w:p>
       <w:r>
-        <w:t>Before acting, predict the file and visible result. After acting, compare the prediction with the diff and capture evidence. Stop if the scope expands.</w:t>
+        <w:t>Record the evidence for this step while it is still on screen — a command line and its output beat a memory.</w:t>
       </w:r>
     </w:p>
     <w:p>
@@ -2597,7 +3429,7 @@
         <w:pStyle w:val="Heading2"/>
       </w:pPr>
       <w:r>
-        <w:t>Step 4</w:t>
+        <w:t>Step 4 — Compare the plan to the product brief; reject any unrequested package or architecture</w:t>
       </w:r>
     </w:p>
     <w:p>
@@ -2607,15 +3439,15 @@
     </w:p>
     <w:p>
       <w:r>
-        <w:t>Run the narrowest relevant check first, then the full verification stack. Record the command, expected result, actual result and decision.</w:t>
-      </w:r>
-    </w:p>
-    <w:p>
-      <w:pPr>
-        <w:pStyle w:val="Heading2"/>
-      </w:pPr>
-      <w:r>
-        <w:t>Step 5</w:t>
+        <w:t>Run the narrowest check that exercises this step first; only then run the wider lint, type-check and build stack.</w:t>
+      </w:r>
+    </w:p>
+    <w:p>
+      <w:pPr>
+        <w:pStyle w:val="Heading2"/>
+      </w:pPr>
+      <w:r>
+        <w:t>Step 5 — Authorize one small increment and require the agent to summarize the resulting diff</w:t>
       </w:r>
     </w:p>
     <w:p>
@@ -2625,15 +3457,15 @@
     </w:p>
     <w:p>
       <w:r>
-        <w:t>Run the narrowest relevant check first, then the full verification stack. Record the command, expected result, actual result and decision.</w:t>
-      </w:r>
-    </w:p>
-    <w:p>
-      <w:pPr>
-        <w:pStyle w:val="Heading2"/>
-      </w:pPr>
-      <w:r>
-        <w:t>Step 6</w:t>
+        <w:t>Verify the failure path as well as the success path — break the input deliberately and confirm the app responds as designed.</w:t>
+      </w:r>
+    </w:p>
+    <w:p>
+      <w:pPr>
+        <w:pStyle w:val="Heading2"/>
+      </w:pPr>
+      <w:r>
+        <w:t>Step 6 — Run the verification commands yourself; record keep, refine, or revert with the evidence</w:t>
       </w:r>
     </w:p>
     <w:p>
@@ -2643,7 +3475,7 @@
     </w:p>
     <w:p>
       <w:r>
-        <w:t>Run the narrowest relevant check first, then the full verification stack. Record the command, expected result, actual result and decision.</w:t>
+        <w:t>Capture the command, expected result and actual result; if they differ, stop and investigate before the next step.</w:t>
       </w:r>
     </w:p>
     <w:p>
@@ -2677,7 +3509,7 @@
         <w:pStyle w:val="Heading2"/>
       </w:pPr>
       <w:r>
-        <w:t>Specify</w:t>
+        <w:t>Frame</w:t>
       </w:r>
     </w:p>
     <w:p>
@@ -2703,33 +3535,33 @@
         <w:pStyle w:val="Heading2"/>
       </w:pPr>
       <w:r>
+        <w:t>Generate</w:t>
+      </w:r>
+    </w:p>
+    <w:p>
+      <w:r>
+        <w:t>Authorize one bounded increment only.</w:t>
+      </w:r>
+    </w:p>
+    <w:p>
+      <w:pPr>
+        <w:pStyle w:val="Heading2"/>
+      </w:pPr>
+      <w:r>
         <w:t>Inspect</w:t>
       </w:r>
     </w:p>
     <w:p>
       <w:r>
-        <w:t>Challenge dependencies, hidden state, security, accessibility and testability.</w:t>
-      </w:r>
-    </w:p>
-    <w:p>
-      <w:pPr>
-        <w:pStyle w:val="Heading2"/>
-      </w:pPr>
-      <w:r>
-        <w:t>Implement</w:t>
-      </w:r>
-    </w:p>
-    <w:p>
-      <w:r>
-        <w:t>Authorize one bounded increment only.</w:t>
-      </w:r>
-    </w:p>
-    <w:p>
-      <w:pPr>
-        <w:pStyle w:val="Heading2"/>
-      </w:pPr>
-      <w:r>
-        <w:t>Test</w:t>
+        <w:t>Challenge dependencies, hidden state, security, accessibility and testability; trace the diff.</w:t>
+      </w:r>
+    </w:p>
+    <w:p>
+      <w:pPr>
+        <w:pStyle w:val="Heading2"/>
+      </w:pPr>
+      <w:r>
+        <w:t>Verify</w:t>
       </w:r>
     </w:p>
     <w:p>
@@ -2742,20 +3574,20 @@
         <w:pStyle w:val="Heading2"/>
       </w:pPr>
       <w:r>
-        <w:t>Critique and refine</w:t>
-      </w:r>
-    </w:p>
-    <w:p>
-      <w:r>
-        <w:t>Trace data and events, then request the smallest evidence-backed correction.</w:t>
-      </w:r>
-    </w:p>
-    <w:p>
-      <w:pPr>
-        <w:pStyle w:val="Heading2"/>
-      </w:pPr>
-      <w:r>
-        <w:t>Checkpoint</w:t>
+        <w:t>Correct</w:t>
+      </w:r>
+    </w:p>
+    <w:p>
+      <w:r>
+        <w:t>Request the smallest evidence-backed correction.</w:t>
+      </w:r>
+    </w:p>
+    <w:p>
+      <w:pPr>
+        <w:pStyle w:val="Heading2"/>
+      </w:pPr>
+      <w:r>
+        <w:t>Commit</w:t>
       </w:r>
     </w:p>
     <w:p>
@@ -2808,7 +3640,22 @@
     </w:p>
     <w:p>
       <w:r>
-        <w:t>Find the exact line, missing behavior or unverified assumption that would reveal this failure. Explain the user impact, then correct only the smallest responsible scope.</w:t>
+        <w:rPr>
+          <w:b/>
+        </w:rPr>
+        <w:t xml:space="preserve">Likely cause: </w:t>
+      </w:r>
+      <w:r>
+        <w:t xml:space="preserve">An unbounded goal invites an unreviewable thousand-line response. </w:t>
+      </w:r>
+      <w:r>
+        <w:rPr>
+          <w:b/>
+        </w:rPr>
+        <w:t xml:space="preserve">Recovery: </w:t>
+      </w:r>
+      <w:r>
+        <w:t>Split the request into one increment with named files and stop conditions.</w:t>
       </w:r>
     </w:p>
     <w:p>
@@ -2821,7 +3668,22 @@
     </w:p>
     <w:p>
       <w:r>
-        <w:t>Find the exact line, missing behavior or unverified assumption that would reveal this failure. Explain the user impact, then correct only the smallest responsible scope.</w:t>
+        <w:rPr>
+          <w:b/>
+        </w:rPr>
+        <w:t xml:space="preserve">Likely cause: </w:t>
+      </w:r>
+      <w:r>
+        <w:t xml:space="preserve">The plan was approved from its summary, not its dependency list. </w:t>
+      </w:r>
+      <w:r>
+        <w:rPr>
+          <w:b/>
+        </w:rPr>
+        <w:t xml:space="preserve">Recovery: </w:t>
+      </w:r>
+      <w:r>
+        <w:t>Reject the diff, forbid new dependencies in the constraints, and re-request the plan.</w:t>
       </w:r>
     </w:p>
     <w:p>
@@ -2834,7 +3696,22 @@
     </w:p>
     <w:p>
       <w:r>
-        <w:t>Find the exact line, missing behavior or unverified assumption that would reveal this failure. Explain the user impact, then correct only the smallest responsible scope.</w:t>
+        <w:rPr>
+          <w:b/>
+        </w:rPr>
+        <w:t xml:space="preserve">Likely cause: </w:t>
+      </w:r>
+      <w:r>
+        <w:t xml:space="preserve">The agent's fluent description felt equivalent to reading the change. </w:t>
+      </w:r>
+      <w:r>
+        <w:rPr>
+          <w:b/>
+        </w:rPr>
+        <w:t xml:space="preserve">Recovery: </w:t>
+      </w:r>
+      <w:r>
+        <w:t>Open the actual diff and explain each hunk yourself before accepting.</w:t>
       </w:r>
     </w:p>
     <w:p>
@@ -2847,7 +3724,22 @@
     </w:p>
     <w:p>
       <w:r>
-        <w:t>Find the exact line, missing behavior or unverified assumption that would reveal this failure. Explain the user impact, then correct only the smallest responsible scope.</w:t>
+        <w:rPr>
+          <w:b/>
+        </w:rPr>
+        <w:t xml:space="preserve">Likely cause: </w:t>
+      </w:r>
+      <w:r>
+        <w:t xml:space="preserve">A compiling app was mistaken for a correct app. </w:t>
+      </w:r>
+      <w:r>
+        <w:rPr>
+          <w:b/>
+        </w:rPr>
+        <w:t xml:space="preserve">Recovery: </w:t>
+      </w:r>
+      <w:r>
+        <w:t>Run the acceptance checks in the browser and record what you observed.</w:t>
       </w:r>
     </w:p>
     <w:p>
@@ -2984,6 +3876,62 @@
     </w:p>
     <w:p>
       <w:pPr>
+        <w:pStyle w:val="ListBullet"/>
+      </w:pPr>
+      <w:r>
+        <w:rPr>
+          <w:b/>
+        </w:rPr>
+        <w:t xml:space="preserve">function component — </w:t>
+      </w:r>
+      <w:r>
+        <w:t>A JavaScript function that accepts props and returns JSX describing part of the interface.</w:t>
+      </w:r>
+    </w:p>
+    <w:p>
+      <w:pPr>
+        <w:pStyle w:val="ListBullet"/>
+      </w:pPr>
+      <w:r>
+        <w:rPr>
+          <w:b/>
+        </w:rPr>
+        <w:t xml:space="preserve">JSX — </w:t>
+      </w:r>
+      <w:r>
+        <w:t>A syntax extension that lets JavaScript express element trees; it compiles to function calls, not HTML.</w:t>
+      </w:r>
+    </w:p>
+    <w:p>
+      <w:pPr>
+        <w:pStyle w:val="ListBullet"/>
+      </w:pPr>
+      <w:r>
+        <w:rPr>
+          <w:b/>
+        </w:rPr>
+        <w:t xml:space="preserve">semantic HTML — </w:t>
+      </w:r>
+      <w:r>
+        <w:t>Using elements such as header, nav, main and button for their meaning, so browsers and assistive technology understand the page structure.</w:t>
+      </w:r>
+    </w:p>
+    <w:p>
+      <w:pPr>
+        <w:pStyle w:val="ListBullet"/>
+      </w:pPr>
+      <w:r>
+        <w:rPr>
+          <w:b/>
+        </w:rPr>
+        <w:t xml:space="preserve">component tree — </w:t>
+      </w:r>
+      <w:r>
+        <w:t>The nested hierarchy of components React renders, mirroring how data flows down through props.</w:t>
+      </w:r>
+    </w:p>
+    <w:p>
+      <w:pPr>
         <w:pStyle w:val="Heading2"/>
       </w:pPr>
       <w:r>
@@ -3072,7 +4020,7 @@
         <w:pStyle w:val="Heading2"/>
       </w:pPr>
       <w:r>
-        <w:t>Step 1</w:t>
+        <w:t>Step 1 — Approve a shell containing header, navigation, main board region and footer; keep content synthetic</w:t>
       </w:r>
     </w:p>
     <w:p>
@@ -3082,15 +4030,15 @@
     </w:p>
     <w:p>
       <w:r>
-        <w:t>Before acting, predict the file and visible result. After acting, compare the prediction with the diff and capture evidence. Stop if the scope expands.</w:t>
-      </w:r>
-    </w:p>
-    <w:p>
-      <w:pPr>
-        <w:pStyle w:val="Heading2"/>
-      </w:pPr>
-      <w:r>
-        <w:t>Step 2</w:t>
+        <w:t>If the result differs from your prediction, treat the gap as information: find the exact line that explains it before continuing.</w:t>
+      </w:r>
+    </w:p>
+    <w:p>
+      <w:pPr>
+        <w:pStyle w:val="Heading2"/>
+      </w:pPr>
+      <w:r>
+        <w:t>Step 2 — Ask the agent to implement only `App.tsx` and focused CSS, preserving the Vite entry point</w:t>
       </w:r>
     </w:p>
     <w:p>
@@ -3100,15 +4048,15 @@
     </w:p>
     <w:p>
       <w:r>
-        <w:t>Before acting, predict the file and visible result. After acting, compare the prediction with the diff and capture evidence. Stop if the scope expands.</w:t>
-      </w:r>
-    </w:p>
-    <w:p>
-      <w:pPr>
-        <w:pStyle w:val="Heading2"/>
-      </w:pPr>
-      <w:r>
-        <w:t>Step 3</w:t>
+        <w:t>Record the evidence for this step while it is still on screen — a command line and its output beat a memory.</w:t>
+      </w:r>
+    </w:p>
+    <w:p>
+      <w:pPr>
+        <w:pStyle w:val="Heading2"/>
+      </w:pPr>
+      <w:r>
+        <w:t>Step 3 — Read the JSX aloud as a tree and identify every opening/closing tag and expression boundary</w:t>
       </w:r>
     </w:p>
     <w:p>
@@ -3118,7 +4066,7 @@
     </w:p>
     <w:p>
       <w:r>
-        <w:t>Before acting, predict the file and visible result. After acting, compare the prediction with the diff and capture evidence. Stop if the scope expands.</w:t>
+        <w:t>Predict which files this step should touch and what will change on screen; compare that prediction with the actual diff before moving on.</w:t>
       </w:r>
     </w:p>
     <w:p>
@@ -3160,7 +4108,7 @@
         <w:pStyle w:val="Heading2"/>
       </w:pPr>
       <w:r>
-        <w:t>Step 4</w:t>
+        <w:t>Step 4 — Inspect the diff for removed defaults, global CSS leakage, inaccessible navigation, or unexplained assets</w:t>
       </w:r>
     </w:p>
     <w:p>
@@ -3170,15 +4118,15 @@
     </w:p>
     <w:p>
       <w:r>
-        <w:t>Run the narrowest relevant check first, then the full verification stack. Record the command, expected result, actual result and decision.</w:t>
-      </w:r>
-    </w:p>
-    <w:p>
-      <w:pPr>
-        <w:pStyle w:val="Heading2"/>
-      </w:pPr>
-      <w:r>
-        <w:t>Step 5</w:t>
+        <w:t>Verify the failure path as well as the success path — break the input deliberately and confirm the app responds as designed.</w:t>
+      </w:r>
+    </w:p>
+    <w:p>
+      <w:pPr>
+        <w:pStyle w:val="Heading2"/>
+      </w:pPr>
+      <w:r>
+        <w:t>Step 5 — Run dev, lint and build; inspect the console and browser at 375 px and 1280 px</w:t>
       </w:r>
     </w:p>
     <w:p>
@@ -3188,15 +4136,15 @@
     </w:p>
     <w:p>
       <w:r>
-        <w:t>Run the narrowest relevant check first, then the full verification stack. Record the command, expected result, actual result and decision.</w:t>
-      </w:r>
-    </w:p>
-    <w:p>
-      <w:pPr>
-        <w:pStyle w:val="Heading2"/>
-      </w:pPr>
-      <w:r>
-        <w:t>Step 6</w:t>
+        <w:t>Capture the command, expected result and actual result; if they differ, stop and investigate before the next step.</w:t>
+      </w:r>
+    </w:p>
+    <w:p>
+      <w:pPr>
+        <w:pStyle w:val="Heading2"/>
+      </w:pPr>
+      <w:r>
+        <w:t>Step 6 — Commit only after the screen matches the brief and the learner can explain every changed line</w:t>
       </w:r>
     </w:p>
     <w:p>
@@ -3206,7 +4154,7 @@
     </w:p>
     <w:p>
       <w:r>
-        <w:t>Run the narrowest relevant check first, then the full verification stack. Record the command, expected result, actual result and decision.</w:t>
+        <w:t>If this step touches the interface, re-test at both a narrow and a wide viewport and note anything that clips or overflows.</w:t>
       </w:r>
     </w:p>
     <w:p>
@@ -3240,7 +4188,7 @@
         <w:pStyle w:val="Heading2"/>
       </w:pPr>
       <w:r>
-        <w:t>Specify</w:t>
+        <w:t>Frame</w:t>
       </w:r>
     </w:p>
     <w:p>
@@ -3266,33 +4214,33 @@
         <w:pStyle w:val="Heading2"/>
       </w:pPr>
       <w:r>
+        <w:t>Generate</w:t>
+      </w:r>
+    </w:p>
+    <w:p>
+      <w:r>
+        <w:t>Authorize one bounded increment only.</w:t>
+      </w:r>
+    </w:p>
+    <w:p>
+      <w:pPr>
+        <w:pStyle w:val="Heading2"/>
+      </w:pPr>
+      <w:r>
         <w:t>Inspect</w:t>
       </w:r>
     </w:p>
     <w:p>
       <w:r>
-        <w:t>Challenge dependencies, hidden state, security, accessibility and testability.</w:t>
-      </w:r>
-    </w:p>
-    <w:p>
-      <w:pPr>
-        <w:pStyle w:val="Heading2"/>
-      </w:pPr>
-      <w:r>
-        <w:t>Implement</w:t>
-      </w:r>
-    </w:p>
-    <w:p>
-      <w:r>
-        <w:t>Authorize one bounded increment only.</w:t>
-      </w:r>
-    </w:p>
-    <w:p>
-      <w:pPr>
-        <w:pStyle w:val="Heading2"/>
-      </w:pPr>
-      <w:r>
-        <w:t>Test</w:t>
+        <w:t>Challenge dependencies, hidden state, security, accessibility and testability; trace the diff.</w:t>
+      </w:r>
+    </w:p>
+    <w:p>
+      <w:pPr>
+        <w:pStyle w:val="Heading2"/>
+      </w:pPr>
+      <w:r>
+        <w:t>Verify</w:t>
       </w:r>
     </w:p>
     <w:p>
@@ -3305,20 +4253,20 @@
         <w:pStyle w:val="Heading2"/>
       </w:pPr>
       <w:r>
-        <w:t>Critique and refine</w:t>
-      </w:r>
-    </w:p>
-    <w:p>
-      <w:r>
-        <w:t>Trace data and events, then request the smallest evidence-backed correction.</w:t>
-      </w:r>
-    </w:p>
-    <w:p>
-      <w:pPr>
-        <w:pStyle w:val="Heading2"/>
-      </w:pPr>
-      <w:r>
-        <w:t>Checkpoint</w:t>
+        <w:t>Correct</w:t>
+      </w:r>
+    </w:p>
+    <w:p>
+      <w:r>
+        <w:t>Request the smallest evidence-backed correction.</w:t>
+      </w:r>
+    </w:p>
+    <w:p>
+      <w:pPr>
+        <w:pStyle w:val="Heading2"/>
+      </w:pPr>
+      <w:r>
+        <w:t>Commit</w:t>
       </w:r>
     </w:p>
     <w:p>
@@ -3371,7 +4319,22 @@
     </w:p>
     <w:p>
       <w:r>
-        <w:t>Find the exact line, missing behavior or unverified assumption that would reveal this failure. Explain the user impact, then correct only the smallest responsible scope.</w:t>
+        <w:rPr>
+          <w:b/>
+        </w:rPr>
+        <w:t xml:space="preserve">Likely cause: </w:t>
+      </w:r>
+      <w:r>
+        <w:t xml:space="preserve">A button was generated inside a link, producing invalid, inaccessible markup. </w:t>
+      </w:r>
+      <w:r>
+        <w:rPr>
+          <w:b/>
+        </w:rPr>
+        <w:t xml:space="preserve">Recovery: </w:t>
+      </w:r>
+      <w:r>
+        <w:t>Restructure so each interactive control stands alone, then re-check the accessibility tree.</w:t>
       </w:r>
     </w:p>
     <w:p>
@@ -3384,7 +4347,22 @@
     </w:p>
     <w:p>
       <w:r>
-        <w:t>Find the exact line, missing behavior or unverified assumption that would reveal this failure. Explain the user impact, then correct only the smallest responsible scope.</w:t>
+        <w:rPr>
+          <w:b/>
+        </w:rPr>
+        <w:t xml:space="preserve">Likely cause: </w:t>
+      </w:r>
+      <w:r>
+        <w:t xml:space="preserve">The model imitates div-heavy training examples unless semantics are demanded. </w:t>
+      </w:r>
+      <w:r>
+        <w:rPr>
+          <w:b/>
+        </w:rPr>
+        <w:t xml:space="preserve">Recovery: </w:t>
+      </w:r>
+      <w:r>
+        <w:t>Require header, nav, main and footer in the prompt and verify landmarks in DevTools.</w:t>
       </w:r>
     </w:p>
     <w:p>
@@ -3397,7 +4375,22 @@
     </w:p>
     <w:p>
       <w:r>
-        <w:t>Find the exact line, missing behavior or unverified assumption that would reveal this failure. Explain the user impact, then correct only the smallest responsible scope.</w:t>
+        <w:rPr>
+          <w:b/>
+        </w:rPr>
+        <w:t xml:space="preserve">Likely cause: </w:t>
+      </w:r>
+      <w:r>
+        <w:t xml:space="preserve">A universal selector or body rule leaked beyond the shell. </w:t>
+      </w:r>
+      <w:r>
+        <w:rPr>
+          <w:b/>
+        </w:rPr>
+        <w:t xml:space="preserve">Recovery: </w:t>
+      </w:r>
+      <w:r>
+        <w:t>Scope styles to classes owned by the component and re-test the rest of the app.</w:t>
       </w:r>
     </w:p>
     <w:p>
@@ -3410,7 +4403,22 @@
     </w:p>
     <w:p>
       <w:r>
-        <w:t>Find the exact line, missing behavior or unverified assumption that would reveal this failure. Explain the user impact, then correct only the smallest responsible scope.</w:t>
+        <w:rPr>
+          <w:b/>
+        </w:rPr>
+        <w:t xml:space="preserve">Likely cause: </w:t>
+      </w:r>
+      <w:r>
+        <w:t xml:space="preserve">The agent decorated the shell with assets nobody requested. </w:t>
+      </w:r>
+      <w:r>
+        <w:rPr>
+          <w:b/>
+        </w:rPr>
+        <w:t xml:space="preserve">Recovery: </w:t>
+      </w:r>
+      <w:r>
+        <w:t>Delete anything you cannot explain and note the rejection in the training log.</w:t>
       </w:r>
     </w:p>
     <w:p>
@@ -3626,6 +4634,62 @@
     </w:p>
     <w:p>
       <w:pPr>
+        <w:pStyle w:val="ListBullet"/>
+      </w:pPr>
+      <w:r>
+        <w:rPr>
+          <w:b/>
+        </w:rPr>
+        <w:t xml:space="preserve">TypeScript interface — </w:t>
+      </w:r>
+      <w:r>
+        <w:t>A named contract describing the shape of an object so the compiler can catch missing or mistyped fields.</w:t>
+      </w:r>
+    </w:p>
+    <w:p>
+      <w:pPr>
+        <w:pStyle w:val="ListBullet"/>
+      </w:pPr>
+      <w:r>
+        <w:rPr>
+          <w:b/>
+        </w:rPr>
+        <w:t xml:space="preserve">map — </w:t>
+      </w:r>
+      <w:r>
+        <w:t>The array method that transforms each item into a new value — in React, into an element — without mutating the source array.</w:t>
+      </w:r>
+    </w:p>
+    <w:p>
+      <w:pPr>
+        <w:pStyle w:val="ListBullet"/>
+      </w:pPr>
+      <w:r>
+        <w:rPr>
+          <w:b/>
+        </w:rPr>
+        <w:t xml:space="preserve">stable key — </w:t>
+      </w:r>
+      <w:r>
+        <w:t>An identifier tied to the data item rather than its position, so React can match list items between renders.</w:t>
+      </w:r>
+    </w:p>
+    <w:p>
+      <w:pPr>
+        <w:pStyle w:val="ListBullet"/>
+      </w:pPr>
+      <w:r>
+        <w:rPr>
+          <w:b/>
+        </w:rPr>
+        <w:t xml:space="preserve">derived view — </w:t>
+      </w:r>
+      <w:r>
+        <w:t>Data computed from existing state during render instead of stored as a second copy that can drift.</w:t>
+      </w:r>
+    </w:p>
+    <w:p>
+      <w:pPr>
         <w:pStyle w:val="Heading2"/>
       </w:pPr>
       <w:r>
@@ -3714,7 +4778,7 @@
         <w:pStyle w:val="Heading2"/>
       </w:pPr>
       <w:r>
-        <w:t>Step 1</w:t>
+        <w:t>Step 1 — Define `Task` with id, title, owner, status, points and priority; restrict status to a union</w:t>
       </w:r>
     </w:p>
     <w:p>
@@ -3724,15 +4788,15 @@
     </w:p>
     <w:p>
       <w:r>
-        <w:t>Before acting, predict the file and visible result. After acting, compare the prediction with the diff and capture evidence. Stop if the scope expands.</w:t>
-      </w:r>
-    </w:p>
-    <w:p>
-      <w:pPr>
-        <w:pStyle w:val="Heading2"/>
-      </w:pPr>
-      <w:r>
-        <w:t>Step 2</w:t>
+        <w:t>If the result differs from your prediction, treat the gap as information: find the exact line that explains it before continuing.</w:t>
+      </w:r>
+    </w:p>
+    <w:p>
+      <w:pPr>
+        <w:pStyle w:val="Heading2"/>
+      </w:pPr>
+      <w:r>
+        <w:t>Step 2 — Create eight synthetic tasks with unique stable string IDs and no personal data</w:t>
       </w:r>
     </w:p>
     <w:p>
@@ -3742,15 +4806,15 @@
     </w:p>
     <w:p>
       <w:r>
-        <w:t>Before acting, predict the file and visible result. After acting, compare the prediction with the diff and capture evidence. Stop if the scope expands.</w:t>
-      </w:r>
-    </w:p>
-    <w:p>
-      <w:pPr>
-        <w:pStyle w:val="Heading2"/>
-      </w:pPr>
-      <w:r>
-        <w:t>Step 3</w:t>
+        <w:t>Record the evidence for this step while it is still on screen — a command line and its output beat a memory.</w:t>
+      </w:r>
+    </w:p>
+    <w:p>
+      <w:pPr>
+        <w:pStyle w:val="Heading2"/>
+      </w:pPr>
+      <w:r>
+        <w:t>Step 3 — Plan a TaskList that receives tasks through props and maps each item to visible output</w:t>
       </w:r>
     </w:p>
     <w:p>
@@ -3760,7 +4824,7 @@
     </w:p>
     <w:p>
       <w:r>
-        <w:t>Before acting, predict the file and visible result. After acting, compare the prediction with the diff and capture evidence. Stop if the scope expands.</w:t>
+        <w:t>Predict which files this step should touch and what will change on screen; compare that prediction with the actual diff before moving on.</w:t>
       </w:r>
     </w:p>
     <w:p>
@@ -3802,7 +4866,7 @@
         <w:pStyle w:val="Heading2"/>
       </w:pPr>
       <w:r>
-        <w:t>Step 4</w:t>
+        <w:t>Step 4 — Generate the component, then inspect for `key={index}`, inline mutation and missing empty output</w:t>
       </w:r>
     </w:p>
     <w:p>
@@ -3812,15 +4876,15 @@
     </w:p>
     <w:p>
       <w:r>
-        <w:t>Run the narrowest relevant check first, then the full verification stack. Record the command, expected result, actual result and decision.</w:t>
-      </w:r>
-    </w:p>
-    <w:p>
-      <w:pPr>
-        <w:pStyle w:val="Heading2"/>
-      </w:pPr>
-      <w:r>
-        <w:t>Step 5</w:t>
+        <w:t>Verify the failure path as well as the success path — break the input deliberately and confirm the app responds as designed.</w:t>
+      </w:r>
+    </w:p>
+    <w:p>
+      <w:pPr>
+        <w:pStyle w:val="Heading2"/>
+      </w:pPr>
+      <w:r>
+        <w:t>Step 5 — Reorder the array and verify task identity remains correct; temporarily pass an empty array</w:t>
       </w:r>
     </w:p>
     <w:p>
@@ -3830,15 +4894,15 @@
     </w:p>
     <w:p>
       <w:r>
-        <w:t>Run the narrowest relevant check first, then the full verification stack. Record the command, expected result, actual result and decision.</w:t>
-      </w:r>
-    </w:p>
-    <w:p>
-      <w:pPr>
-        <w:pStyle w:val="Heading2"/>
-      </w:pPr>
-      <w:r>
-        <w:t>Step 6</w:t>
+        <w:t>Capture the command, expected result and actual result; if they differ, stop and investigate before the next step.</w:t>
+      </w:r>
+    </w:p>
+    <w:p>
+      <w:pPr>
+        <w:pStyle w:val="Heading2"/>
+      </w:pPr>
+      <w:r>
+        <w:t>Step 6 — Run type-check, lint and build; record why a database-style ID is safer than the array index</w:t>
       </w:r>
     </w:p>
     <w:p>
@@ -3848,7 +4912,7 @@
     </w:p>
     <w:p>
       <w:r>
-        <w:t>Run the narrowest relevant check first, then the full verification stack. Record the command, expected result, actual result and decision.</w:t>
+        <w:t>If this step touches the interface, re-test at both a narrow and a wide viewport and note anything that clips or overflows.</w:t>
       </w:r>
     </w:p>
     <w:p>
@@ -3882,7 +4946,7 @@
         <w:pStyle w:val="Heading2"/>
       </w:pPr>
       <w:r>
-        <w:t>Specify</w:t>
+        <w:t>Frame</w:t>
       </w:r>
     </w:p>
     <w:p>
@@ -3908,33 +4972,33 @@
         <w:pStyle w:val="Heading2"/>
       </w:pPr>
       <w:r>
+        <w:t>Generate</w:t>
+      </w:r>
+    </w:p>
+    <w:p>
+      <w:r>
+        <w:t>Authorize one bounded increment only.</w:t>
+      </w:r>
+    </w:p>
+    <w:p>
+      <w:pPr>
+        <w:pStyle w:val="Heading2"/>
+      </w:pPr>
+      <w:r>
         <w:t>Inspect</w:t>
       </w:r>
     </w:p>
     <w:p>
       <w:r>
-        <w:t>Challenge dependencies, hidden state, security, accessibility and testability.</w:t>
-      </w:r>
-    </w:p>
-    <w:p>
-      <w:pPr>
-        <w:pStyle w:val="Heading2"/>
-      </w:pPr>
-      <w:r>
-        <w:t>Implement</w:t>
-      </w:r>
-    </w:p>
-    <w:p>
-      <w:r>
-        <w:t>Authorize one bounded increment only.</w:t>
-      </w:r>
-    </w:p>
-    <w:p>
-      <w:pPr>
-        <w:pStyle w:val="Heading2"/>
-      </w:pPr>
-      <w:r>
-        <w:t>Test</w:t>
+        <w:t>Challenge dependencies, hidden state, security, accessibility and testability; trace the diff.</w:t>
+      </w:r>
+    </w:p>
+    <w:p>
+      <w:pPr>
+        <w:pStyle w:val="Heading2"/>
+      </w:pPr>
+      <w:r>
+        <w:t>Verify</w:t>
       </w:r>
     </w:p>
     <w:p>
@@ -3947,20 +5011,20 @@
         <w:pStyle w:val="Heading2"/>
       </w:pPr>
       <w:r>
-        <w:t>Critique and refine</w:t>
-      </w:r>
-    </w:p>
-    <w:p>
-      <w:r>
-        <w:t>Trace data and events, then request the smallest evidence-backed correction.</w:t>
-      </w:r>
-    </w:p>
-    <w:p>
-      <w:pPr>
-        <w:pStyle w:val="Heading2"/>
-      </w:pPr>
-      <w:r>
-        <w:t>Checkpoint</w:t>
+        <w:t>Correct</w:t>
+      </w:r>
+    </w:p>
+    <w:p>
+      <w:r>
+        <w:t>Request the smallest evidence-backed correction.</w:t>
+      </w:r>
+    </w:p>
+    <w:p>
+      <w:pPr>
+        <w:pStyle w:val="Heading2"/>
+      </w:pPr>
+      <w:r>
+        <w:t>Commit</w:t>
       </w:r>
     </w:p>
     <w:p>
@@ -4013,7 +5077,22 @@
     </w:p>
     <w:p>
       <w:r>
-        <w:t>Find the exact line, missing behavior or unverified assumption that would reveal this failure. Explain the user impact, then correct only the smallest responsible scope.</w:t>
+        <w:rPr>
+          <w:b/>
+        </w:rPr>
+        <w:t xml:space="preserve">Likely cause: </w:t>
+      </w:r>
+      <w:r>
+        <w:t xml:space="preserve">The array index was the easiest unique-looking value at hand. </w:t>
+      </w:r>
+      <w:r>
+        <w:rPr>
+          <w:b/>
+        </w:rPr>
+        <w:t xml:space="preserve">Recovery: </w:t>
+      </w:r>
+      <w:r>
+        <w:t>Key by task.id and re-test reordering to confirm identity is preserved.</w:t>
       </w:r>
     </w:p>
     <w:p>
@@ -4026,7 +5105,22 @@
     </w:p>
     <w:p>
       <w:r>
-        <w:t>Find the exact line, missing behavior or unverified assumption that would reveal this failure. Explain the user impact, then correct only the smallest responsible scope.</w:t>
+        <w:rPr>
+          <w:b/>
+        </w:rPr>
+        <w:t xml:space="preserve">Likely cause: </w:t>
+      </w:r>
+      <w:r>
+        <w:t xml:space="preserve">Hand-written synthetic data repeated an id after copy-paste. </w:t>
+      </w:r>
+      <w:r>
+        <w:rPr>
+          <w:b/>
+        </w:rPr>
+        <w:t xml:space="preserve">Recovery: </w:t>
+      </w:r>
+      <w:r>
+        <w:t>Deduplicate the ids, then add a check that asserts uniqueness.</w:t>
       </w:r>
     </w:p>
     <w:p>
@@ -4039,7 +5133,22 @@
     </w:p>
     <w:p>
       <w:r>
-        <w:t>Find the exact line, missing behavior or unverified assumption that would reveal this failure. Explain the user impact, then correct only the smallest responsible scope.</w:t>
+        <w:rPr>
+          <w:b/>
+        </w:rPr>
+        <w:t xml:space="preserve">Likely cause: </w:t>
+      </w:r>
+      <w:r>
+        <w:t xml:space="preserve">A task object was interpolated directly into JSX, which React cannot render. </w:t>
+      </w:r>
+      <w:r>
+        <w:rPr>
+          <w:b/>
+        </w:rPr>
+        <w:t xml:space="preserve">Recovery: </w:t>
+      </w:r>
+      <w:r>
+        <w:t>Render named fields such as task.title and task.owner instead.</w:t>
       </w:r>
     </w:p>
     <w:p>
@@ -4052,7 +5161,22 @@
     </w:p>
     <w:p>
       <w:r>
-        <w:t>Find the exact line, missing behavior or unverified assumption that would reveal this failure. Explain the user impact, then correct only the smallest responsible scope.</w:t>
+        <w:rPr>
+          <w:b/>
+        </w:rPr>
+        <w:t xml:space="preserve">Likely cause: </w:t>
+      </w:r>
+      <w:r>
+        <w:t xml:space="preserve">sort or splice was called on the imported array inside the component. </w:t>
+      </w:r>
+      <w:r>
+        <w:rPr>
+          <w:b/>
+        </w:rPr>
+        <w:t xml:space="preserve">Recovery: </w:t>
+      </w:r>
+      <w:r>
+        <w:t>Copy first — [...tasks].sort(...) — so the source data stays untouched.</w:t>
       </w:r>
     </w:p>
     <w:p>
@@ -4189,6 +5313,62 @@
     </w:p>
     <w:p>
       <w:pPr>
+        <w:pStyle w:val="ListBullet"/>
+      </w:pPr>
+      <w:r>
+        <w:rPr>
+          <w:b/>
+        </w:rPr>
+        <w:t xml:space="preserve">component boundary — </w:t>
+      </w:r>
+      <w:r>
+        <w:t>The dividing line that decides what a component owns, what it receives as props and what it must not know about.</w:t>
+      </w:r>
+    </w:p>
+    <w:p>
+      <w:pPr>
+        <w:pStyle w:val="ListBullet"/>
+      </w:pPr>
+      <w:r>
+        <w:rPr>
+          <w:b/>
+        </w:rPr>
+        <w:t xml:space="preserve">props — </w:t>
+      </w:r>
+      <w:r>
+        <w:t>Read-only inputs a parent passes to a child component; the child never modifies them.</w:t>
+      </w:r>
+    </w:p>
+    <w:p>
+      <w:pPr>
+        <w:pStyle w:val="ListBullet"/>
+      </w:pPr>
+      <w:r>
+        <w:rPr>
+          <w:b/>
+        </w:rPr>
+        <w:t xml:space="preserve">composition — </w:t>
+      </w:r>
+      <w:r>
+        <w:t>Building complex UI by nesting simple components rather than configuring one large component with flags.</w:t>
+      </w:r>
+    </w:p>
+    <w:p>
+      <w:pPr>
+        <w:pStyle w:val="ListBullet"/>
+      </w:pPr>
+      <w:r>
+        <w:rPr>
+          <w:b/>
+        </w:rPr>
+        <w:t xml:space="preserve">single responsibility — </w:t>
+      </w:r>
+      <w:r>
+        <w:t>Each component does one job, so changes and reviews stay local.</w:t>
+      </w:r>
+    </w:p>
+    <w:p>
+      <w:pPr>
         <w:pStyle w:val="Heading2"/>
       </w:pPr>
       <w:r>
@@ -4277,7 +5457,7 @@
         <w:pStyle w:val="Heading2"/>
       </w:pPr>
       <w:r>
-        <w:t>Step 1</w:t>
+        <w:t>Step 1 — Draw the component tree from App to Board, TaskColumn and TaskCard before editing code</w:t>
       </w:r>
     </w:p>
     <w:p>
@@ -4287,15 +5467,15 @@
     </w:p>
     <w:p>
       <w:r>
-        <w:t>Before acting, predict the file and visible result. After acting, compare the prediction with the diff and capture evidence. Stop if the scope expands.</w:t>
-      </w:r>
-    </w:p>
-    <w:p>
-      <w:pPr>
-        <w:pStyle w:val="Heading2"/>
-      </w:pPr>
-      <w:r>
-        <w:t>Step 2</w:t>
+        <w:t>Record the evidence for this step while it is still on screen — a command line and its output beat a memory.</w:t>
+      </w:r>
+    </w:p>
+    <w:p>
+      <w:pPr>
+        <w:pStyle w:val="Heading2"/>
+      </w:pPr>
+      <w:r>
+        <w:t>Step 2 — Define each prop interface and decide which values are required, optional, or callbacks</w:t>
       </w:r>
     </w:p>
     <w:p>
@@ -4305,15 +5485,15 @@
     </w:p>
     <w:p>
       <w:r>
-        <w:t>Before acting, predict the file and visible result. After acting, compare the prediction with the diff and capture evidence. Stop if the scope expands.</w:t>
-      </w:r>
-    </w:p>
-    <w:p>
-      <w:pPr>
-        <w:pStyle w:val="Heading2"/>
-      </w:pPr>
-      <w:r>
-        <w:t>Step 3</w:t>
+        <w:t>Predict which files this step should touch and what will change on screen; compare that prediction with the actual diff before moving on.</w:t>
+      </w:r>
+    </w:p>
+    <w:p>
+      <w:pPr>
+        <w:pStyle w:val="Heading2"/>
+      </w:pPr>
+      <w:r>
+        <w:t>Step 3 — Ask the agent for a refactor plan that preserves visible behavior and names moves versus edits</w:t>
       </w:r>
     </w:p>
     <w:p>
@@ -4323,7 +5503,7 @@
     </w:p>
     <w:p>
       <w:r>
-        <w:t>Before acting, predict the file and visible result. After acting, compare the prediction with the diff and capture evidence. Stop if the scope expands.</w:t>
+        <w:t>Say out loud what success looks like for this step before acting; afterwards capture the command output or screenshot that proves it.</w:t>
       </w:r>
     </w:p>
     <w:p>
@@ -4365,7 +5545,7 @@
         <w:pStyle w:val="Heading2"/>
       </w:pPr>
       <w:r>
-        <w:t>Step 4</w:t>
+        <w:t>Step 4 — Implement one extraction at a time; run the app after each move to isolate regressions</w:t>
       </w:r>
     </w:p>
     <w:p>
@@ -4375,15 +5555,15 @@
     </w:p>
     <w:p>
       <w:r>
-        <w:t>Run the narrowest relevant check first, then the full verification stack. Record the command, expected result, actual result and decision.</w:t>
-      </w:r>
-    </w:p>
-    <w:p>
-      <w:pPr>
-        <w:pStyle w:val="Heading2"/>
-      </w:pPr>
-      <w:r>
-        <w:t>Step 5</w:t>
+        <w:t>Capture the command, expected result and actual result; if they differ, stop and investigate before the next step.</w:t>
+      </w:r>
+    </w:p>
+    <w:p>
+      <w:pPr>
+        <w:pStyle w:val="Heading2"/>
+      </w:pPr>
+      <w:r>
+        <w:t>Step 5 — Inspect for prop drilling caused by misplaced state, duplicated markup and components that read globals</w:t>
       </w:r>
     </w:p>
     <w:p>
@@ -4393,15 +5573,15 @@
     </w:p>
     <w:p>
       <w:r>
-        <w:t>Run the narrowest relevant check first, then the full verification stack. Record the command, expected result, actual result and decision.</w:t>
-      </w:r>
-    </w:p>
-    <w:p>
-      <w:pPr>
-        <w:pStyle w:val="Heading2"/>
-      </w:pPr>
-      <w:r>
-        <w:t>Step 6</w:t>
+        <w:t>If this step touches the interface, re-test at both a narrow and a wide viewport and note anything that clips or overflows.</w:t>
+      </w:r>
+    </w:p>
+    <w:p>
+      <w:pPr>
+        <w:pStyle w:val="Heading2"/>
+      </w:pPr>
+      <w:r>
+        <w:t>Step 6 — Use React DevTools to identify boundaries, then lint/build and commit the refactor separately</w:t>
       </w:r>
     </w:p>
     <w:p>
@@ -4411,7 +5591,7 @@
     </w:p>
     <w:p>
       <w:r>
-        <w:t>Run the narrowest relevant check first, then the full verification stack. Record the command, expected result, actual result and decision.</w:t>
+        <w:t>Ask the agent to explain any part of this step's diff you cannot explain yourself; unresolved lines block the checkpoint.</w:t>
       </w:r>
     </w:p>
     <w:p>
@@ -4445,7 +5625,7 @@
         <w:pStyle w:val="Heading2"/>
       </w:pPr>
       <w:r>
-        <w:t>Specify</w:t>
+        <w:t>Frame</w:t>
       </w:r>
     </w:p>
     <w:p>
@@ -4471,33 +5651,33 @@
         <w:pStyle w:val="Heading2"/>
       </w:pPr>
       <w:r>
+        <w:t>Generate</w:t>
+      </w:r>
+    </w:p>
+    <w:p>
+      <w:r>
+        <w:t>Authorize one bounded increment only.</w:t>
+      </w:r>
+    </w:p>
+    <w:p>
+      <w:pPr>
+        <w:pStyle w:val="Heading2"/>
+      </w:pPr>
+      <w:r>
         <w:t>Inspect</w:t>
       </w:r>
     </w:p>
     <w:p>
       <w:r>
-        <w:t>Challenge dependencies, hidden state, security, accessibility and testability.</w:t>
-      </w:r>
-    </w:p>
-    <w:p>
-      <w:pPr>
-        <w:pStyle w:val="Heading2"/>
-      </w:pPr>
-      <w:r>
-        <w:t>Implement</w:t>
-      </w:r>
-    </w:p>
-    <w:p>
-      <w:r>
-        <w:t>Authorize one bounded increment only.</w:t>
-      </w:r>
-    </w:p>
-    <w:p>
-      <w:pPr>
-        <w:pStyle w:val="Heading2"/>
-      </w:pPr>
-      <w:r>
-        <w:t>Test</w:t>
+        <w:t>Challenge dependencies, hidden state, security, accessibility and testability; trace the diff.</w:t>
+      </w:r>
+    </w:p>
+    <w:p>
+      <w:pPr>
+        <w:pStyle w:val="Heading2"/>
+      </w:pPr>
+      <w:r>
+        <w:t>Verify</w:t>
       </w:r>
     </w:p>
     <w:p>
@@ -4510,20 +5690,20 @@
         <w:pStyle w:val="Heading2"/>
       </w:pPr>
       <w:r>
-        <w:t>Critique and refine</w:t>
-      </w:r>
-    </w:p>
-    <w:p>
-      <w:r>
-        <w:t>Trace data and events, then request the smallest evidence-backed correction.</w:t>
-      </w:r>
-    </w:p>
-    <w:p>
-      <w:pPr>
-        <w:pStyle w:val="Heading2"/>
-      </w:pPr>
-      <w:r>
-        <w:t>Checkpoint</w:t>
+        <w:t>Correct</w:t>
+      </w:r>
+    </w:p>
+    <w:p>
+      <w:r>
+        <w:t>Request the smallest evidence-backed correction.</w:t>
+      </w:r>
+    </w:p>
+    <w:p>
+      <w:pPr>
+        <w:pStyle w:val="Heading2"/>
+      </w:pPr>
+      <w:r>
+        <w:t>Commit</w:t>
       </w:r>
     </w:p>
     <w:p>
@@ -4576,7 +5756,22 @@
     </w:p>
     <w:p>
       <w:r>
-        <w:t>Find the exact line, missing behavior or unverified assumption that would reveal this failure. Explain the user impact, then correct only the smallest responsible scope.</w:t>
+        <w:rPr>
+          <w:b/>
+        </w:rPr>
+        <w:t xml:space="preserve">Likely cause: </w:t>
+      </w:r>
+      <w:r>
+        <w:t xml:space="preserve">Extraction and 'improvements' were mixed into one diff. </w:t>
+      </w:r>
+      <w:r>
+        <w:rPr>
+          <w:b/>
+        </w:rPr>
+        <w:t xml:space="preserve">Recovery: </w:t>
+      </w:r>
+      <w:r>
+        <w:t>Revert to the checkpoint and redo the refactor with behavior frozen; improve in a separate commit.</w:t>
       </w:r>
     </w:p>
     <w:p>
@@ -4589,7 +5784,22 @@
     </w:p>
     <w:p>
       <w:r>
-        <w:t>Find the exact line, missing behavior or unverified assumption that would reveal this failure. Explain the user impact, then correct only the smallest responsible scope.</w:t>
+        <w:rPr>
+          <w:b/>
+        </w:rPr>
+        <w:t xml:space="preserve">Likely cause: </w:t>
+      </w:r>
+      <w:r>
+        <w:t xml:space="preserve">any silences the compiler exactly where contracts matter most. </w:t>
+      </w:r>
+      <w:r>
+        <w:rPr>
+          <w:b/>
+        </w:rPr>
+        <w:t xml:space="preserve">Recovery: </w:t>
+      </w:r>
+      <w:r>
+        <w:t>Write a real interface per component and let type errors reveal wrong assumptions.</w:t>
       </w:r>
     </w:p>
     <w:p>
@@ -4602,7 +5812,22 @@
     </w:p>
     <w:p>
       <w:r>
-        <w:t>Find the exact line, missing behavior or unverified assumption that would reveal this failure. Explain the user impact, then correct only the smallest responsible scope.</w:t>
+        <w:rPr>
+          <w:b/>
+        </w:rPr>
+        <w:t xml:space="preserve">Likely cause: </w:t>
+      </w:r>
+      <w:r>
+        <w:t xml:space="preserve">Importing the task array directly hid the component's true inputs. </w:t>
+      </w:r>
+      <w:r>
+        <w:rPr>
+          <w:b/>
+        </w:rPr>
+        <w:t xml:space="preserve">Recovery: </w:t>
+      </w:r>
+      <w:r>
+        <w:t>Pass tasks through props so the data path is explicit and testable.</w:t>
       </w:r>
     </w:p>
     <w:p>
@@ -4615,7 +5840,22 @@
     </w:p>
     <w:p>
       <w:r>
-        <w:t>Find the exact line, missing behavior or unverified assumption that would reveal this failure. Explain the user impact, then correct only the smallest responsible scope.</w:t>
+        <w:rPr>
+          <w:b/>
+        </w:rPr>
+        <w:t xml:space="preserve">Likely cause: </w:t>
+      </w:r>
+      <w:r>
+        <w:t xml:space="preserve">The extraction stopped at markup and left logic tangled. </w:t>
+      </w:r>
+      <w:r>
+        <w:rPr>
+          <w:b/>
+        </w:rPr>
+        <w:t xml:space="preserve">Recovery: </w:t>
+      </w:r>
+      <w:r>
+        <w:t>Name each component's single job in one sentence; move anything that does not fit it.</w:t>
       </w:r>
     </w:p>
     <w:p>
@@ -4752,6 +5992,62 @@
     </w:p>
     <w:p>
       <w:pPr>
+        <w:pStyle w:val="ListBullet"/>
+      </w:pPr>
+      <w:r>
+        <w:rPr>
+          <w:b/>
+        </w:rPr>
+        <w:t xml:space="preserve">children — </w:t>
+      </w:r>
+      <w:r>
+        <w:t>The special prop carrying whatever JSX a parent nests inside a component's tags.</w:t>
+      </w:r>
+    </w:p>
+    <w:p>
+      <w:pPr>
+        <w:pStyle w:val="ListBullet"/>
+      </w:pPr>
+      <w:r>
+        <w:rPr>
+          <w:b/>
+        </w:rPr>
+        <w:t xml:space="preserve">composition — </w:t>
+      </w:r>
+      <w:r>
+        <w:t>Building complex UI by nesting simple components rather than configuring one large component with flags.</w:t>
+      </w:r>
+    </w:p>
+    <w:p>
+      <w:pPr>
+        <w:pStyle w:val="ListBullet"/>
+      </w:pPr>
+      <w:r>
+        <w:rPr>
+          <w:b/>
+        </w:rPr>
+        <w:t xml:space="preserve">slot — </w:t>
+      </w:r>
+      <w:r>
+        <w:t>A named insertion point — such as a title or actions prop — where a parent supplies custom content to a reusable shell.</w:t>
+      </w:r>
+    </w:p>
+    <w:p>
+      <w:pPr>
+        <w:pStyle w:val="ListBullet"/>
+      </w:pPr>
+      <w:r>
+        <w:rPr>
+          <w:b/>
+        </w:rPr>
+        <w:t xml:space="preserve">fallback content — </w:t>
+      </w:r>
+      <w:r>
+        <w:t>What a component renders when expected content is absent, such as an empty-state message.</w:t>
+      </w:r>
+    </w:p>
+    <w:p>
+      <w:pPr>
         <w:pStyle w:val="Heading2"/>
       </w:pPr>
       <w:r>
@@ -4832,7 +6128,7 @@
         <w:pStyle w:val="Heading2"/>
       </w:pPr>
       <w:r>
-        <w:t>Step 1</w:t>
+        <w:t>Step 1 — Identify repeated panel chrome and distinguish it from the unique content inside each panel</w:t>
       </w:r>
     </w:p>
     <w:p>
@@ -4842,15 +6138,15 @@
     </w:p>
     <w:p>
       <w:r>
-        <w:t>Before acting, predict the file and visible result. After acting, compare the prediction with the diff and capture evidence. Stop if the scope expands.</w:t>
-      </w:r>
-    </w:p>
-    <w:p>
-      <w:pPr>
-        <w:pStyle w:val="Heading2"/>
-      </w:pPr>
-      <w:r>
-        <w:t>Step 2</w:t>
+        <w:t>Predict which files this step should touch and what will change on screen; compare that prediction with the actual diff before moving on.</w:t>
+      </w:r>
+    </w:p>
+    <w:p>
+      <w:pPr>
+        <w:pStyle w:val="Heading2"/>
+      </w:pPr>
+      <w:r>
+        <w:t>Step 2 — Create a typed Panel accepting title, optional actions and ReactNode children</w:t>
       </w:r>
     </w:p>
     <w:p>
@@ -4860,15 +6156,15 @@
     </w:p>
     <w:p>
       <w:r>
-        <w:t>Before acting, predict the file and visible result. After acting, compare the prediction with the diff and capture evidence. Stop if the scope expands.</w:t>
-      </w:r>
-    </w:p>
-    <w:p>
-      <w:pPr>
-        <w:pStyle w:val="Heading2"/>
-      </w:pPr>
-      <w:r>
-        <w:t>Step 3</w:t>
+        <w:t>Say out loud what success looks like for this step before acting; afterwards capture the command output or screenshot that proves it.</w:t>
+      </w:r>
+    </w:p>
+    <w:p>
+      <w:pPr>
+        <w:pStyle w:val="Heading2"/>
+      </w:pPr>
+      <w:r>
+        <w:t>Step 3 — Replace duplicated wrappers without changing the order or semantics of content</w:t>
       </w:r>
     </w:p>
     <w:p>
@@ -4878,7 +6174,7 @@
     </w:p>
     <w:p>
       <w:r>
-        <w:t>Before acting, predict the file and visible result. After acting, compare the prediction with the diff and capture evidence. Stop if the scope expands.</w:t>
+        <w:t>Keep the agent inside the declared file scope here — if its proposal reaches further, stop and narrow the request.</w:t>
       </w:r>
     </w:p>
     <w:p>
@@ -4920,7 +6216,7 @@
         <w:pStyle w:val="Heading2"/>
       </w:pPr>
       <w:r>
-        <w:t>Step 4</w:t>
+        <w:t>Step 4 — Create an EmptyState that composes a heading, explanation and optional action</w:t>
       </w:r>
     </w:p>
     <w:p>
@@ -4930,15 +6226,15 @@
     </w:p>
     <w:p>
       <w:r>
-        <w:t>Run the narrowest relevant check first, then the full verification stack. Record the command, expected result, actual result and decision.</w:t>
-      </w:r>
-    </w:p>
-    <w:p>
-      <w:pPr>
-        <w:pStyle w:val="Heading2"/>
-      </w:pPr>
-      <w:r>
-        <w:t>Step 5</w:t>
+        <w:t>If this step touches the interface, re-test at both a narrow and a wide viewport and note anything that clips or overflows.</w:t>
+      </w:r>
+    </w:p>
+    <w:p>
+      <w:pPr>
+        <w:pStyle w:val="Heading2"/>
+      </w:pPr>
+      <w:r>
+        <w:t>Step 5 — Inspect generated code for nested ternaries and a proliferation of `showX` boolean props</w:t>
       </w:r>
     </w:p>
     <w:p>
@@ -4948,15 +6244,15 @@
     </w:p>
     <w:p>
       <w:r>
-        <w:t>Run the narrowest relevant check first, then the full verification stack. Record the command, expected result, actual result and decision.</w:t>
-      </w:r>
-    </w:p>
-    <w:p>
-      <w:pPr>
-        <w:pStyle w:val="Heading2"/>
-      </w:pPr>
-      <w:r>
-        <w:t>Step 6</w:t>
+        <w:t>Ask the agent to explain any part of this step's diff you cannot explain yourself; unresolved lines block the checkpoint.</w:t>
+      </w:r>
+    </w:p>
+    <w:p>
+      <w:pPr>
+        <w:pStyle w:val="Heading2"/>
+      </w:pPr>
+      <w:r>
+        <w:t>Step 6 — Render two different Panel contents and two EmptyState variants; lint and build</w:t>
       </w:r>
     </w:p>
     <w:p>
@@ -4966,7 +6262,7 @@
     </w:p>
     <w:p>
       <w:r>
-        <w:t>Run the narrowest relevant check first, then the full verification stack. Record the command, expected result, actual result and decision.</w:t>
+        <w:t>When this step passes, decide keep, refine or revert explicitly and write one sentence recording why.</w:t>
       </w:r>
     </w:p>
     <w:p>
@@ -5000,7 +6296,7 @@
         <w:pStyle w:val="Heading2"/>
       </w:pPr>
       <w:r>
-        <w:t>Specify</w:t>
+        <w:t>Frame</w:t>
       </w:r>
     </w:p>
     <w:p>
@@ -5026,33 +6322,33 @@
         <w:pStyle w:val="Heading2"/>
       </w:pPr>
       <w:r>
+        <w:t>Generate</w:t>
+      </w:r>
+    </w:p>
+    <w:p>
+      <w:r>
+        <w:t>Authorize one bounded increment only.</w:t>
+      </w:r>
+    </w:p>
+    <w:p>
+      <w:pPr>
+        <w:pStyle w:val="Heading2"/>
+      </w:pPr>
+      <w:r>
         <w:t>Inspect</w:t>
       </w:r>
     </w:p>
     <w:p>
       <w:r>
-        <w:t>Challenge dependencies, hidden state, security, accessibility and testability.</w:t>
-      </w:r>
-    </w:p>
-    <w:p>
-      <w:pPr>
-        <w:pStyle w:val="Heading2"/>
-      </w:pPr>
-      <w:r>
-        <w:t>Implement</w:t>
-      </w:r>
-    </w:p>
-    <w:p>
-      <w:r>
-        <w:t>Authorize one bounded increment only.</w:t>
-      </w:r>
-    </w:p>
-    <w:p>
-      <w:pPr>
-        <w:pStyle w:val="Heading2"/>
-      </w:pPr>
-      <w:r>
-        <w:t>Test</w:t>
+        <w:t>Challenge dependencies, hidden state, security, accessibility and testability; trace the diff.</w:t>
+      </w:r>
+    </w:p>
+    <w:p>
+      <w:pPr>
+        <w:pStyle w:val="Heading2"/>
+      </w:pPr>
+      <w:r>
+        <w:t>Verify</w:t>
       </w:r>
     </w:p>
     <w:p>
@@ -5065,20 +6361,20 @@
         <w:pStyle w:val="Heading2"/>
       </w:pPr>
       <w:r>
-        <w:t>Critique and refine</w:t>
-      </w:r>
-    </w:p>
-    <w:p>
-      <w:r>
-        <w:t>Trace data and events, then request the smallest evidence-backed correction.</w:t>
-      </w:r>
-    </w:p>
-    <w:p>
-      <w:pPr>
-        <w:pStyle w:val="Heading2"/>
-      </w:pPr>
-      <w:r>
-        <w:t>Checkpoint</w:t>
+        <w:t>Correct</w:t>
+      </w:r>
+    </w:p>
+    <w:p>
+      <w:r>
+        <w:t>Request the smallest evidence-backed correction.</w:t>
+      </w:r>
+    </w:p>
+    <w:p>
+      <w:pPr>
+        <w:pStyle w:val="Heading2"/>
+      </w:pPr>
+      <w:r>
+        <w:t>Commit</w:t>
       </w:r>
     </w:p>
     <w:p>
@@ -5131,7 +6427,22 @@
     </w:p>
     <w:p>
       <w:r>
-        <w:t>Find the exact line, missing behavior or unverified assumption that would reveal this failure. Explain the user impact, then correct only the smallest responsible scope.</w:t>
+        <w:rPr>
+          <w:b/>
+        </w:rPr>
+        <w:t xml:space="preserve">Likely cause: </w:t>
+      </w:r>
+      <w:r>
+        <w:t xml:space="preserve">One Panel tried to cover every future layout with configuration. </w:t>
+      </w:r>
+      <w:r>
+        <w:rPr>
+          <w:b/>
+        </w:rPr>
+        <w:t xml:space="preserve">Recovery: </w:t>
+      </w:r>
+      <w:r>
+        <w:t>Cut it back to the shared chrome and let children express the differences.</w:t>
       </w:r>
     </w:p>
     <w:p>
@@ -5144,7 +6455,22 @@
     </w:p>
     <w:p>
       <w:r>
-        <w:t>Find the exact line, missing behavior or unverified assumption that would reveal this failure. Explain the user impact, then correct only the smallest responsible scope.</w:t>
+        <w:rPr>
+          <w:b/>
+        </w:rPr>
+        <w:t xml:space="preserve">Likely cause: </w:t>
+      </w:r>
+      <w:r>
+        <w:t xml:space="preserve">The quick type erased what composition should guarantee. </w:t>
+      </w:r>
+      <w:r>
+        <w:rPr>
+          <w:b/>
+        </w:rPr>
+        <w:t xml:space="preserve">Recovery: </w:t>
+      </w:r>
+      <w:r>
+        <w:t>Type the prop as ReactNode and remove the escape hatch.</w:t>
       </w:r>
     </w:p>
     <w:p>
@@ -5157,7 +6483,22 @@
     </w:p>
     <w:p>
       <w:r>
-        <w:t>Find the exact line, missing behavior or unverified assumption that would reveal this failure. Explain the user impact, then correct only the smallest responsible scope.</w:t>
+        <w:rPr>
+          <w:b/>
+        </w:rPr>
+        <w:t xml:space="preserve">Likely cause: </w:t>
+      </w:r>
+      <w:r>
+        <w:t xml:space="preserve">Boolean props multiplied until rendering became a puzzle. </w:t>
+      </w:r>
+      <w:r>
+        <w:rPr>
+          <w:b/>
+        </w:rPr>
+        <w:t xml:space="preserve">Recovery: </w:t>
+      </w:r>
+      <w:r>
+        <w:t>Replace flag-driven branches with separate composed variants.</w:t>
       </w:r>
     </w:p>
     <w:p>
@@ -5170,7 +6511,22 @@
     </w:p>
     <w:p>
       <w:r>
-        <w:t>Find the exact line, missing behavior or unverified assumption that would reveal this failure. Explain the user impact, then correct only the smallest responsible scope.</w:t>
+        <w:rPr>
+          <w:b/>
+        </w:rPr>
+        <w:t xml:space="preserve">Likely cause: </w:t>
+      </w:r>
+      <w:r>
+        <w:t xml:space="preserve">The reusable panel hard-coded one heading level wherever it was dropped. </w:t>
+      </w:r>
+      <w:r>
+        <w:rPr>
+          <w:b/>
+        </w:rPr>
+        <w:t xml:space="preserve">Recovery: </w:t>
+      </w:r>
+      <w:r>
+        <w:t>Audit the heading outline and let the consumer control the heading level.</w:t>
       </w:r>
     </w:p>
     <w:p>
@@ -5307,6 +6663,62 @@
     </w:p>
     <w:p>
       <w:pPr>
+        <w:pStyle w:val="ListBullet"/>
+      </w:pPr>
+      <w:r>
+        <w:rPr>
+          <w:b/>
+        </w:rPr>
+        <w:t xml:space="preserve">event handler — </w:t>
+      </w:r>
+      <w:r>
+        <w:t>A function passed to an element that React calls when the user acts, receiving a synthetic event object.</w:t>
+      </w:r>
+    </w:p>
+    <w:p>
+      <w:pPr>
+        <w:pStyle w:val="ListBullet"/>
+      </w:pPr>
+      <w:r>
+        <w:rPr>
+          <w:b/>
+        </w:rPr>
+        <w:t xml:space="preserve">controlled input — </w:t>
+      </w:r>
+      <w:r>
+        <w:t>A form control whose value comes from React state, making state the single source of truth for what is displayed.</w:t>
+      </w:r>
+    </w:p>
+    <w:p>
+      <w:pPr>
+        <w:pStyle w:val="ListBullet"/>
+      </w:pPr>
+      <w:r>
+        <w:rPr>
+          <w:b/>
+        </w:rPr>
+        <w:t xml:space="preserve">validation — </w:t>
+      </w:r>
+      <w:r>
+        <w:t>Checking user input against rules before it enters application state or triggers behavior.</w:t>
+      </w:r>
+    </w:p>
+    <w:p>
+      <w:pPr>
+        <w:pStyle w:val="ListBullet"/>
+      </w:pPr>
+      <w:r>
+        <w:rPr>
+          <w:b/>
+        </w:rPr>
+        <w:t xml:space="preserve">preventDefault — </w:t>
+      </w:r>
+      <w:r>
+        <w:t>The event method that stops the browser's built-in behavior, such as a form submit reloading the page.</w:t>
+      </w:r>
+    </w:p>
+    <w:p>
+      <w:pPr>
         <w:pStyle w:val="Heading2"/>
       </w:pPr>
       <w:r>
@@ -5387,7 +6799,7 @@
         <w:pStyle w:val="Heading2"/>
       </w:pPr>
       <w:r>
-        <w:t>Step 1</w:t>
+        <w:t>Step 1 — Define form fields and acceptance rules: nonblank title, owner placeholder, priority and points range</w:t>
       </w:r>
     </w:p>
     <w:p>
@@ -5397,15 +6809,15 @@
     </w:p>
     <w:p>
       <w:r>
-        <w:t>Before acting, predict the file and visible result. After acting, compare the prediction with the diff and capture evidence. Stop if the scope expands.</w:t>
-      </w:r>
-    </w:p>
-    <w:p>
-      <w:pPr>
-        <w:pStyle w:val="Heading2"/>
-      </w:pPr>
-      <w:r>
-        <w:t>Step 2</w:t>
+        <w:t>Say out loud what success looks like for this step before acting; afterwards capture the command output or screenshot that proves it.</w:t>
+      </w:r>
+    </w:p>
+    <w:p>
+      <w:pPr>
+        <w:pStyle w:val="Heading2"/>
+      </w:pPr>
+      <w:r>
+        <w:t>Step 2 — Plan controlled state for each field and an `onCreate` callback owned by the parent</w:t>
       </w:r>
     </w:p>
     <w:p>
@@ -5415,15 +6827,15 @@
     </w:p>
     <w:p>
       <w:r>
-        <w:t>Before acting, predict the file and visible result. After acting, compare the prediction with the diff and capture evidence. Stop if the scope expands.</w:t>
-      </w:r>
-    </w:p>
-    <w:p>
-      <w:pPr>
-        <w:pStyle w:val="Heading2"/>
-      </w:pPr>
-      <w:r>
-        <w:t>Step 3</w:t>
+        <w:t>Keep the agent inside the declared file scope here — if its proposal reaches further, stop and narrow the request.</w:t>
+      </w:r>
+    </w:p>
+    <w:p>
+      <w:pPr>
+        <w:pStyle w:val="Heading2"/>
+      </w:pPr>
+      <w:r>
+        <w:t>Step 3 — Generate labels, inputs, select, error region and submit button using semantic form controls</w:t>
       </w:r>
     </w:p>
     <w:p>
@@ -5433,7 +6845,7 @@
     </w:p>
     <w:p>
       <w:r>
-        <w:t>Before acting, predict the file and visible result. After acting, compare the prediction with the diff and capture evidence. Stop if the scope expands.</w:t>
+        <w:t>Where the agent acts, read its output as a reviewer, not a spectator, and note one specific thing you checked.</w:t>
       </w:r>
     </w:p>
     <w:p>
@@ -5475,7 +6887,7 @@
         <w:pStyle w:val="Heading2"/>
       </w:pPr>
       <w:r>
-        <w:t>Step 4</w:t>
+        <w:t>Step 4 — Inspect for missing labels, mutation, stale state, uncontrolled-to-controlled warnings and page reload</w:t>
       </w:r>
     </w:p>
     <w:p>
@@ -5485,15 +6897,15 @@
     </w:p>
     <w:p>
       <w:r>
-        <w:t>Run the narrowest relevant check first, then the full verification stack. Record the command, expected result, actual result and decision.</w:t>
-      </w:r>
-    </w:p>
-    <w:p>
-      <w:pPr>
-        <w:pStyle w:val="Heading2"/>
-      </w:pPr>
-      <w:r>
-        <w:t>Step 5</w:t>
+        <w:t>Ask the agent to explain any part of this step's diff you cannot explain yourself; unresolved lines block the checkpoint.</w:t>
+      </w:r>
+    </w:p>
+    <w:p>
+      <w:pPr>
+        <w:pStyle w:val="Heading2"/>
+      </w:pPr>
+      <w:r>
+        <w:t>Step 5 — Test keyboard-only completion, invalid title, boundary points, successful submit and form reset</w:t>
       </w:r>
     </w:p>
     <w:p>
@@ -5503,15 +6915,15 @@
     </w:p>
     <w:p>
       <w:r>
-        <w:t>Run the narrowest relevant check first, then the full verification stack. Record the command, expected result, actual result and decision.</w:t>
-      </w:r>
-    </w:p>
-    <w:p>
-      <w:pPr>
-        <w:pStyle w:val="Heading2"/>
-      </w:pPr>
-      <w:r>
-        <w:t>Step 6</w:t>
+        <w:t>When this step passes, decide keep, refine or revert explicitly and write one sentence recording why.</w:t>
+      </w:r>
+    </w:p>
+    <w:p>
+      <w:pPr>
+        <w:pStyle w:val="Heading2"/>
+      </w:pPr>
+      <w:r>
+        <w:t>Step 6 — Run lint/build and use the accessibility tree to confirm label-control relationships</w:t>
       </w:r>
     </w:p>
     <w:p>
@@ -5521,7 +6933,7 @@
     </w:p>
     <w:p>
       <w:r>
-        <w:t>Run the narrowest relevant check first, then the full verification stack. Record the command, expected result, actual result and decision.</w:t>
+        <w:t>Run the narrowest check that exercises this step first; only then run the wider lint, type-check and build stack.</w:t>
       </w:r>
     </w:p>
     <w:p>
@@ -5555,7 +6967,7 @@
         <w:pStyle w:val="Heading2"/>
       </w:pPr>
       <w:r>
-        <w:t>Specify</w:t>
+        <w:t>Frame</w:t>
       </w:r>
     </w:p>
     <w:p>
@@ -5581,33 +6993,33 @@
         <w:pStyle w:val="Heading2"/>
       </w:pPr>
       <w:r>
+        <w:t>Generate</w:t>
+      </w:r>
+    </w:p>
+    <w:p>
+      <w:r>
+        <w:t>Authorize one bounded increment only.</w:t>
+      </w:r>
+    </w:p>
+    <w:p>
+      <w:pPr>
+        <w:pStyle w:val="Heading2"/>
+      </w:pPr>
+      <w:r>
         <w:t>Inspect</w:t>
       </w:r>
     </w:p>
     <w:p>
       <w:r>
-        <w:t>Challenge dependencies, hidden state, security, accessibility and testability.</w:t>
-      </w:r>
-    </w:p>
-    <w:p>
-      <w:pPr>
-        <w:pStyle w:val="Heading2"/>
-      </w:pPr>
-      <w:r>
-        <w:t>Implement</w:t>
-      </w:r>
-    </w:p>
-    <w:p>
-      <w:r>
-        <w:t>Authorize one bounded increment only.</w:t>
-      </w:r>
-    </w:p>
-    <w:p>
-      <w:pPr>
-        <w:pStyle w:val="Heading2"/>
-      </w:pPr>
-      <w:r>
-        <w:t>Test</w:t>
+        <w:t>Challenge dependencies, hidden state, security, accessibility and testability; trace the diff.</w:t>
+      </w:r>
+    </w:p>
+    <w:p>
+      <w:pPr>
+        <w:pStyle w:val="Heading2"/>
+      </w:pPr>
+      <w:r>
+        <w:t>Verify</w:t>
       </w:r>
     </w:p>
     <w:p>
@@ -5620,20 +7032,20 @@
         <w:pStyle w:val="Heading2"/>
       </w:pPr>
       <w:r>
-        <w:t>Critique and refine</w:t>
-      </w:r>
-    </w:p>
-    <w:p>
-      <w:r>
-        <w:t>Trace data and events, then request the smallest evidence-backed correction.</w:t>
-      </w:r>
-    </w:p>
-    <w:p>
-      <w:pPr>
-        <w:pStyle w:val="Heading2"/>
-      </w:pPr>
-      <w:r>
-        <w:t>Checkpoint</w:t>
+        <w:t>Correct</w:t>
+      </w:r>
+    </w:p>
+    <w:p>
+      <w:r>
+        <w:t>Request the smallest evidence-backed correction.</w:t>
+      </w:r>
+    </w:p>
+    <w:p>
+      <w:pPr>
+        <w:pStyle w:val="Heading2"/>
+      </w:pPr>
+      <w:r>
+        <w:t>Commit</w:t>
       </w:r>
     </w:p>
     <w:p>
@@ -5686,7 +7098,22 @@
     </w:p>
     <w:p>
       <w:r>
-        <w:t>Find the exact line, missing behavior or unverified assumption that would reveal this failure. Explain the user impact, then correct only the smallest responsible scope.</w:t>
+        <w:rPr>
+          <w:b/>
+        </w:rPr>
+        <w:t xml:space="preserve">Likely cause: </w:t>
+      </w:r>
+      <w:r>
+        <w:t xml:space="preserve">A button inside a form defaults to type submit, and preventDefault was missing. </w:t>
+      </w:r>
+      <w:r>
+        <w:rPr>
+          <w:b/>
+        </w:rPr>
+        <w:t xml:space="preserve">Recovery: </w:t>
+      </w:r>
+      <w:r>
+        <w:t>Call event.preventDefault() in the submit handler and re-test with the network tab open.</w:t>
       </w:r>
     </w:p>
     <w:p>
@@ -5699,7 +7126,22 @@
     </w:p>
     <w:p>
       <w:r>
-        <w:t>Find the exact line, missing behavior or unverified assumption that would reveal this failure. Explain the user impact, then correct only the smallest responsible scope.</w:t>
+        <w:rPr>
+          <w:b/>
+        </w:rPr>
+        <w:t xml:space="preserve">Likely cause: </w:t>
+      </w:r>
+      <w:r>
+        <w:t xml:space="preserve">Placeholder text was mistaken for labeling. </w:t>
+      </w:r>
+      <w:r>
+        <w:rPr>
+          <w:b/>
+        </w:rPr>
+        <w:t xml:space="preserve">Recovery: </w:t>
+      </w:r>
+      <w:r>
+        <w:t>Add a real label element tied via htmlFor and confirm the name in the accessibility tree.</w:t>
       </w:r>
     </w:p>
     <w:p>
@@ -5712,7 +7154,22 @@
     </w:p>
     <w:p>
       <w:r>
-        <w:t>Find the exact line, missing behavior or unverified assumption that would reveal this failure. Explain the user impact, then correct only the smallest responsible scope.</w:t>
+        <w:rPr>
+          <w:b/>
+        </w:rPr>
+        <w:t xml:space="preserve">Likely cause: </w:t>
+      </w:r>
+      <w:r>
+        <w:t xml:space="preserve">Input values are always strings; the conversion was skipped. </w:t>
+      </w:r>
+      <w:r>
+        <w:rPr>
+          <w:b/>
+        </w:rPr>
+        <w:t xml:space="preserve">Recovery: </w:t>
+      </w:r>
+      <w:r>
+        <w:t>Parse with Number() and validate the range before calling onCreate.</w:t>
       </w:r>
     </w:p>
     <w:p>
@@ -5725,7 +7182,22 @@
     </w:p>
     <w:p>
       <w:r>
-        <w:t>Find the exact line, missing behavior or unverified assumption that would reveal this failure. Explain the user impact, then correct only the smallest responsible scope.</w:t>
+        <w:rPr>
+          <w:b/>
+        </w:rPr>
+        <w:t xml:space="preserve">Likely cause: </w:t>
+      </w:r>
+      <w:r>
+        <w:t xml:space="preserve">The reset ran unconditionally after submit. </w:t>
+      </w:r>
+      <w:r>
+        <w:rPr>
+          <w:b/>
+        </w:rPr>
+        <w:t xml:space="preserve">Recovery: </w:t>
+      </w:r>
+      <w:r>
+        <w:t>Reset only on the success path so users keep what they typed.</w:t>
       </w:r>
     </w:p>
     <w:p>
@@ -5862,6 +7334,62 @@
     </w:p>
     <w:p>
       <w:pPr>
+        <w:pStyle w:val="ListBullet"/>
+      </w:pPr>
+      <w:r>
+        <w:rPr>
+          <w:b/>
+        </w:rPr>
+        <w:t xml:space="preserve">custom property — </w:t>
+      </w:r>
+      <w:r>
+        <w:t>A CSS variable defined once and reused, giving the design system a single point of change.</w:t>
+      </w:r>
+    </w:p>
+    <w:p>
+      <w:pPr>
+        <w:pStyle w:val="ListBullet"/>
+      </w:pPr>
+      <w:r>
+        <w:rPr>
+          <w:b/>
+        </w:rPr>
+        <w:t xml:space="preserve">grid — </w:t>
+      </w:r>
+      <w:r>
+        <w:t>The CSS layout model that arranges children in rows and columns from the container — ideal for board layouts.</w:t>
+      </w:r>
+    </w:p>
+    <w:p>
+      <w:pPr>
+        <w:pStyle w:val="ListBullet"/>
+      </w:pPr>
+      <w:r>
+        <w:rPr>
+          <w:b/>
+        </w:rPr>
+        <w:t xml:space="preserve">focus-visible — </w:t>
+      </w:r>
+      <w:r>
+        <w:t>The CSS pseudo-class that shows focus styles for keyboard users without decorating every mouse click.</w:t>
+      </w:r>
+    </w:p>
+    <w:p>
+      <w:pPr>
+        <w:pStyle w:val="ListBullet"/>
+      </w:pPr>
+      <w:r>
+        <w:rPr>
+          <w:b/>
+        </w:rPr>
+        <w:t xml:space="preserve">media query — </w:t>
+      </w:r>
+      <w:r>
+        <w:t>A CSS rule that applies styles conditionally — for example by viewport width or a reduced-motion preference.</w:t>
+      </w:r>
+    </w:p>
+    <w:p>
+      <w:pPr>
         <w:pStyle w:val="Heading2"/>
       </w:pPr>
       <w:r>
@@ -5942,7 +7470,7 @@
         <w:pStyle w:val="Heading2"/>
       </w:pPr>
       <w:r>
-        <w:t>Step 1</w:t>
+        <w:t>Step 1 — Inventory colors, spacing, type sizes and radii; convert repeated values into CSS custom properties</w:t>
       </w:r>
     </w:p>
     <w:p>
@@ -5952,15 +7480,15 @@
     </w:p>
     <w:p>
       <w:r>
-        <w:t>Before acting, predict the file and visible result. After acting, compare the prediction with the diff and capture evidence. Stop if the scope expands.</w:t>
-      </w:r>
-    </w:p>
-    <w:p>
-      <w:pPr>
-        <w:pStyle w:val="Heading2"/>
-      </w:pPr>
-      <w:r>
-        <w:t>Step 2</w:t>
+        <w:t>Keep the agent inside the declared file scope here — if its proposal reaches further, stop and narrow the request.</w:t>
+      </w:r>
+    </w:p>
+    <w:p>
+      <w:pPr>
+        <w:pStyle w:val="Heading2"/>
+      </w:pPr>
+      <w:r>
+        <w:t>Step 2 — Define a mobile-first single-column board and expand to three columns when space allows</w:t>
       </w:r>
     </w:p>
     <w:p>
@@ -5970,15 +7498,15 @@
     </w:p>
     <w:p>
       <w:r>
-        <w:t>Before acting, predict the file and visible result. After acting, compare the prediction with the diff and capture evidence. Stop if the scope expands.</w:t>
-      </w:r>
-    </w:p>
-    <w:p>
-      <w:pPr>
-        <w:pStyle w:val="Heading2"/>
-      </w:pPr>
-      <w:r>
-        <w:t>Step 3</w:t>
+        <w:t>Where the agent acts, read its output as a reviewer, not a spectator, and note one specific thing you checked.</w:t>
+      </w:r>
+    </w:p>
+    <w:p>
+      <w:pPr>
+        <w:pStyle w:val="Heading2"/>
+      </w:pPr>
+      <w:r>
+        <w:t>Step 3 — Add visible `:focus-visible` styles and confirm text/background contrast with browser tools</w:t>
       </w:r>
     </w:p>
     <w:p>
@@ -5988,7 +7516,7 @@
     </w:p>
     <w:p>
       <w:r>
-        <w:t>Before acting, predict the file and visible result. After acting, compare the prediction with the diff and capture evidence. Stop if the scope expands.</w:t>
+        <w:t>If the result differs from your prediction, treat the gap as information: find the exact line that explains it before continuing.</w:t>
       </w:r>
     </w:p>
     <w:p>
@@ -6030,7 +7558,7 @@
         <w:pStyle w:val="Heading2"/>
       </w:pPr>
       <w:r>
-        <w:t>Step 4</w:t>
+        <w:t>Step 4 — Add overflow handling for long task titles and test browser zoom at 200 percent</w:t>
       </w:r>
     </w:p>
     <w:p>
@@ -6040,15 +7568,15 @@
     </w:p>
     <w:p>
       <w:r>
-        <w:t>Run the narrowest relevant check first, then the full verification stack. Record the command, expected result, actual result and decision.</w:t>
-      </w:r>
-    </w:p>
-    <w:p>
-      <w:pPr>
-        <w:pStyle w:val="Heading2"/>
-      </w:pPr>
-      <w:r>
-        <w:t>Step 5</w:t>
+        <w:t>When this step passes, decide keep, refine or revert explicitly and write one sentence recording why.</w:t>
+      </w:r>
+    </w:p>
+    <w:p>
+      <w:pPr>
+        <w:pStyle w:val="Heading2"/>
+      </w:pPr>
+      <w:r>
+        <w:t>Step 5 — Respect `prefers-reduced-motion` for transitions introduced by the agent</w:t>
       </w:r>
     </w:p>
     <w:p>
@@ -6058,15 +7586,15 @@
     </w:p>
     <w:p>
       <w:r>
-        <w:t>Run the narrowest relevant check first, then the full verification stack. Record the command, expected result, actual result and decision.</w:t>
-      </w:r>
-    </w:p>
-    <w:p>
-      <w:pPr>
-        <w:pStyle w:val="Heading2"/>
-      </w:pPr>
-      <w:r>
-        <w:t>Step 6</w:t>
+        <w:t>Run the narrowest check that exercises this step first; only then run the wider lint, type-check and build stack.</w:t>
+      </w:r>
+    </w:p>
+    <w:p>
+      <w:pPr>
+        <w:pStyle w:val="Heading2"/>
+      </w:pPr>
+      <w:r>
+        <w:t>Step 6 — Inspect the CSS diff for `!important`, fixed heights, horizontal scroll and low-contrast tokens</w:t>
       </w:r>
     </w:p>
     <w:p>
@@ -6076,7 +7604,7 @@
     </w:p>
     <w:p>
       <w:r>
-        <w:t>Run the narrowest relevant check first, then the full verification stack. Record the command, expected result, actual result and decision.</w:t>
+        <w:t>Verify the failure path as well as the success path — break the input deliberately and confirm the app responds as designed.</w:t>
       </w:r>
     </w:p>
     <w:p>
@@ -6110,7 +7638,7 @@
         <w:pStyle w:val="Heading2"/>
       </w:pPr>
       <w:r>
-        <w:t>Specify</w:t>
+        <w:t>Frame</w:t>
       </w:r>
     </w:p>
     <w:p>
@@ -6136,33 +7664,33 @@
         <w:pStyle w:val="Heading2"/>
       </w:pPr>
       <w:r>
+        <w:t>Generate</w:t>
+      </w:r>
+    </w:p>
+    <w:p>
+      <w:r>
+        <w:t>Authorize one bounded increment only.</w:t>
+      </w:r>
+    </w:p>
+    <w:p>
+      <w:pPr>
+        <w:pStyle w:val="Heading2"/>
+      </w:pPr>
+      <w:r>
         <w:t>Inspect</w:t>
       </w:r>
     </w:p>
     <w:p>
       <w:r>
-        <w:t>Challenge dependencies, hidden state, security, accessibility and testability.</w:t>
-      </w:r>
-    </w:p>
-    <w:p>
-      <w:pPr>
-        <w:pStyle w:val="Heading2"/>
-      </w:pPr>
-      <w:r>
-        <w:t>Implement</w:t>
-      </w:r>
-    </w:p>
-    <w:p>
-      <w:r>
-        <w:t>Authorize one bounded increment only.</w:t>
-      </w:r>
-    </w:p>
-    <w:p>
-      <w:pPr>
-        <w:pStyle w:val="Heading2"/>
-      </w:pPr>
-      <w:r>
-        <w:t>Test</w:t>
+        <w:t>Challenge dependencies, hidden state, security, accessibility and testability; trace the diff.</w:t>
+      </w:r>
+    </w:p>
+    <w:p>
+      <w:pPr>
+        <w:pStyle w:val="Heading2"/>
+      </w:pPr>
+      <w:r>
+        <w:t>Verify</w:t>
       </w:r>
     </w:p>
     <w:p>
@@ -6175,20 +7703,20 @@
         <w:pStyle w:val="Heading2"/>
       </w:pPr>
       <w:r>
-        <w:t>Critique and refine</w:t>
-      </w:r>
-    </w:p>
-    <w:p>
-      <w:r>
-        <w:t>Trace data and events, then request the smallest evidence-backed correction.</w:t>
-      </w:r>
-    </w:p>
-    <w:p>
-      <w:pPr>
-        <w:pStyle w:val="Heading2"/>
-      </w:pPr>
-      <w:r>
-        <w:t>Checkpoint</w:t>
+        <w:t>Correct</w:t>
+      </w:r>
+    </w:p>
+    <w:p>
+      <w:r>
+        <w:t>Request the smallest evidence-backed correction.</w:t>
+      </w:r>
+    </w:p>
+    <w:p>
+      <w:pPr>
+        <w:pStyle w:val="Heading2"/>
+      </w:pPr>
+      <w:r>
+        <w:t>Commit</w:t>
       </w:r>
     </w:p>
     <w:p>
@@ -6241,7 +7769,22 @@
     </w:p>
     <w:p>
       <w:r>
-        <w:t>Find the exact line, missing behavior or unverified assumption that would reveal this failure. Explain the user impact, then correct only the smallest responsible scope.</w:t>
+        <w:rPr>
+          <w:b/>
+        </w:rPr>
+        <w:t xml:space="preserve">Likely cause: </w:t>
+      </w:r>
+      <w:r>
+        <w:t xml:space="preserve">Cards were sized to today's sample text. </w:t>
+      </w:r>
+      <w:r>
+        <w:rPr>
+          <w:b/>
+        </w:rPr>
+        <w:t xml:space="preserve">Recovery: </w:t>
+      </w:r>
+      <w:r>
+        <w:t>Replace fixed heights with min-height or natural flow and re-test long titles.</w:t>
       </w:r>
     </w:p>
     <w:p>
@@ -6254,7 +7797,22 @@
     </w:p>
     <w:p>
       <w:r>
-        <w:t>Find the exact line, missing behavior or unverified assumption that would reveal this failure. Explain the user impact, then correct only the smallest responsible scope.</w:t>
+        <w:rPr>
+          <w:b/>
+        </w:rPr>
+        <w:t xml:space="preserve">Likely cause: </w:t>
+      </w:r>
+      <w:r>
+        <w:t xml:space="preserve">outline: none was copied in for aesthetics. </w:t>
+      </w:r>
+      <w:r>
+        <w:rPr>
+          <w:b/>
+        </w:rPr>
+        <w:t xml:space="preserve">Recovery: </w:t>
+      </w:r>
+      <w:r>
+        <w:t>Restore a visible :focus-visible style with sufficient contrast.</w:t>
       </w:r>
     </w:p>
     <w:p>
@@ -6267,7 +7825,22 @@
     </w:p>
     <w:p>
       <w:r>
-        <w:t>Find the exact line, missing behavior or unverified assumption that would reveal this failure. Explain the user impact, then correct only the smallest responsible scope.</w:t>
+        <w:rPr>
+          <w:b/>
+        </w:rPr>
+        <w:t xml:space="preserve">Likely cause: </w:t>
+      </w:r>
+      <w:r>
+        <w:t xml:space="preserve">The layout was designed at 1280px and squeezed downward. </w:t>
+      </w:r>
+      <w:r>
+        <w:rPr>
+          <w:b/>
+        </w:rPr>
+        <w:t xml:space="preserve">Recovery: </w:t>
+      </w:r>
+      <w:r>
+        <w:t>Rebuild mobile-first and add columns inside a min-width media query.</w:t>
       </w:r>
     </w:p>
     <w:p>
@@ -6280,7 +7853,22 @@
     </w:p>
     <w:p>
       <w:r>
-        <w:t>Find the exact line, missing behavior or unverified assumption that would reveal this failure. Explain the user impact, then correct only the smallest responsible scope.</w:t>
+        <w:rPr>
+          <w:b/>
+        </w:rPr>
+        <w:t xml:space="preserve">Likely cause: </w:t>
+      </w:r>
+      <w:r>
+        <w:t xml:space="preserve">Status was encoded purely in hue. </w:t>
+      </w:r>
+      <w:r>
+        <w:rPr>
+          <w:b/>
+        </w:rPr>
+        <w:t xml:space="preserve">Recovery: </w:t>
+      </w:r>
+      <w:r>
+        <w:t>Add a text label or icon so status survives color-vision differences.</w:t>
       </w:r>
     </w:p>
     <w:p>
@@ -6496,6 +8084,62 @@
     </w:p>
     <w:p>
       <w:pPr>
+        <w:pStyle w:val="ListBullet"/>
+      </w:pPr>
+      <w:r>
+        <w:rPr>
+          <w:b/>
+        </w:rPr>
+        <w:t xml:space="preserve">state snapshot — </w:t>
+      </w:r>
+      <w:r>
+        <w:t>The fixed value of state a component sees during one render; updates schedule a new render rather than changing the current one.</w:t>
+      </w:r>
+    </w:p>
+    <w:p>
+      <w:pPr>
+        <w:pStyle w:val="ListBullet"/>
+      </w:pPr>
+      <w:r>
+        <w:rPr>
+          <w:b/>
+        </w:rPr>
+        <w:t xml:space="preserve">functional update — </w:t>
+      </w:r>
+      <w:r>
+        <w:t>Passing a function to a state setter so the update is computed from the latest committed value, not a stale closure.</w:t>
+      </w:r>
+    </w:p>
+    <w:p>
+      <w:pPr>
+        <w:pStyle w:val="ListBullet"/>
+      </w:pPr>
+      <w:r>
+        <w:rPr>
+          <w:b/>
+        </w:rPr>
+        <w:t xml:space="preserve">immutability — </w:t>
+      </w:r>
+      <w:r>
+        <w:t>Creating new objects and arrays instead of modifying existing ones, so React can detect changes by reference.</w:t>
+      </w:r>
+    </w:p>
+    <w:p>
+      <w:pPr>
+        <w:pStyle w:val="ListBullet"/>
+      </w:pPr>
+      <w:r>
+        <w:rPr>
+          <w:b/>
+        </w:rPr>
+        <w:t xml:space="preserve">derived state — </w:t>
+      </w:r>
+      <w:r>
+        <w:t>Values computed from existing state during render — such as a filtered list — rather than stored separately.</w:t>
+      </w:r>
+    </w:p>
+    <w:p>
+      <w:pPr>
         <w:pStyle w:val="Heading2"/>
       </w:pPr>
       <w:r>
@@ -6576,7 +8220,7 @@
         <w:pStyle w:val="Heading2"/>
       </w:pPr>
       <w:r>
-        <w:t>Step 1</w:t>
+        <w:t>Step 1 — Move the initial tasks into `useState` and keep filters as derived data rather than a second task array</w:t>
       </w:r>
     </w:p>
     <w:p>
@@ -6586,15 +8230,15 @@
     </w:p>
     <w:p>
       <w:r>
-        <w:t>Before acting, predict the file and visible result. After acting, compare the prediction with the diff and capture evidence. Stop if the scope expands.</w:t>
-      </w:r>
-    </w:p>
-    <w:p>
-      <w:pPr>
-        <w:pStyle w:val="Heading2"/>
-      </w:pPr>
-      <w:r>
-        <w:t>Step 2</w:t>
+        <w:t>Keep the agent inside the declared file scope here — if its proposal reaches further, stop and narrow the request.</w:t>
+      </w:r>
+    </w:p>
+    <w:p>
+      <w:pPr>
+        <w:pStyle w:val="Heading2"/>
+      </w:pPr>
+      <w:r>
+        <w:t>Step 2 — Write pure create, move and delete transition helpers before connecting buttons</w:t>
       </w:r>
     </w:p>
     <w:p>
@@ -6604,15 +8248,15 @@
     </w:p>
     <w:p>
       <w:r>
-        <w:t>Before acting, predict the file and visible result. After acting, compare the prediction with the diff and capture evidence. Stop if the scope expands.</w:t>
-      </w:r>
-    </w:p>
-    <w:p>
-      <w:pPr>
-        <w:pStyle w:val="Heading2"/>
-      </w:pPr>
-      <w:r>
-        <w:t>Step 3</w:t>
+        <w:t>Where the agent acts, read its output as a reviewer, not a spectator, and note one specific thing you checked.</w:t>
+      </w:r>
+    </w:p>
+    <w:p>
+      <w:pPr>
+        <w:pStyle w:val="Heading2"/>
+      </w:pPr>
+      <w:r>
+        <w:t>Step 3 — Use functional state updates whenever the next value depends on the previous array</w:t>
       </w:r>
     </w:p>
     <w:p>
@@ -6622,7 +8266,7 @@
     </w:p>
     <w:p>
       <w:r>
-        <w:t>Before acting, predict the file and visible result. After acting, compare the prediction with the diff and capture evidence. Stop if the scope expands.</w:t>
+        <w:t>If the result differs from your prediction, treat the gap as information: find the exact line that explains it before continuing.</w:t>
       </w:r>
     </w:p>
     <w:p>
@@ -6664,7 +8308,7 @@
         <w:pStyle w:val="Heading2"/>
       </w:pPr>
       <w:r>
-        <w:t>Step 4</w:t>
+        <w:t>Step 4 — Inspect the agent diff for push, splice, direct property assignment and stale closure reads</w:t>
       </w:r>
     </w:p>
     <w:p>
@@ -6674,15 +8318,15 @@
     </w:p>
     <w:p>
       <w:r>
-        <w:t>Run the narrowest relevant check first, then the full verification stack. Record the command, expected result, actual result and decision.</w:t>
-      </w:r>
-    </w:p>
-    <w:p>
-      <w:pPr>
-        <w:pStyle w:val="Heading2"/>
-      </w:pPr>
-      <w:r>
-        <w:t>Step 5</w:t>
+        <w:t>When this step passes, decide keep, refine or revert explicitly and write one sentence recording why.</w:t>
+      </w:r>
+    </w:p>
+    <w:p>
+      <w:pPr>
+        <w:pStyle w:val="Heading2"/>
+      </w:pPr>
+      <w:r>
+        <w:t>Step 5 — Test two rapid moves, delete after filter, duplicate title and empty-column behavior</w:t>
       </w:r>
     </w:p>
     <w:p>
@@ -6692,15 +8336,15 @@
     </w:p>
     <w:p>
       <w:r>
-        <w:t>Run the narrowest relevant check first, then the full verification stack. Record the command, expected result, actual result and decision.</w:t>
-      </w:r>
-    </w:p>
-    <w:p>
-      <w:pPr>
-        <w:pStyle w:val="Heading2"/>
-      </w:pPr>
-      <w:r>
-        <w:t>Step 6</w:t>
+        <w:t>Run the narrowest check that exercises this step first; only then run the wider lint, type-check and build stack.</w:t>
+      </w:r>
+    </w:p>
+    <w:p>
+      <w:pPr>
+        <w:pStyle w:val="Heading2"/>
+      </w:pPr>
+      <w:r>
+        <w:t>Step 6 — Explain why state behaves as a snapshot, then lint, type-check and build</w:t>
       </w:r>
     </w:p>
     <w:p>
@@ -6710,7 +8354,7 @@
     </w:p>
     <w:p>
       <w:r>
-        <w:t>Run the narrowest relevant check first, then the full verification stack. Record the command, expected result, actual result and decision.</w:t>
+        <w:t>Verify the failure path as well as the success path — break the input deliberately and confirm the app responds as designed.</w:t>
       </w:r>
     </w:p>
     <w:p>
@@ -6744,7 +8388,7 @@
         <w:pStyle w:val="Heading2"/>
       </w:pPr>
       <w:r>
-        <w:t>Specify</w:t>
+        <w:t>Frame</w:t>
       </w:r>
     </w:p>
     <w:p>
@@ -6770,33 +8414,33 @@
         <w:pStyle w:val="Heading2"/>
       </w:pPr>
       <w:r>
+        <w:t>Generate</w:t>
+      </w:r>
+    </w:p>
+    <w:p>
+      <w:r>
+        <w:t>Authorize one bounded increment only.</w:t>
+      </w:r>
+    </w:p>
+    <w:p>
+      <w:pPr>
+        <w:pStyle w:val="Heading2"/>
+      </w:pPr>
+      <w:r>
         <w:t>Inspect</w:t>
       </w:r>
     </w:p>
     <w:p>
       <w:r>
-        <w:t>Challenge dependencies, hidden state, security, accessibility and testability.</w:t>
-      </w:r>
-    </w:p>
-    <w:p>
-      <w:pPr>
-        <w:pStyle w:val="Heading2"/>
-      </w:pPr>
-      <w:r>
-        <w:t>Implement</w:t>
-      </w:r>
-    </w:p>
-    <w:p>
-      <w:r>
-        <w:t>Authorize one bounded increment only.</w:t>
-      </w:r>
-    </w:p>
-    <w:p>
-      <w:pPr>
-        <w:pStyle w:val="Heading2"/>
-      </w:pPr>
-      <w:r>
-        <w:t>Test</w:t>
+        <w:t>Challenge dependencies, hidden state, security, accessibility and testability; trace the diff.</w:t>
+      </w:r>
+    </w:p>
+    <w:p>
+      <w:pPr>
+        <w:pStyle w:val="Heading2"/>
+      </w:pPr>
+      <w:r>
+        <w:t>Verify</w:t>
       </w:r>
     </w:p>
     <w:p>
@@ -6809,20 +8453,20 @@
         <w:pStyle w:val="Heading2"/>
       </w:pPr>
       <w:r>
-        <w:t>Critique and refine</w:t>
-      </w:r>
-    </w:p>
-    <w:p>
-      <w:r>
-        <w:t>Trace data and events, then request the smallest evidence-backed correction.</w:t>
-      </w:r>
-    </w:p>
-    <w:p>
-      <w:pPr>
-        <w:pStyle w:val="Heading2"/>
-      </w:pPr>
-      <w:r>
-        <w:t>Checkpoint</w:t>
+        <w:t>Correct</w:t>
+      </w:r>
+    </w:p>
+    <w:p>
+      <w:r>
+        <w:t>Request the smallest evidence-backed correction.</w:t>
+      </w:r>
+    </w:p>
+    <w:p>
+      <w:pPr>
+        <w:pStyle w:val="Heading2"/>
+      </w:pPr>
+      <w:r>
+        <w:t>Commit</w:t>
       </w:r>
     </w:p>
     <w:p>
@@ -6875,7 +8519,22 @@
     </w:p>
     <w:p>
       <w:r>
-        <w:t>Find the exact line, missing behavior or unverified assumption that would reveal this failure. Explain the user impact, then correct only the smallest responsible scope.</w:t>
+        <w:rPr>
+          <w:b/>
+        </w:rPr>
+        <w:t xml:space="preserve">Likely cause: </w:t>
+      </w:r>
+      <w:r>
+        <w:t xml:space="preserve">push mutates in place — the habit most familiar from plain JavaScript. </w:t>
+      </w:r>
+      <w:r>
+        <w:rPr>
+          <w:b/>
+        </w:rPr>
+        <w:t xml:space="preserve">Recovery: </w:t>
+      </w:r>
+      <w:r>
+        <w:t>Use spread or concat to build a new array, then re-run the movement tests.</w:t>
       </w:r>
     </w:p>
     <w:p>
@@ -6888,7 +8547,22 @@
     </w:p>
     <w:p>
       <w:r>
-        <w:t>Find the exact line, missing behavior or unverified assumption that would reveal this failure. Explain the user impact, then correct only the smallest responsible scope.</w:t>
+        <w:rPr>
+          <w:b/>
+        </w:rPr>
+        <w:t xml:space="preserve">Likely cause: </w:t>
+      </w:r>
+      <w:r>
+        <w:t xml:space="preserve">The filtered list was stored as a second state variable. </w:t>
+      </w:r>
+      <w:r>
+        <w:rPr>
+          <w:b/>
+        </w:rPr>
+        <w:t xml:space="preserve">Recovery: </w:t>
+      </w:r>
+      <w:r>
+        <w:t>Delete the copy and derive visibleTasks during render.</w:t>
       </w:r>
     </w:p>
     <w:p>
@@ -6901,7 +8575,22 @@
     </w:p>
     <w:p>
       <w:r>
-        <w:t>Find the exact line, missing behavior or unverified assumption that would reveal this failure. Explain the user impact, then correct only the smallest responsible scope.</w:t>
+        <w:rPr>
+          <w:b/>
+        </w:rPr>
+        <w:t xml:space="preserve">Likely cause: </w:t>
+      </w:r>
+      <w:r>
+        <w:t xml:space="preserve">The update read the tasks captured at render time, losing rapid consecutive updates. </w:t>
+      </w:r>
+      <w:r>
+        <w:rPr>
+          <w:b/>
+        </w:rPr>
+        <w:t xml:space="preserve">Recovery: </w:t>
+      </w:r>
+      <w:r>
+        <w:t>Switch to the functional form setTasks(prev =&gt; ...).</w:t>
       </w:r>
     </w:p>
     <w:p>
@@ -6914,7 +8603,22 @@
     </w:p>
     <w:p>
       <w:r>
-        <w:t>Find the exact line, missing behavior or unverified assumption that would reveal this failure. Explain the user impact, then correct only the smallest responsible scope.</w:t>
+        <w:rPr>
+          <w:b/>
+        </w:rPr>
+        <w:t xml:space="preserve">Likely cause: </w:t>
+      </w:r>
+      <w:r>
+        <w:t xml:space="preserve">Position stood in for identity inside the transition helpers. </w:t>
+      </w:r>
+      <w:r>
+        <w:rPr>
+          <w:b/>
+        </w:rPr>
+        <w:t xml:space="preserve">Recovery: </w:t>
+      </w:r>
+      <w:r>
+        <w:t>Look items up by stable id in every create, move and delete helper.</w:t>
       </w:r>
     </w:p>
     <w:p>
@@ -7051,6 +8755,62 @@
     </w:p>
     <w:p>
       <w:pPr>
+        <w:pStyle w:val="ListBullet"/>
+      </w:pPr>
+      <w:r>
+        <w:rPr>
+          <w:b/>
+        </w:rPr>
+        <w:t xml:space="preserve">useEffect — </w:t>
+      </w:r>
+      <w:r>
+        <w:t>The hook that synchronizes a component with an external system after render, such as storage, timers or the network.</w:t>
+      </w:r>
+    </w:p>
+    <w:p>
+      <w:pPr>
+        <w:pStyle w:val="ListBullet"/>
+      </w:pPr>
+      <w:r>
+        <w:rPr>
+          <w:b/>
+        </w:rPr>
+        <w:t xml:space="preserve">dependency — </w:t>
+      </w:r>
+      <w:r>
+        <w:t>A reactive value listed in an effect's array; when it changes, the effect runs again.</w:t>
+      </w:r>
+    </w:p>
+    <w:p>
+      <w:pPr>
+        <w:pStyle w:val="ListBullet"/>
+      </w:pPr>
+      <w:r>
+        <w:rPr>
+          <w:b/>
+        </w:rPr>
+        <w:t xml:space="preserve">cleanup — </w:t>
+      </w:r>
+      <w:r>
+        <w:t>The function an effect returns to undo its work before the next run or unmount.</w:t>
+      </w:r>
+    </w:p>
+    <w:p>
+      <w:pPr>
+        <w:pStyle w:val="ListBullet"/>
+      </w:pPr>
+      <w:r>
+        <w:rPr>
+          <w:b/>
+        </w:rPr>
+        <w:t xml:space="preserve">localStorage — </w:t>
+      </w:r>
+      <w:r>
+        <w:t>A synchronous browser key-value store that persists strings across reloads; unencrypted and scoped per origin.</w:t>
+      </w:r>
+    </w:p>
+    <w:p>
+      <w:pPr>
         <w:pStyle w:val="Heading2"/>
       </w:pPr>
       <w:r>
@@ -7123,7 +8883,7 @@
         <w:pStyle w:val="Heading2"/>
       </w:pPr>
       <w:r>
-        <w:t>Step 1</w:t>
+        <w:t>Step 1 — Define the external system: one versioned localStorage key containing synthetic task JSON</w:t>
       </w:r>
     </w:p>
     <w:p>
@@ -7133,15 +8893,15 @@
     </w:p>
     <w:p>
       <w:r>
-        <w:t>Before acting, predict the file and visible result. After acting, compare the prediction with the diff and capture evidence. Stop if the scope expands.</w:t>
-      </w:r>
-    </w:p>
-    <w:p>
-      <w:pPr>
-        <w:pStyle w:val="Heading2"/>
-      </w:pPr>
-      <w:r>
-        <w:t>Step 2</w:t>
+        <w:t>Where the agent acts, read its output as a reviewer, not a spectator, and note one specific thing you checked.</w:t>
+      </w:r>
+    </w:p>
+    <w:p>
+      <w:pPr>
+        <w:pStyle w:val="Heading2"/>
+      </w:pPr>
+      <w:r>
+        <w:t>Step 2 — Create a lazy state initializer that reads once and falls back safely on missing or malformed data</w:t>
       </w:r>
     </w:p>
     <w:p>
@@ -7151,15 +8911,15 @@
     </w:p>
     <w:p>
       <w:r>
-        <w:t>Before acting, predict the file and visible result. After acting, compare the prediction with the diff and capture evidence. Stop if the scope expands.</w:t>
-      </w:r>
-    </w:p>
-    <w:p>
-      <w:pPr>
-        <w:pStyle w:val="Heading2"/>
-      </w:pPr>
-      <w:r>
-        <w:t>Step 3</w:t>
+        <w:t>If the result differs from your prediction, treat the gap as information: find the exact line that explains it before continuing.</w:t>
+      </w:r>
+    </w:p>
+    <w:p>
+      <w:pPr>
+        <w:pStyle w:val="Heading2"/>
+      </w:pPr>
+      <w:r>
+        <w:t>Step 3 — Add a save effect whose dependency reflects the value being synchronized</w:t>
       </w:r>
     </w:p>
     <w:p>
@@ -7169,7 +8929,7 @@
     </w:p>
     <w:p>
       <w:r>
-        <w:t>Before acting, predict the file and visible result. After acting, compare the prediction with the diff and capture evidence. Stop if the scope expands.</w:t>
+        <w:t>Record the evidence for this step while it is still on screen — a command line and its output beat a memory.</w:t>
       </w:r>
     </w:p>
     <w:p>
@@ -7211,7 +8971,7 @@
         <w:pStyle w:val="Heading2"/>
       </w:pPr>
       <w:r>
-        <w:t>Step 4</w:t>
+        <w:t>Step 4 — Inspect StrictMode behavior and ensure the effect is idempotent rather than disabled</w:t>
       </w:r>
     </w:p>
     <w:p>
@@ -7221,15 +8981,15 @@
     </w:p>
     <w:p>
       <w:r>
-        <w:t>Run the narrowest relevant check first, then the full verification stack. Record the command, expected result, actual result and decision.</w:t>
-      </w:r>
-    </w:p>
-    <w:p>
-      <w:pPr>
-        <w:pStyle w:val="Heading2"/>
-      </w:pPr>
-      <w:r>
-        <w:t>Step 5</w:t>
+        <w:t>Run the narrowest check that exercises this step first; only then run the wider lint, type-check and build stack.</w:t>
+      </w:r>
+    </w:p>
+    <w:p>
+      <w:pPr>
+        <w:pStyle w:val="Heading2"/>
+      </w:pPr>
+      <w:r>
+        <w:t>Step 5 — Test reload, cleared storage, malformed JSON, schema mismatch and storage write failure</w:t>
       </w:r>
     </w:p>
     <w:p>
@@ -7239,15 +8999,15 @@
     </w:p>
     <w:p>
       <w:r>
-        <w:t>Run the narrowest relevant check first, then the full verification stack. Record the command, expected result, actual result and decision.</w:t>
-      </w:r>
-    </w:p>
-    <w:p>
-      <w:pPr>
-        <w:pStyle w:val="Heading2"/>
-      </w:pPr>
-      <w:r>
-        <w:t>Step 6</w:t>
+        <w:t>Verify the failure path as well as the success path — break the input deliberately and confirm the app responds as designed.</w:t>
+      </w:r>
+    </w:p>
+    <w:p>
+      <w:pPr>
+        <w:pStyle w:val="Heading2"/>
+      </w:pPr>
+      <w:r>
+        <w:t>Step 6 — Ask the agent to explain every dependency; reject lint suppression as a fix</w:t>
       </w:r>
     </w:p>
     <w:p>
@@ -7257,7 +9017,7 @@
     </w:p>
     <w:p>
       <w:r>
-        <w:t>Run the narrowest relevant check first, then the full verification stack. Record the command, expected result, actual result and decision.</w:t>
+        <w:t>Capture the command, expected result and actual result; if they differ, stop and investigate before the next step.</w:t>
       </w:r>
     </w:p>
     <w:p>
@@ -7291,7 +9051,7 @@
         <w:pStyle w:val="Heading2"/>
       </w:pPr>
       <w:r>
-        <w:t>Specify</w:t>
+        <w:t>Frame</w:t>
       </w:r>
     </w:p>
     <w:p>
@@ -7317,33 +9077,33 @@
         <w:pStyle w:val="Heading2"/>
       </w:pPr>
       <w:r>
+        <w:t>Generate</w:t>
+      </w:r>
+    </w:p>
+    <w:p>
+      <w:r>
+        <w:t>Authorize one bounded increment only.</w:t>
+      </w:r>
+    </w:p>
+    <w:p>
+      <w:pPr>
+        <w:pStyle w:val="Heading2"/>
+      </w:pPr>
+      <w:r>
         <w:t>Inspect</w:t>
       </w:r>
     </w:p>
     <w:p>
       <w:r>
-        <w:t>Challenge dependencies, hidden state, security, accessibility and testability.</w:t>
-      </w:r>
-    </w:p>
-    <w:p>
-      <w:pPr>
-        <w:pStyle w:val="Heading2"/>
-      </w:pPr>
-      <w:r>
-        <w:t>Implement</w:t>
-      </w:r>
-    </w:p>
-    <w:p>
-      <w:r>
-        <w:t>Authorize one bounded increment only.</w:t>
-      </w:r>
-    </w:p>
-    <w:p>
-      <w:pPr>
-        <w:pStyle w:val="Heading2"/>
-      </w:pPr>
-      <w:r>
-        <w:t>Test</w:t>
+        <w:t>Challenge dependencies, hidden state, security, accessibility and testability; trace the diff.</w:t>
+      </w:r>
+    </w:p>
+    <w:p>
+      <w:pPr>
+        <w:pStyle w:val="Heading2"/>
+      </w:pPr>
+      <w:r>
+        <w:t>Verify</w:t>
       </w:r>
     </w:p>
     <w:p>
@@ -7356,20 +9116,20 @@
         <w:pStyle w:val="Heading2"/>
       </w:pPr>
       <w:r>
-        <w:t>Critique and refine</w:t>
-      </w:r>
-    </w:p>
-    <w:p>
-      <w:r>
-        <w:t>Trace data and events, then request the smallest evidence-backed correction.</w:t>
-      </w:r>
-    </w:p>
-    <w:p>
-      <w:pPr>
-        <w:pStyle w:val="Heading2"/>
-      </w:pPr>
-      <w:r>
-        <w:t>Checkpoint</w:t>
+        <w:t>Correct</w:t>
+      </w:r>
+    </w:p>
+    <w:p>
+      <w:r>
+        <w:t>Request the smallest evidence-backed correction.</w:t>
+      </w:r>
+    </w:p>
+    <w:p>
+      <w:pPr>
+        <w:pStyle w:val="Heading2"/>
+      </w:pPr>
+      <w:r>
+        <w:t>Commit</w:t>
       </w:r>
     </w:p>
     <w:p>
@@ -7422,7 +9182,22 @@
     </w:p>
     <w:p>
       <w:r>
-        <w:t>Find the exact line, missing behavior or unverified assumption that would reveal this failure. Explain the user impact, then correct only the smallest responsible scope.</w:t>
+        <w:rPr>
+          <w:b/>
+        </w:rPr>
+        <w:t xml:space="preserve">Likely cause: </w:t>
+      </w:r>
+      <w:r>
+        <w:t xml:space="preserve">The save effect updated the same state it depended on. </w:t>
+      </w:r>
+      <w:r>
+        <w:rPr>
+          <w:b/>
+        </w:rPr>
+        <w:t xml:space="preserve">Recovery: </w:t>
+      </w:r>
+      <w:r>
+        <w:t>Separate the read (lazy initializer) from the write (effect on tasks) so the cycle breaks.</w:t>
       </w:r>
     </w:p>
     <w:p>
@@ -7435,7 +9210,22 @@
     </w:p>
     <w:p>
       <w:r>
-        <w:t>Find the exact line, missing behavior or unverified assumption that would reveal this failure. Explain the user impact, then correct only the smallest responsible scope.</w:t>
+        <w:rPr>
+          <w:b/>
+        </w:rPr>
+        <w:t xml:space="preserve">Likely cause: </w:t>
+      </w:r>
+      <w:r>
+        <w:t xml:space="preserve">Malformed stored data threw during the first render. </w:t>
+      </w:r>
+      <w:r>
+        <w:rPr>
+          <w:b/>
+        </w:rPr>
+        <w:t xml:space="preserve">Recovery: </w:t>
+      </w:r>
+      <w:r>
+        <w:t>Wrap parsing in try/catch and fall back to the initial tasks.</w:t>
       </w:r>
     </w:p>
     <w:p>
@@ -7448,7 +9238,22 @@
     </w:p>
     <w:p>
       <w:r>
-        <w:t>Find the exact line, missing behavior or unverified assumption that would reveal this failure. Explain the user impact, then correct only the smallest responsible scope.</w:t>
+        <w:rPr>
+          <w:b/>
+        </w:rPr>
+        <w:t xml:space="preserve">Likely cause: </w:t>
+      </w:r>
+      <w:r>
+        <w:t xml:space="preserve">exhaustive-deps was suppressed instead of understood. </w:t>
+      </w:r>
+      <w:r>
+        <w:rPr>
+          <w:b/>
+        </w:rPr>
+        <w:t xml:space="preserve">Recovery: </w:t>
+      </w:r>
+      <w:r>
+        <w:t>Remove the suppression and restructure until every dependency is honest.</w:t>
       </w:r>
     </w:p>
     <w:p>
@@ -7461,7 +9266,22 @@
     </w:p>
     <w:p>
       <w:r>
-        <w:t>Find the exact line, missing behavior or unverified assumption that would reveal this failure. Explain the user impact, then correct only the smallest responsible scope.</w:t>
+        <w:rPr>
+          <w:b/>
+        </w:rPr>
+        <w:t xml:space="preserve">Likely cause: </w:t>
+      </w:r>
+      <w:r>
+        <w:t xml:space="preserve">localStorage looked like a database, so sensitive data seemed fine. </w:t>
+      </w:r>
+      <w:r>
+        <w:rPr>
+          <w:b/>
+        </w:rPr>
+        <w:t xml:space="preserve">Recovery: </w:t>
+      </w:r>
+      <w:r>
+        <w:t>Keep only synthetic, non-sensitive data client-side and record that rule in the brief.</w:t>
       </w:r>
     </w:p>
     <w:p>
@@ -7598,6 +9418,62 @@
     </w:p>
     <w:p>
       <w:pPr>
+        <w:pStyle w:val="ListBullet"/>
+      </w:pPr>
+      <w:r>
+        <w:rPr>
+          <w:b/>
+        </w:rPr>
+        <w:t xml:space="preserve">custom hook — </w:t>
+      </w:r>
+      <w:r>
+        <w:t>A function starting with use that packages reusable stateful logic; each caller gets its own independent state.</w:t>
+      </w:r>
+    </w:p>
+    <w:p>
+      <w:pPr>
+        <w:pStyle w:val="ListBullet"/>
+      </w:pPr>
+      <w:r>
+        <w:rPr>
+          <w:b/>
+        </w:rPr>
+        <w:t xml:space="preserve">logic reuse — </w:t>
+      </w:r>
+      <w:r>
+        <w:t>Sharing behavior between components by extracting hooks or functions, not by copying code.</w:t>
+      </w:r>
+    </w:p>
+    <w:p>
+      <w:pPr>
+        <w:pStyle w:val="ListBullet"/>
+      </w:pPr>
+      <w:r>
+        <w:rPr>
+          <w:b/>
+        </w:rPr>
+        <w:t xml:space="preserve">public API — </w:t>
+      </w:r>
+      <w:r>
+        <w:t>The deliberate set of values and actions a hook or module exposes; everything else stays private.</w:t>
+      </w:r>
+    </w:p>
+    <w:p>
+      <w:pPr>
+        <w:pStyle w:val="ListBullet"/>
+      </w:pPr>
+      <w:r>
+        <w:rPr>
+          <w:b/>
+        </w:rPr>
+        <w:t xml:space="preserve">hook test — </w:t>
+      </w:r>
+      <w:r>
+        <w:t>A test that exercises a hook through a consuming component or renderHook, asserting on outputs rather than internals.</w:t>
+      </w:r>
+    </w:p>
+    <w:p>
+      <w:pPr>
         <w:pStyle w:val="Heading2"/>
       </w:pPr>
       <w:r>
@@ -7678,7 +9554,7 @@
         <w:pStyle w:val="Heading2"/>
       </w:pPr>
       <w:r>
-        <w:t>Step 1</w:t>
+        <w:t>Step 1 — List the smallest public API: tasks, visibleTasks, filter, setFilter, create, move and remove</w:t>
       </w:r>
     </w:p>
     <w:p>
@@ -7688,15 +9564,15 @@
     </w:p>
     <w:p>
       <w:r>
-        <w:t>Before acting, predict the file and visible result. After acting, compare the prediction with the diff and capture evidence. Stop if the scope expands.</w:t>
-      </w:r>
-    </w:p>
-    <w:p>
-      <w:pPr>
-        <w:pStyle w:val="Heading2"/>
-      </w:pPr>
-      <w:r>
-        <w:t>Step 2</w:t>
+        <w:t>If the result differs from your prediction, treat the gap as information: find the exact line that explains it before continuing.</w:t>
+      </w:r>
+    </w:p>
+    <w:p>
+      <w:pPr>
+        <w:pStyle w:val="Heading2"/>
+      </w:pPr>
+      <w:r>
+        <w:t>Step 2 — Move stateful logic into `useTaskBoard` while keeping presentation in components</w:t>
       </w:r>
     </w:p>
     <w:p>
@@ -7706,15 +9582,15 @@
     </w:p>
     <w:p>
       <w:r>
-        <w:t>Before acting, predict the file and visible result. After acting, compare the prediction with the diff and capture evidence. Stop if the scope expands.</w:t>
-      </w:r>
-    </w:p>
-    <w:p>
-      <w:pPr>
-        <w:pStyle w:val="Heading2"/>
-      </w:pPr>
-      <w:r>
-        <w:t>Step 3</w:t>
+        <w:t>Record the evidence for this step while it is still on screen — a command line and its output beat a memory.</w:t>
+      </w:r>
+    </w:p>
+    <w:p>
+      <w:pPr>
+        <w:pStyle w:val="Heading2"/>
+      </w:pPr>
+      <w:r>
+        <w:t>Step 3 — Inspect hook naming, top-level hook calls and dependency boundaries</w:t>
       </w:r>
     </w:p>
     <w:p>
@@ -7724,7 +9600,7 @@
     </w:p>
     <w:p>
       <w:r>
-        <w:t>Before acting, predict the file and visible result. After acting, compare the prediction with the diff and capture evidence. Stop if the scope expands.</w:t>
+        <w:t>Predict which files this step should touch and what will change on screen; compare that prediction with the actual diff before moving on.</w:t>
       </w:r>
     </w:p>
     <w:p>
@@ -7766,7 +9642,7 @@
         <w:pStyle w:val="Heading2"/>
       </w:pPr>
       <w:r>
-        <w:t>Step 4</w:t>
+        <w:t>Step 4 — Render two hook consumers and prove they do not share state unless state is lifted</w:t>
       </w:r>
     </w:p>
     <w:p>
@@ -7776,15 +9652,15 @@
     </w:p>
     <w:p>
       <w:r>
-        <w:t>Run the narrowest relevant check first, then the full verification stack. Record the command, expected result, actual result and decision.</w:t>
-      </w:r>
-    </w:p>
-    <w:p>
-      <w:pPr>
-        <w:pStyle w:val="Heading2"/>
-      </w:pPr>
-      <w:r>
-        <w:t>Step 5</w:t>
+        <w:t>Verify the failure path as well as the success path — break the input deliberately and confirm the app responds as designed.</w:t>
+      </w:r>
+    </w:p>
+    <w:p>
+      <w:pPr>
+        <w:pStyle w:val="Heading2"/>
+      </w:pPr>
+      <w:r>
+        <w:t>Step 5 — Add focused tests for initial state, filtering and immutable movement</w:t>
       </w:r>
     </w:p>
     <w:p>
@@ -7794,15 +9670,15 @@
     </w:p>
     <w:p>
       <w:r>
-        <w:t>Run the narrowest relevant check first, then the full verification stack. Record the command, expected result, actual result and decision.</w:t>
-      </w:r>
-    </w:p>
-    <w:p>
-      <w:pPr>
-        <w:pStyle w:val="Heading2"/>
-      </w:pPr>
-      <w:r>
-        <w:t>Step 6</w:t>
+        <w:t>Capture the command, expected result and actual result; if they differ, stop and investigate before the next step.</w:t>
+      </w:r>
+    </w:p>
+    <w:p>
+      <w:pPr>
+        <w:pStyle w:val="Heading2"/>
+      </w:pPr>
+      <w:r>
+        <w:t>Step 6 — Refactor App to consume the hook; compare behavior before and after</w:t>
       </w:r>
     </w:p>
     <w:p>
@@ -7812,7 +9688,7 @@
     </w:p>
     <w:p>
       <w:r>
-        <w:t>Run the narrowest relevant check first, then the full verification stack. Record the command, expected result, actual result and decision.</w:t>
+        <w:t>If this step touches the interface, re-test at both a narrow and a wide viewport and note anything that clips or overflows.</w:t>
       </w:r>
     </w:p>
     <w:p>
@@ -7846,7 +9722,7 @@
         <w:pStyle w:val="Heading2"/>
       </w:pPr>
       <w:r>
-        <w:t>Specify</w:t>
+        <w:t>Frame</w:t>
       </w:r>
     </w:p>
     <w:p>
@@ -7872,33 +9748,33 @@
         <w:pStyle w:val="Heading2"/>
       </w:pPr>
       <w:r>
+        <w:t>Generate</w:t>
+      </w:r>
+    </w:p>
+    <w:p>
+      <w:r>
+        <w:t>Authorize one bounded increment only.</w:t>
+      </w:r>
+    </w:p>
+    <w:p>
+      <w:pPr>
+        <w:pStyle w:val="Heading2"/>
+      </w:pPr>
+      <w:r>
         <w:t>Inspect</w:t>
       </w:r>
     </w:p>
     <w:p>
       <w:r>
-        <w:t>Challenge dependencies, hidden state, security, accessibility and testability.</w:t>
-      </w:r>
-    </w:p>
-    <w:p>
-      <w:pPr>
-        <w:pStyle w:val="Heading2"/>
-      </w:pPr>
-      <w:r>
-        <w:t>Implement</w:t>
-      </w:r>
-    </w:p>
-    <w:p>
-      <w:r>
-        <w:t>Authorize one bounded increment only.</w:t>
-      </w:r>
-    </w:p>
-    <w:p>
-      <w:pPr>
-        <w:pStyle w:val="Heading2"/>
-      </w:pPr>
-      <w:r>
-        <w:t>Test</w:t>
+        <w:t>Challenge dependencies, hidden state, security, accessibility and testability; trace the diff.</w:t>
+      </w:r>
+    </w:p>
+    <w:p>
+      <w:pPr>
+        <w:pStyle w:val="Heading2"/>
+      </w:pPr>
+      <w:r>
+        <w:t>Verify</w:t>
       </w:r>
     </w:p>
     <w:p>
@@ -7911,20 +9787,20 @@
         <w:pStyle w:val="Heading2"/>
       </w:pPr>
       <w:r>
-        <w:t>Critique and refine</w:t>
-      </w:r>
-    </w:p>
-    <w:p>
-      <w:r>
-        <w:t>Trace data and events, then request the smallest evidence-backed correction.</w:t>
-      </w:r>
-    </w:p>
-    <w:p>
-      <w:pPr>
-        <w:pStyle w:val="Heading2"/>
-      </w:pPr>
-      <w:r>
-        <w:t>Checkpoint</w:t>
+        <w:t>Correct</w:t>
+      </w:r>
+    </w:p>
+    <w:p>
+      <w:r>
+        <w:t>Request the smallest evidence-backed correction.</w:t>
+      </w:r>
+    </w:p>
+    <w:p>
+      <w:pPr>
+        <w:pStyle w:val="Heading2"/>
+      </w:pPr>
+      <w:r>
+        <w:t>Commit</w:t>
       </w:r>
     </w:p>
     <w:p>
@@ -7977,7 +9853,22 @@
     </w:p>
     <w:p>
       <w:r>
-        <w:t>Find the exact line, missing behavior or unverified assumption that would reveal this failure. Explain the user impact, then correct only the smallest responsible scope.</w:t>
+        <w:rPr>
+          <w:b/>
+        </w:rPr>
+        <w:t xml:space="preserve">Likely cause: </w:t>
+      </w:r>
+      <w:r>
+        <w:t xml:space="preserve">A hook was placed behind an if, breaking the rules-of-hooks ordering. </w:t>
+      </w:r>
+      <w:r>
+        <w:rPr>
+          <w:b/>
+        </w:rPr>
+        <w:t xml:space="preserve">Recovery: </w:t>
+      </w:r>
+      <w:r>
+        <w:t>Move the hook to the top level and branch inside its logic instead.</w:t>
       </w:r>
     </w:p>
     <w:p>
@@ -7990,7 +9881,22 @@
     </w:p>
     <w:p>
       <w:r>
-        <w:t>Find the exact line, missing behavior or unverified assumption that would reveal this failure. Explain the user impact, then correct only the smallest responsible scope.</w:t>
+        <w:rPr>
+          <w:b/>
+        </w:rPr>
+        <w:t xml:space="preserve">Likely cause: </w:t>
+      </w:r>
+      <w:r>
+        <w:t xml:space="preserve">A fresh object was returned each render, causing needless downstream work. </w:t>
+      </w:r>
+      <w:r>
+        <w:rPr>
+          <w:b/>
+        </w:rPr>
+        <w:t xml:space="preserve">Recovery: </w:t>
+      </w:r>
+      <w:r>
+        <w:t>Return only what the API needs and stabilize values only where measurement shows a problem.</w:t>
       </w:r>
     </w:p>
     <w:p>
@@ -8003,7 +9909,22 @@
     </w:p>
     <w:p>
       <w:r>
-        <w:t>Find the exact line, missing behavior or unverified assumption that would reveal this failure. Explain the user impact, then correct only the smallest responsible scope.</w:t>
+        <w:rPr>
+          <w:b/>
+        </w:rPr>
+        <w:t xml:space="preserve">Likely cause: </w:t>
+      </w:r>
+      <w:r>
+        <w:t xml:space="preserve">Reuse of logic was confused with sharing one state instance. </w:t>
+      </w:r>
+      <w:r>
+        <w:rPr>
+          <w:b/>
+        </w:rPr>
+        <w:t xml:space="preserve">Recovery: </w:t>
+      </w:r>
+      <w:r>
+        <w:t>Demonstrate two independent consumers, then lift state to a common owner if sharing is required.</w:t>
       </w:r>
     </w:p>
     <w:p>
@@ -8016,7 +9937,22 @@
     </w:p>
     <w:p>
       <w:r>
-        <w:t>Find the exact line, missing behavior or unverified assumption that would reveal this failure. Explain the user impact, then correct only the smallest responsible scope.</w:t>
+        <w:rPr>
+          <w:b/>
+        </w:rPr>
+        <w:t xml:space="preserve">Likely cause: </w:t>
+      </w:r>
+      <w:r>
+        <w:t xml:space="preserve">The extraction dragged JSX along with the state. </w:t>
+      </w:r>
+      <w:r>
+        <w:rPr>
+          <w:b/>
+        </w:rPr>
+        <w:t xml:space="preserve">Recovery: </w:t>
+      </w:r>
+      <w:r>
+        <w:t>Return data and actions from the hook; keep rendering in components.</w:t>
       </w:r>
     </w:p>
     <w:p>
@@ -8153,6 +10089,62 @@
     </w:p>
     <w:p>
       <w:pPr>
+        <w:pStyle w:val="ListBullet"/>
+      </w:pPr>
+      <w:r>
+        <w:rPr>
+          <w:b/>
+        </w:rPr>
+        <w:t xml:space="preserve">URL as state — </w:t>
+      </w:r>
+      <w:r>
+        <w:t>Treating the address bar as application state, so views are shareable, bookmarkable and restorable.</w:t>
+      </w:r>
+    </w:p>
+    <w:p>
+      <w:pPr>
+        <w:pStyle w:val="ListBullet"/>
+      </w:pPr>
+      <w:r>
+        <w:rPr>
+          <w:b/>
+        </w:rPr>
+        <w:t xml:space="preserve">route — </w:t>
+      </w:r>
+      <w:r>
+        <w:t>A mapping from a URL pattern to the component tree that should render for it.</w:t>
+      </w:r>
+    </w:p>
+    <w:p>
+      <w:pPr>
+        <w:pStyle w:val="ListBullet"/>
+      </w:pPr>
+      <w:r>
+        <w:rPr>
+          <w:b/>
+        </w:rPr>
+        <w:t xml:space="preserve">dynamic parameter — </w:t>
+      </w:r>
+      <w:r>
+        <w:t>A URL segment such as :taskId whose value is read at render time to select one resource.</w:t>
+      </w:r>
+    </w:p>
+    <w:p>
+      <w:pPr>
+        <w:pStyle w:val="ListBullet"/>
+      </w:pPr>
+      <w:r>
+        <w:rPr>
+          <w:b/>
+        </w:rPr>
+        <w:t xml:space="preserve">navigation — </w:t>
+      </w:r>
+      <w:r>
+        <w:t>Moving between routes with links or programmatic calls while browser history stays correct.</w:t>
+      </w:r>
+    </w:p>
+    <w:p>
+      <w:pPr>
         <w:pStyle w:val="Heading2"/>
       </w:pPr>
       <w:r>
@@ -8249,7 +10241,7 @@
         <w:pStyle w:val="Heading2"/>
       </w:pPr>
       <w:r>
-        <w:t>Step 1</w:t>
+        <w:t>Step 1 — Install the current React Router package and record the version and command</w:t>
       </w:r>
     </w:p>
     <w:p>
@@ -8259,15 +10251,15 @@
     </w:p>
     <w:p>
       <w:r>
-        <w:t>Before acting, predict the file and visible result. After acting, compare the prediction with the diff and capture evidence. Stop if the scope expands.</w:t>
-      </w:r>
-    </w:p>
-    <w:p>
-      <w:pPr>
-        <w:pStyle w:val="Heading2"/>
-      </w:pPr>
-      <w:r>
-        <w:t>Step 2</w:t>
+        <w:t>Record the evidence for this step while it is still on screen — a command line and its output beat a memory.</w:t>
+      </w:r>
+    </w:p>
+    <w:p>
+      <w:pPr>
+        <w:pStyle w:val="Heading2"/>
+      </w:pPr>
+      <w:r>
+        <w:t>Step 2 — Plan route objects for `/`, `/tasks/:taskId`, `/about` and a catch-all page</w:t>
       </w:r>
     </w:p>
     <w:p>
@@ -8277,15 +10269,15 @@
     </w:p>
     <w:p>
       <w:r>
-        <w:t>Before acting, predict the file and visible result. After acting, compare the prediction with the diff and capture evidence. Stop if the scope expands.</w:t>
-      </w:r>
-    </w:p>
-    <w:p>
-      <w:pPr>
-        <w:pStyle w:val="Heading2"/>
-      </w:pPr>
-      <w:r>
-        <w:t>Step 3</w:t>
+        <w:t>Predict which files this step should touch and what will change on screen; compare that prediction with the actual diff before moving on.</w:t>
+      </w:r>
+    </w:p>
+    <w:p>
+      <w:pPr>
+        <w:pStyle w:val="Heading2"/>
+      </w:pPr>
+      <w:r>
+        <w:t>Step 3 — Create a shared layout with navigation and an outlet for child pages</w:t>
       </w:r>
     </w:p>
     <w:p>
@@ -8295,7 +10287,7 @@
     </w:p>
     <w:p>
       <w:r>
-        <w:t>Before acting, predict the file and visible result. After acting, compare the prediction with the diff and capture evidence. Stop if the scope expands.</w:t>
+        <w:t>Say out loud what success looks like for this step before acting; afterwards capture the command output or screenshot that proves it.</w:t>
       </w:r>
     </w:p>
     <w:p>
@@ -8337,7 +10329,7 @@
         <w:pStyle w:val="Heading2"/>
       </w:pPr>
       <w:r>
-        <w:t>Step 4</w:t>
+        <w:t>Step 4 — Link each TaskCard to its detail URL; read the parameter and handle an unknown ID</w:t>
       </w:r>
     </w:p>
     <w:p>
@@ -8347,15 +10339,15 @@
     </w:p>
     <w:p>
       <w:r>
-        <w:t>Run the narrowest relevant check first, then the full verification stack. Record the command, expected result, actual result and decision.</w:t>
-      </w:r>
-    </w:p>
-    <w:p>
-      <w:pPr>
-        <w:pStyle w:val="Heading2"/>
-      </w:pPr>
-      <w:r>
-        <w:t>Step 5</w:t>
+        <w:t>Capture the command, expected result and actual result; if they differ, stop and investigate before the next step.</w:t>
+      </w:r>
+    </w:p>
+    <w:p>
+      <w:pPr>
+        <w:pStyle w:val="Heading2"/>
+      </w:pPr>
+      <w:r>
+        <w:t>Step 5 — Test links, browser back/forward, direct URL entry, refresh and keyboard focus after navigation</w:t>
       </w:r>
     </w:p>
     <w:p>
@@ -8365,15 +10357,15 @@
     </w:p>
     <w:p>
       <w:r>
-        <w:t>Run the narrowest relevant check first, then the full verification stack. Record the command, expected result, actual result and decision.</w:t>
-      </w:r>
-    </w:p>
-    <w:p>
-      <w:pPr>
-        <w:pStyle w:val="Heading2"/>
-      </w:pPr>
-      <w:r>
-        <w:t>Step 6</w:t>
+        <w:t>If this step touches the interface, re-test at both a narrow and a wide viewport and note anything that clips or overflows.</w:t>
+      </w:r>
+    </w:p>
+    <w:p>
+      <w:pPr>
+        <w:pStyle w:val="Heading2"/>
+      </w:pPr>
+      <w:r>
+        <w:t>Step 6 — Inspect for anchor misuse, imperative navigation where Link is clearer, and blank not-found output</w:t>
       </w:r>
     </w:p>
     <w:p>
@@ -8383,7 +10375,7 @@
     </w:p>
     <w:p>
       <w:r>
-        <w:t>Run the narrowest relevant check first, then the full verification stack. Record the command, expected result, actual result and decision.</w:t>
+        <w:t>Ask the agent to explain any part of this step's diff you cannot explain yourself; unresolved lines block the checkpoint.</w:t>
       </w:r>
     </w:p>
     <w:p>
@@ -8417,7 +10409,7 @@
         <w:pStyle w:val="Heading2"/>
       </w:pPr>
       <w:r>
-        <w:t>Specify</w:t>
+        <w:t>Frame</w:t>
       </w:r>
     </w:p>
     <w:p>
@@ -8443,33 +10435,33 @@
         <w:pStyle w:val="Heading2"/>
       </w:pPr>
       <w:r>
+        <w:t>Generate</w:t>
+      </w:r>
+    </w:p>
+    <w:p>
+      <w:r>
+        <w:t>Authorize one bounded increment only.</w:t>
+      </w:r>
+    </w:p>
+    <w:p>
+      <w:pPr>
+        <w:pStyle w:val="Heading2"/>
+      </w:pPr>
+      <w:r>
         <w:t>Inspect</w:t>
       </w:r>
     </w:p>
     <w:p>
       <w:r>
-        <w:t>Challenge dependencies, hidden state, security, accessibility and testability.</w:t>
-      </w:r>
-    </w:p>
-    <w:p>
-      <w:pPr>
-        <w:pStyle w:val="Heading2"/>
-      </w:pPr>
-      <w:r>
-        <w:t>Implement</w:t>
-      </w:r>
-    </w:p>
-    <w:p>
-      <w:r>
-        <w:t>Authorize one bounded increment only.</w:t>
-      </w:r>
-    </w:p>
-    <w:p>
-      <w:pPr>
-        <w:pStyle w:val="Heading2"/>
-      </w:pPr>
-      <w:r>
-        <w:t>Test</w:t>
+        <w:t>Challenge dependencies, hidden state, security, accessibility and testability; trace the diff.</w:t>
+      </w:r>
+    </w:p>
+    <w:p>
+      <w:pPr>
+        <w:pStyle w:val="Heading2"/>
+      </w:pPr>
+      <w:r>
+        <w:t>Verify</w:t>
       </w:r>
     </w:p>
     <w:p>
@@ -8482,20 +10474,20 @@
         <w:pStyle w:val="Heading2"/>
       </w:pPr>
       <w:r>
-        <w:t>Critique and refine</w:t>
-      </w:r>
-    </w:p>
-    <w:p>
-      <w:r>
-        <w:t>Trace data and events, then request the smallest evidence-backed correction.</w:t>
-      </w:r>
-    </w:p>
-    <w:p>
-      <w:pPr>
-        <w:pStyle w:val="Heading2"/>
-      </w:pPr>
-      <w:r>
-        <w:t>Checkpoint</w:t>
+        <w:t>Correct</w:t>
+      </w:r>
+    </w:p>
+    <w:p>
+      <w:r>
+        <w:t>Request the smallest evidence-backed correction.</w:t>
+      </w:r>
+    </w:p>
+    <w:p>
+      <w:pPr>
+        <w:pStyle w:val="Heading2"/>
+      </w:pPr>
+      <w:r>
+        <w:t>Commit</w:t>
       </w:r>
     </w:p>
     <w:p>
@@ -8548,7 +10540,22 @@
     </w:p>
     <w:p>
       <w:r>
-        <w:t>Find the exact line, missing behavior or unverified assumption that would reveal this failure. Explain the user impact, then correct only the smallest responsible scope.</w:t>
+        <w:rPr>
+          <w:b/>
+        </w:rPr>
+        <w:t xml:space="preserve">Likely cause: </w:t>
+      </w:r>
+      <w:r>
+        <w:t xml:space="preserve">A full-page navigation habit carried over from multi-page sites. </w:t>
+      </w:r>
+      <w:r>
+        <w:rPr>
+          <w:b/>
+        </w:rPr>
+        <w:t xml:space="preserve">Recovery: </w:t>
+      </w:r>
+      <w:r>
+        <w:t>Use Link or useNavigate so routing stays client-side and state survives.</w:t>
       </w:r>
     </w:p>
     <w:p>
@@ -8561,7 +10568,22 @@
     </w:p>
     <w:p>
       <w:r>
-        <w:t>Find the exact line, missing behavior or unverified assumption that would reveal this failure. Explain the user impact, then correct only the smallest responsible scope.</w:t>
+        <w:rPr>
+          <w:b/>
+        </w:rPr>
+        <w:t xml:space="preserve">Likely cause: </w:t>
+      </w:r>
+      <w:r>
+        <w:t xml:space="preserve">Only the happy paths were mapped. </w:t>
+      </w:r>
+      <w:r>
+        <w:rPr>
+          <w:b/>
+        </w:rPr>
+        <w:t xml:space="preserve">Recovery: </w:t>
+      </w:r>
+      <w:r>
+        <w:t>Add a catch-all route with a useful page and a link back to the board.</w:t>
       </w:r>
     </w:p>
     <w:p>
@@ -8574,7 +10596,22 @@
     </w:p>
     <w:p>
       <w:r>
-        <w:t>Find the exact line, missing behavior or unverified assumption that would reveal this failure. Explain the user impact, then correct only the smallest responsible scope.</w:t>
+        <w:rPr>
+          <w:b/>
+        </w:rPr>
+        <w:t xml:space="preserve">Likely cause: </w:t>
+      </w:r>
+      <w:r>
+        <w:t xml:space="preserve">The detail page assumed find() always returns a task. </w:t>
+      </w:r>
+      <w:r>
+        <w:rPr>
+          <w:b/>
+        </w:rPr>
+        <w:t xml:space="preserve">Recovery: </w:t>
+      </w:r>
+      <w:r>
+        <w:t>Handle undefined explicitly with a friendly unknown-task state.</w:t>
       </w:r>
     </w:p>
     <w:p>
@@ -8587,7 +10624,22 @@
     </w:p>
     <w:p>
       <w:r>
-        <w:t>Find the exact line, missing behavior or unverified assumption that would reveal this failure. Explain the user impact, then correct only the smallest responsible scope.</w:t>
+        <w:rPr>
+          <w:b/>
+        </w:rPr>
+        <w:t xml:space="preserve">Likely cause: </w:t>
+      </w:r>
+      <w:r>
+        <w:t xml:space="preserve">Static hosts return 404 for URLs that exist only client-side. </w:t>
+      </w:r>
+      <w:r>
+        <w:rPr>
+          <w:b/>
+        </w:rPr>
+        <w:t xml:space="preserve">Recovery: </w:t>
+      </w:r>
+      <w:r>
+        <w:t>Document and configure an SPA fallback rewrite to index.html for the chosen host.</w:t>
       </w:r>
     </w:p>
     <w:p>
@@ -8724,6 +10776,62 @@
     </w:p>
     <w:p>
       <w:pPr>
+        <w:pStyle w:val="ListBullet"/>
+      </w:pPr>
+      <w:r>
+        <w:rPr>
+          <w:b/>
+        </w:rPr>
+        <w:t xml:space="preserve">fetch — </w:t>
+      </w:r>
+      <w:r>
+        <w:t>The browser API that performs HTTP requests and resolves with a Response — rejecting only on network failure, not on HTTP error status.</w:t>
+      </w:r>
+    </w:p>
+    <w:p>
+      <w:pPr>
+        <w:pStyle w:val="ListBullet"/>
+      </w:pPr>
+      <w:r>
+        <w:rPr>
+          <w:b/>
+        </w:rPr>
+        <w:t xml:space="preserve">response.ok — </w:t>
+      </w:r>
+      <w:r>
+        <w:t>The Response flag that is true only for 2xx status codes; skipping this check treats a 404 page as data.</w:t>
+      </w:r>
+    </w:p>
+    <w:p>
+      <w:pPr>
+        <w:pStyle w:val="ListBullet"/>
+      </w:pPr>
+      <w:r>
+        <w:rPr>
+          <w:b/>
+        </w:rPr>
+        <w:t xml:space="preserve">AbortController — </w:t>
+      </w:r>
+      <w:r>
+        <w:t>The API that cancels an in-flight fetch, used in effect cleanup to prevent updates after unmount.</w:t>
+      </w:r>
+    </w:p>
+    <w:p>
+      <w:pPr>
+        <w:pStyle w:val="ListBullet"/>
+      </w:pPr>
+      <w:r>
+        <w:rPr>
+          <w:b/>
+        </w:rPr>
+        <w:t xml:space="preserve">state machine — </w:t>
+      </w:r>
+      <w:r>
+        <w:t>Modeling a process as named states and transitions — idle, loading, success, empty, error — so no combination is ambiguous.</w:t>
+      </w:r>
+    </w:p>
+    <w:p>
+      <w:pPr>
         <w:pStyle w:val="Heading2"/>
       </w:pPr>
       <w:r>
@@ -8812,7 +10920,7 @@
         <w:pStyle w:val="Heading2"/>
       </w:pPr>
       <w:r>
-        <w:t>Step 1</w:t>
+        <w:t>Step 1 — Create a local JSON endpoint with synthetic tasks so the lab needs no credentials</w:t>
       </w:r>
     </w:p>
     <w:p>
@@ -8822,15 +10930,15 @@
     </w:p>
     <w:p>
       <w:r>
-        <w:t>Before acting, predict the file and visible result. After acting, compare the prediction with the diff and capture evidence. Stop if the scope expands.</w:t>
-      </w:r>
-    </w:p>
-    <w:p>
-      <w:pPr>
-        <w:pStyle w:val="Heading2"/>
-      </w:pPr>
-      <w:r>
-        <w:t>Step 2</w:t>
+        <w:t>Predict which files this step should touch and what will change on screen; compare that prediction with the actual diff before moving on.</w:t>
+      </w:r>
+    </w:p>
+    <w:p>
+      <w:pPr>
+        <w:pStyle w:val="Heading2"/>
+      </w:pPr>
+      <w:r>
+        <w:t>Step 2 — Model idle/loading/success/empty/error rather than a single ambiguous boolean</w:t>
       </w:r>
     </w:p>
     <w:p>
@@ -8840,15 +10948,15 @@
     </w:p>
     <w:p>
       <w:r>
-        <w:t>Before acting, predict the file and visible result. After acting, compare the prediction with the diff and capture evidence. Stop if the scope expands.</w:t>
-      </w:r>
-    </w:p>
-    <w:p>
-      <w:pPr>
-        <w:pStyle w:val="Heading2"/>
-      </w:pPr>
-      <w:r>
-        <w:t>Step 3</w:t>
+        <w:t>Say out loud what success looks like for this step before acting; afterwards capture the command output or screenshot that proves it.</w:t>
+      </w:r>
+    </w:p>
+    <w:p>
+      <w:pPr>
+        <w:pStyle w:val="Heading2"/>
+      </w:pPr>
+      <w:r>
+        <w:t>Step 3 — Fetch inside an effect, check `response.ok`, validate the payload and abort on cleanup</w:t>
       </w:r>
     </w:p>
     <w:p>
@@ -8858,7 +10966,7 @@
     </w:p>
     <w:p>
       <w:r>
-        <w:t>Before acting, predict the file and visible result. After acting, compare the prediction with the diff and capture evidence. Stop if the scope expands.</w:t>
+        <w:t>Keep the agent inside the declared file scope here — if its proposal reaches further, stop and narrow the request.</w:t>
       </w:r>
     </w:p>
     <w:p>
@@ -8900,7 +11008,7 @@
         <w:pStyle w:val="Heading2"/>
       </w:pPr>
       <w:r>
-        <w:t>Step 4</w:t>
+        <w:t>Step 4 — Expose a retry action and a useful error message without leaking stack traces</w:t>
       </w:r>
     </w:p>
     <w:p>
@@ -8910,15 +11018,15 @@
     </w:p>
     <w:p>
       <w:r>
-        <w:t>Run the narrowest relevant check first, then the full verification stack. Record the command, expected result, actual result and decision.</w:t>
-      </w:r>
-    </w:p>
-    <w:p>
-      <w:pPr>
-        <w:pStyle w:val="Heading2"/>
-      </w:pPr>
-      <w:r>
-        <w:t>Step 5</w:t>
+        <w:t>If this step touches the interface, re-test at both a narrow and a wide viewport and note anything that clips or overflows.</w:t>
+      </w:r>
+    </w:p>
+    <w:p>
+      <w:pPr>
+        <w:pStyle w:val="Heading2"/>
+      </w:pPr>
+      <w:r>
+        <w:t>Step 5 — Test normal data, empty array, invalid JSON, 404 path, slow network and component unmount</w:t>
       </w:r>
     </w:p>
     <w:p>
@@ -8928,15 +11036,15 @@
     </w:p>
     <w:p>
       <w:r>
-        <w:t>Run the narrowest relevant check first, then the full verification stack. Record the command, expected result, actual result and decision.</w:t>
-      </w:r>
-    </w:p>
-    <w:p>
-      <w:pPr>
-        <w:pStyle w:val="Heading2"/>
-      </w:pPr>
-      <w:r>
-        <w:t>Step 6</w:t>
+        <w:t>Ask the agent to explain any part of this step's diff you cannot explain yourself; unresolved lines block the checkpoint.</w:t>
+      </w:r>
+    </w:p>
+    <w:p>
+      <w:pPr>
+        <w:pStyle w:val="Heading2"/>
+      </w:pPr>
+      <w:r>
+        <w:t>Step 6 — Inspect for requests during render, missing cleanup, swallowed errors and endless spinner</w:t>
       </w:r>
     </w:p>
     <w:p>
@@ -8946,7 +11054,7 @@
     </w:p>
     <w:p>
       <w:r>
-        <w:t>Run the narrowest relevant check first, then the full verification stack. Record the command, expected result, actual result and decision.</w:t>
+        <w:t>When this step passes, decide keep, refine or revert explicitly and write one sentence recording why.</w:t>
       </w:r>
     </w:p>
     <w:p>
@@ -8980,7 +11088,7 @@
         <w:pStyle w:val="Heading2"/>
       </w:pPr>
       <w:r>
-        <w:t>Specify</w:t>
+        <w:t>Frame</w:t>
       </w:r>
     </w:p>
     <w:p>
@@ -9006,33 +11114,33 @@
         <w:pStyle w:val="Heading2"/>
       </w:pPr>
       <w:r>
+        <w:t>Generate</w:t>
+      </w:r>
+    </w:p>
+    <w:p>
+      <w:r>
+        <w:t>Authorize one bounded increment only.</w:t>
+      </w:r>
+    </w:p>
+    <w:p>
+      <w:pPr>
+        <w:pStyle w:val="Heading2"/>
+      </w:pPr>
+      <w:r>
         <w:t>Inspect</w:t>
       </w:r>
     </w:p>
     <w:p>
       <w:r>
-        <w:t>Challenge dependencies, hidden state, security, accessibility and testability.</w:t>
-      </w:r>
-    </w:p>
-    <w:p>
-      <w:pPr>
-        <w:pStyle w:val="Heading2"/>
-      </w:pPr>
-      <w:r>
-        <w:t>Implement</w:t>
-      </w:r>
-    </w:p>
-    <w:p>
-      <w:r>
-        <w:t>Authorize one bounded increment only.</w:t>
-      </w:r>
-    </w:p>
-    <w:p>
-      <w:pPr>
-        <w:pStyle w:val="Heading2"/>
-      </w:pPr>
-      <w:r>
-        <w:t>Test</w:t>
+        <w:t>Challenge dependencies, hidden state, security, accessibility and testability; trace the diff.</w:t>
+      </w:r>
+    </w:p>
+    <w:p>
+      <w:pPr>
+        <w:pStyle w:val="Heading2"/>
+      </w:pPr>
+      <w:r>
+        <w:t>Verify</w:t>
       </w:r>
     </w:p>
     <w:p>
@@ -9045,20 +11153,20 @@
         <w:pStyle w:val="Heading2"/>
       </w:pPr>
       <w:r>
-        <w:t>Critique and refine</w:t>
-      </w:r>
-    </w:p>
-    <w:p>
-      <w:r>
-        <w:t>Trace data and events, then request the smallest evidence-backed correction.</w:t>
-      </w:r>
-    </w:p>
-    <w:p>
-      <w:pPr>
-        <w:pStyle w:val="Heading2"/>
-      </w:pPr>
-      <w:r>
-        <w:t>Checkpoint</w:t>
+        <w:t>Correct</w:t>
+      </w:r>
+    </w:p>
+    <w:p>
+      <w:r>
+        <w:t>Request the smallest evidence-backed correction.</w:t>
+      </w:r>
+    </w:p>
+    <w:p>
+      <w:pPr>
+        <w:pStyle w:val="Heading2"/>
+      </w:pPr>
+      <w:r>
+        <w:t>Commit</w:t>
       </w:r>
     </w:p>
     <w:p>
@@ -9111,7 +11219,22 @@
     </w:p>
     <w:p>
       <w:r>
-        <w:t>Find the exact line, missing behavior or unverified assumption that would reveal this failure. Explain the user impact, then correct only the smallest responsible scope.</w:t>
+        <w:rPr>
+          <w:b/>
+        </w:rPr>
+        <w:t xml:space="preserve">Likely cause: </w:t>
+      </w:r>
+      <w:r>
+        <w:t xml:space="preserve">The request was issued in the component body, firing on every render. </w:t>
+      </w:r>
+      <w:r>
+        <w:rPr>
+          <w:b/>
+        </w:rPr>
+        <w:t xml:space="preserve">Recovery: </w:t>
+      </w:r>
+      <w:r>
+        <w:t>Move the fetch into useEffect with correct dependencies and abort cleanup.</w:t>
       </w:r>
     </w:p>
     <w:p>
@@ -9124,7 +11247,22 @@
     </w:p>
     <w:p>
       <w:r>
-        <w:t>Find the exact line, missing behavior or unverified assumption that would reveal this failure. Explain the user impact, then correct only the smallest responsible scope.</w:t>
+        <w:rPr>
+          <w:b/>
+        </w:rPr>
+        <w:t xml:space="preserve">Likely cause: </w:t>
+      </w:r>
+      <w:r>
+        <w:t xml:space="preserve">fetch resolves on HTTP errors, so a 404 body was parsed as data. </w:t>
+      </w:r>
+      <w:r>
+        <w:rPr>
+          <w:b/>
+        </w:rPr>
+        <w:t xml:space="preserve">Recovery: </w:t>
+      </w:r>
+      <w:r>
+        <w:t>Branch on response.ok and route failures to the error state.</w:t>
       </w:r>
     </w:p>
     <w:p>
@@ -9137,7 +11275,22 @@
     </w:p>
     <w:p>
       <w:r>
-        <w:t>Find the exact line, missing behavior or unverified assumption that would reveal this failure. Explain the user impact, then correct only the smallest responsible scope.</w:t>
+        <w:rPr>
+          <w:b/>
+        </w:rPr>
+        <w:t xml:space="preserve">Likely cause: </w:t>
+      </w:r>
+      <w:r>
+        <w:t xml:space="preserve">The AbortError raised by cleanup was caught by the generic error handler. </w:t>
+      </w:r>
+      <w:r>
+        <w:rPr>
+          <w:b/>
+        </w:rPr>
+        <w:t xml:space="preserve">Recovery: </w:t>
+      </w:r>
+      <w:r>
+        <w:t>Detect AbortError and return silently instead of setting the error state.</w:t>
       </w:r>
     </w:p>
     <w:p>
@@ -9150,7 +11303,22 @@
     </w:p>
     <w:p>
       <w:r>
-        <w:t>Find the exact line, missing behavior or unverified assumption that would reveal this failure. Explain the user impact, then correct only the smallest responsible scope.</w:t>
+        <w:rPr>
+          <w:b/>
+        </w:rPr>
+        <w:t xml:space="preserve">Likely cause: </w:t>
+      </w:r>
+      <w:r>
+        <w:t xml:space="preserve">The failure path never transitioned the state machine. </w:t>
+      </w:r>
+      <w:r>
+        <w:rPr>
+          <w:b/>
+        </w:rPr>
+        <w:t xml:space="preserve">Recovery: </w:t>
+      </w:r>
+      <w:r>
+        <w:t>Set an explicit error state — or use finally — and expose a retry action.</w:t>
       </w:r>
     </w:p>
     <w:p>
@@ -9366,6 +11534,62 @@
     </w:p>
     <w:p>
       <w:pPr>
+        <w:pStyle w:val="ListBullet"/>
+      </w:pPr>
+      <w:r>
+        <w:rPr>
+          <w:b/>
+        </w:rPr>
+        <w:t xml:space="preserve">reproduction — </w:t>
+      </w:r>
+      <w:r>
+        <w:t>An exact sequence of steps that reliably shows a defect, turning a report into an experiment.</w:t>
+      </w:r>
+    </w:p>
+    <w:p>
+      <w:pPr>
+        <w:pStyle w:val="ListBullet"/>
+      </w:pPr>
+      <w:r>
+        <w:rPr>
+          <w:b/>
+        </w:rPr>
+        <w:t xml:space="preserve">hypothesis — </w:t>
+      </w:r>
+      <w:r>
+        <w:t>A specific, testable explanation of a defect that predicts what an experiment will show.</w:t>
+      </w:r>
+    </w:p>
+    <w:p>
+      <w:pPr>
+        <w:pStyle w:val="ListBullet"/>
+      </w:pPr>
+      <w:r>
+        <w:rPr>
+          <w:b/>
+        </w:rPr>
+        <w:t xml:space="preserve">root cause — </w:t>
+      </w:r>
+      <w:r>
+        <w:t>The underlying condition that produces a symptom; fixing it prevents recurrence, while patching the symptom does not.</w:t>
+      </w:r>
+    </w:p>
+    <w:p>
+      <w:pPr>
+        <w:pStyle w:val="ListBullet"/>
+      </w:pPr>
+      <w:r>
+        <w:rPr>
+          <w:b/>
+        </w:rPr>
+        <w:t xml:space="preserve">minimal patch — </w:t>
+      </w:r>
+      <w:r>
+        <w:t>The smallest change that makes the failing check pass, keeping the diff reviewable and the risk bounded.</w:t>
+      </w:r>
+    </w:p>
+    <w:p>
+      <w:pPr>
         <w:pStyle w:val="Heading2"/>
       </w:pPr>
       <w:r>
@@ -9446,7 +11670,7 @@
         <w:pStyle w:val="Heading2"/>
       </w:pPr>
       <w:r>
-        <w:t>Step 1</w:t>
+        <w:t>Step 1 — Create a branch and introduce a controlled defect that loses one of two rapid task moves</w:t>
       </w:r>
     </w:p>
     <w:p>
@@ -9456,15 +11680,15 @@
     </w:p>
     <w:p>
       <w:r>
-        <w:t>Before acting, predict the file and visible result. After acting, compare the prediction with the diff and capture evidence. Stop if the scope expands.</w:t>
-      </w:r>
-    </w:p>
-    <w:p>
-      <w:pPr>
-        <w:pStyle w:val="Heading2"/>
-      </w:pPr>
-      <w:r>
-        <w:t>Step 2</w:t>
+        <w:t>Predict which files this step should touch and what will change on screen; compare that prediction with the actual diff before moving on.</w:t>
+      </w:r>
+    </w:p>
+    <w:p>
+      <w:pPr>
+        <w:pStyle w:val="Heading2"/>
+      </w:pPr>
+      <w:r>
+        <w:t>Step 2 — Write exact reproduction steps, expected result, actual result and evidence in the debug log</w:t>
       </w:r>
     </w:p>
     <w:p>
@@ -9474,15 +11698,15 @@
     </w:p>
     <w:p>
       <w:r>
-        <w:t>Before acting, predict the file and visible result. After acting, compare the prediction with the diff and capture evidence. Stop if the scope expands.</w:t>
-      </w:r>
-    </w:p>
-    <w:p>
-      <w:pPr>
-        <w:pStyle w:val="Heading2"/>
-      </w:pPr>
-      <w:r>
-        <w:t>Step 3</w:t>
+        <w:t>Say out loud what success looks like for this step before acting; afterwards capture the command output or screenshot that proves it.</w:t>
+      </w:r>
+    </w:p>
+    <w:p>
+      <w:pPr>
+        <w:pStyle w:val="Heading2"/>
+      </w:pPr>
+      <w:r>
+        <w:t>Step 3 — Ask the agent for three ranked hypotheses and the smallest experiment for each; do not request a fix yet</w:t>
       </w:r>
     </w:p>
     <w:p>
@@ -9492,7 +11716,7 @@
     </w:p>
     <w:p>
       <w:r>
-        <w:t>Before acting, predict the file and visible result. After acting, compare the prediction with the diff and capture evidence. Stop if the scope expands.</w:t>
+        <w:t>Keep the agent inside the declared file scope here — if its proposal reaches further, stop and narrow the request.</w:t>
       </w:r>
     </w:p>
     <w:p>
@@ -9534,7 +11758,7 @@
         <w:pStyle w:val="Heading2"/>
       </w:pPr>
       <w:r>
-        <w:t>Step 4</w:t>
+        <w:t>Step 4 — Run the experiments, identify the stale closure, and approve one functional-update patch</w:t>
       </w:r>
     </w:p>
     <w:p>
@@ -9544,15 +11768,15 @@
     </w:p>
     <w:p>
       <w:r>
-        <w:t>Run the narrowest relevant check first, then the full verification stack. Record the command, expected result, actual result and decision.</w:t>
-      </w:r>
-    </w:p>
-    <w:p>
-      <w:pPr>
-        <w:pStyle w:val="Heading2"/>
-      </w:pPr>
-      <w:r>
-        <w:t>Step 5</w:t>
+        <w:t>If this step touches the interface, re-test at both a narrow and a wide viewport and note anything that clips or overflows.</w:t>
+      </w:r>
+    </w:p>
+    <w:p>
+      <w:pPr>
+        <w:pStyle w:val="Heading2"/>
+      </w:pPr>
+      <w:r>
+        <w:t>Step 5 — Inspect the diff for unrelated refactors and add a regression test before accepting</w:t>
       </w:r>
     </w:p>
     <w:p>
@@ -9562,15 +11786,15 @@
     </w:p>
     <w:p>
       <w:r>
-        <w:t>Run the narrowest relevant check first, then the full verification stack. Record the command, expected result, actual result and decision.</w:t>
-      </w:r>
-    </w:p>
-    <w:p>
-      <w:pPr>
-        <w:pStyle w:val="Heading2"/>
-      </w:pPr>
-      <w:r>
-        <w:t>Step 6</w:t>
+        <w:t>Ask the agent to explain any part of this step's diff you cannot explain yourself; unresolved lines block the checkpoint.</w:t>
+      </w:r>
+    </w:p>
+    <w:p>
+      <w:pPr>
+        <w:pStyle w:val="Heading2"/>
+      </w:pPr>
+      <w:r>
+        <w:t>Step 6 — Run the complete verification stack and document why the original code failed</w:t>
       </w:r>
     </w:p>
     <w:p>
@@ -9580,7 +11804,7 @@
     </w:p>
     <w:p>
       <w:r>
-        <w:t>Run the narrowest relevant check first, then the full verification stack. Record the command, expected result, actual result and decision.</w:t>
+        <w:t>When this step passes, decide keep, refine or revert explicitly and write one sentence recording why.</w:t>
       </w:r>
     </w:p>
     <w:p>
@@ -9614,7 +11838,7 @@
         <w:pStyle w:val="Heading2"/>
       </w:pPr>
       <w:r>
-        <w:t>Specify</w:t>
+        <w:t>Frame</w:t>
       </w:r>
     </w:p>
     <w:p>
@@ -9640,33 +11864,33 @@
         <w:pStyle w:val="Heading2"/>
       </w:pPr>
       <w:r>
+        <w:t>Generate</w:t>
+      </w:r>
+    </w:p>
+    <w:p>
+      <w:r>
+        <w:t>Authorize one bounded increment only.</w:t>
+      </w:r>
+    </w:p>
+    <w:p>
+      <w:pPr>
+        <w:pStyle w:val="Heading2"/>
+      </w:pPr>
+      <w:r>
         <w:t>Inspect</w:t>
       </w:r>
     </w:p>
     <w:p>
       <w:r>
-        <w:t>Challenge dependencies, hidden state, security, accessibility and testability.</w:t>
-      </w:r>
-    </w:p>
-    <w:p>
-      <w:pPr>
-        <w:pStyle w:val="Heading2"/>
-      </w:pPr>
-      <w:r>
-        <w:t>Implement</w:t>
-      </w:r>
-    </w:p>
-    <w:p>
-      <w:r>
-        <w:t>Authorize one bounded increment only.</w:t>
-      </w:r>
-    </w:p>
-    <w:p>
-      <w:pPr>
-        <w:pStyle w:val="Heading2"/>
-      </w:pPr>
-      <w:r>
-        <w:t>Test</w:t>
+        <w:t>Challenge dependencies, hidden state, security, accessibility and testability; trace the diff.</w:t>
+      </w:r>
+    </w:p>
+    <w:p>
+      <w:pPr>
+        <w:pStyle w:val="Heading2"/>
+      </w:pPr>
+      <w:r>
+        <w:t>Verify</w:t>
       </w:r>
     </w:p>
     <w:p>
@@ -9679,20 +11903,20 @@
         <w:pStyle w:val="Heading2"/>
       </w:pPr>
       <w:r>
-        <w:t>Critique and refine</w:t>
-      </w:r>
-    </w:p>
-    <w:p>
-      <w:r>
-        <w:t>Trace data and events, then request the smallest evidence-backed correction.</w:t>
-      </w:r>
-    </w:p>
-    <w:p>
-      <w:pPr>
-        <w:pStyle w:val="Heading2"/>
-      </w:pPr>
-      <w:r>
-        <w:t>Checkpoint</w:t>
+        <w:t>Correct</w:t>
+      </w:r>
+    </w:p>
+    <w:p>
+      <w:r>
+        <w:t>Request the smallest evidence-backed correction.</w:t>
+      </w:r>
+    </w:p>
+    <w:p>
+      <w:pPr>
+        <w:pStyle w:val="Heading2"/>
+      </w:pPr>
+      <w:r>
+        <w:t>Commit</w:t>
       </w:r>
     </w:p>
     <w:p>
@@ -9745,7 +11969,22 @@
     </w:p>
     <w:p>
       <w:r>
-        <w:t>Find the exact line, missing behavior or unverified assumption that would reveal this failure. Explain the user impact, then correct only the smallest responsible scope.</w:t>
+        <w:rPr>
+          <w:b/>
+        </w:rPr>
+        <w:t xml:space="preserve">Likely cause: </w:t>
+      </w:r>
+      <w:r>
+        <w:t xml:space="preserve">An open-ended 'fix it' request authorized a broad rewrite. </w:t>
+      </w:r>
+      <w:r>
+        <w:rPr>
+          <w:b/>
+        </w:rPr>
+        <w:t xml:space="preserve">Recovery: </w:t>
+      </w:r>
+      <w:r>
+        <w:t>Restore the checkpoint and re-ask for diagnosis only, then one minimal patch.</w:t>
       </w:r>
     </w:p>
     <w:p>
@@ -9758,7 +11997,22 @@
     </w:p>
     <w:p>
       <w:r>
-        <w:t>Find the exact line, missing behavior or unverified assumption that would reveal this failure. Explain the user impact, then correct only the smallest responsible scope.</w:t>
+        <w:rPr>
+          <w:b/>
+        </w:rPr>
+        <w:t xml:space="preserve">Likely cause: </w:t>
+      </w:r>
+      <w:r>
+        <w:t xml:space="preserve">The first plausible change made the visible symptom disappear. </w:t>
+      </w:r>
+      <w:r>
+        <w:rPr>
+          <w:b/>
+        </w:rPr>
+        <w:t xml:space="preserve">Recovery: </w:t>
+      </w:r>
+      <w:r>
+        <w:t>Demand the proven hypothesis first; revert patches that cannot name the cause.</w:t>
       </w:r>
     </w:p>
     <w:p>
@@ -9771,7 +12025,22 @@
     </w:p>
     <w:p>
       <w:r>
-        <w:t>Find the exact line, missing behavior or unverified assumption that would reveal this failure. Explain the user impact, then correct only the smallest responsible scope.</w:t>
+        <w:rPr>
+          <w:b/>
+        </w:rPr>
+        <w:t xml:space="preserve">Likely cause: </w:t>
+      </w:r>
+      <w:r>
+        <w:t xml:space="preserve">The defect report described an impression, not exact steps. </w:t>
+      </w:r>
+      <w:r>
+        <w:rPr>
+          <w:b/>
+        </w:rPr>
+        <w:t xml:space="preserve">Recovery: </w:t>
+      </w:r>
+      <w:r>
+        <w:t>Write numbered steps with expected versus actual results before diagnosing.</w:t>
       </w:r>
     </w:p>
     <w:p>
@@ -9784,7 +12053,22 @@
     </w:p>
     <w:p>
       <w:r>
-        <w:t>Find the exact line, missing behavior or unverified assumption that would reveal this failure. Explain the user impact, then correct only the smallest responsible scope.</w:t>
+        <w:rPr>
+          <w:b/>
+        </w:rPr>
+        <w:t xml:space="preserve">Likely cause: </w:t>
+      </w:r>
+      <w:r>
+        <w:t xml:space="preserve">The fix felt complete once the app behaved. </w:t>
+      </w:r>
+      <w:r>
+        <w:rPr>
+          <w:b/>
+        </w:rPr>
+        <w:t xml:space="preserve">Recovery: </w:t>
+      </w:r>
+      <w:r>
+        <w:t>Add a test that fails on the old code and passes on the new, then commit both together.</w:t>
       </w:r>
     </w:p>
     <w:p>
@@ -9921,6 +12205,62 @@
     </w:p>
     <w:p>
       <w:pPr>
+        <w:pStyle w:val="ListBullet"/>
+      </w:pPr>
+      <w:r>
+        <w:rPr>
+          <w:b/>
+        </w:rPr>
+        <w:t xml:space="preserve">test — </w:t>
+      </w:r>
+      <w:r>
+        <w:t>An automated check that drives behavior, asserts an observable result and fails loudly when that behavior regresses.</w:t>
+      </w:r>
+    </w:p>
+    <w:p>
+      <w:pPr>
+        <w:pStyle w:val="ListBullet"/>
+      </w:pPr>
+      <w:r>
+        <w:rPr>
+          <w:b/>
+        </w:rPr>
+        <w:t xml:space="preserve">assertion — </w:t>
+      </w:r>
+      <w:r>
+        <w:t>A single expected-versus-actual claim inside a test; when it fails, it names precisely what broke.</w:t>
+      </w:r>
+    </w:p>
+    <w:p>
+      <w:pPr>
+        <w:pStyle w:val="ListBullet"/>
+      </w:pPr>
+      <w:r>
+        <w:rPr>
+          <w:b/>
+        </w:rPr>
+        <w:t xml:space="preserve">user event — </w:t>
+      </w:r>
+      <w:r>
+        <w:t>A simulated interaction — typing, clicking, tabbing — that drives tests through the same paths a person uses.</w:t>
+      </w:r>
+    </w:p>
+    <w:p>
+      <w:pPr>
+        <w:pStyle w:val="ListBullet"/>
+      </w:pPr>
+      <w:r>
+        <w:rPr>
+          <w:b/>
+        </w:rPr>
+        <w:t xml:space="preserve">accessible query — </w:t>
+      </w:r>
+      <w:r>
+        <w:t>Finding elements by role and accessible name, so tests verify what assistive technology can perceive.</w:t>
+      </w:r>
+    </w:p>
+    <w:p>
+      <w:pPr>
         <w:pStyle w:val="Heading2"/>
       </w:pPr>
       <w:r>
@@ -10009,7 +12349,7 @@
         <w:pStyle w:val="Heading2"/>
       </w:pPr>
       <w:r>
-        <w:t>Step 1</w:t>
+        <w:t>Step 1 — Install Vitest, jsdom, Testing Library, jest-dom and user-event; pin and record versions</w:t>
       </w:r>
     </w:p>
     <w:p>
@@ -10019,15 +12359,15 @@
     </w:p>
     <w:p>
       <w:r>
-        <w:t>Before acting, predict the file and visible result. After acting, compare the prediction with the diff and capture evidence. Stop if the scope expands.</w:t>
-      </w:r>
-    </w:p>
-    <w:p>
-      <w:pPr>
-        <w:pStyle w:val="Heading2"/>
-      </w:pPr>
-      <w:r>
-        <w:t>Step 2</w:t>
+        <w:t>Say out loud what success looks like for this step before acting; afterwards capture the command output or screenshot that proves it.</w:t>
+      </w:r>
+    </w:p>
+    <w:p>
+      <w:pPr>
+        <w:pStyle w:val="Heading2"/>
+      </w:pPr>
+      <w:r>
+        <w:t>Step 2 — Configure the test environment and add an explicit `test` script</w:t>
       </w:r>
     </w:p>
     <w:p>
@@ -10037,15 +12377,15 @@
     </w:p>
     <w:p>
       <w:r>
-        <w:t>Before acting, predict the file and visible result. After acting, compare the prediction with the diff and capture evidence. Stop if the scope expands.</w:t>
-      </w:r>
-    </w:p>
-    <w:p>
-      <w:pPr>
-        <w:pStyle w:val="Heading2"/>
-      </w:pPr>
-      <w:r>
-        <w:t>Step 3</w:t>
+        <w:t>Keep the agent inside the declared file scope here — if its proposal reaches further, stop and narrow the request.</w:t>
+      </w:r>
+    </w:p>
+    <w:p>
+      <w:pPr>
+        <w:pStyle w:val="Heading2"/>
+      </w:pPr>
+      <w:r>
+        <w:t>Step 3 — Write a smoke test using role and accessible-name queries rather than CSS selectors</w:t>
       </w:r>
     </w:p>
     <w:p>
@@ -10055,7 +12395,7 @@
     </w:p>
     <w:p>
       <w:r>
-        <w:t>Before acting, predict the file and visible result. After acting, compare the prediction with the diff and capture evidence. Stop if the scope expands.</w:t>
+        <w:t>Where the agent acts, read its output as a reviewer, not a spectator, and note one specific thing you checked.</w:t>
       </w:r>
     </w:p>
     <w:p>
@@ -10097,7 +12437,7 @@
         <w:pStyle w:val="Heading2"/>
       </w:pPr>
       <w:r>
-        <w:t>Step 4</w:t>
+        <w:t>Step 4 — Add behaviour tests for filtering, valid/invalid form submit and moving a task</w:t>
       </w:r>
     </w:p>
     <w:p>
@@ -10107,15 +12447,15 @@
     </w:p>
     <w:p>
       <w:r>
-        <w:t>Run the narrowest relevant check first, then the full verification stack. Record the command, expected result, actual result and decision.</w:t>
-      </w:r>
-    </w:p>
-    <w:p>
-      <w:pPr>
-        <w:pStyle w:val="Heading2"/>
-      </w:pPr>
-      <w:r>
-        <w:t>Step 5</w:t>
+        <w:t>Ask the agent to explain any part of this step's diff you cannot explain yourself; unresolved lines block the checkpoint.</w:t>
+      </w:r>
+    </w:p>
+    <w:p>
+      <w:pPr>
+        <w:pStyle w:val="Heading2"/>
+      </w:pPr>
+      <w:r>
+        <w:t>Step 5 — Add a MemoryRouter test for task details and not-found behavior</w:t>
       </w:r>
     </w:p>
     <w:p>
@@ -10125,15 +12465,15 @@
     </w:p>
     <w:p>
       <w:r>
-        <w:t>Run the narrowest relevant check first, then the full verification stack. Record the command, expected result, actual result and decision.</w:t>
-      </w:r>
-    </w:p>
-    <w:p>
-      <w:pPr>
-        <w:pStyle w:val="Heading2"/>
-      </w:pPr>
-      <w:r>
-        <w:t>Step 6</w:t>
+        <w:t>When this step passes, decide keep, refine or revert explicitly and write one sentence recording why.</w:t>
+      </w:r>
+    </w:p>
+    <w:p>
+      <w:pPr>
+        <w:pStyle w:val="Heading2"/>
+      </w:pPr>
+      <w:r>
+        <w:t>Step 6 — Run tests in watch and single-run modes; inspect generated assertions for false confidence</w:t>
       </w:r>
     </w:p>
     <w:p>
@@ -10143,7 +12483,7 @@
     </w:p>
     <w:p>
       <w:r>
-        <w:t>Run the narrowest relevant check first, then the full verification stack. Record the command, expected result, actual result and decision.</w:t>
+        <w:t>Run the narrowest check that exercises this step first; only then run the wider lint, type-check and build stack.</w:t>
       </w:r>
     </w:p>
     <w:p>
@@ -10177,7 +12517,7 @@
         <w:pStyle w:val="Heading2"/>
       </w:pPr>
       <w:r>
-        <w:t>Specify</w:t>
+        <w:t>Frame</w:t>
       </w:r>
     </w:p>
     <w:p>
@@ -10203,33 +12543,33 @@
         <w:pStyle w:val="Heading2"/>
       </w:pPr>
       <w:r>
+        <w:t>Generate</w:t>
+      </w:r>
+    </w:p>
+    <w:p>
+      <w:r>
+        <w:t>Authorize one bounded increment only.</w:t>
+      </w:r>
+    </w:p>
+    <w:p>
+      <w:pPr>
+        <w:pStyle w:val="Heading2"/>
+      </w:pPr>
+      <w:r>
         <w:t>Inspect</w:t>
       </w:r>
     </w:p>
     <w:p>
       <w:r>
-        <w:t>Challenge dependencies, hidden state, security, accessibility and testability.</w:t>
-      </w:r>
-    </w:p>
-    <w:p>
-      <w:pPr>
-        <w:pStyle w:val="Heading2"/>
-      </w:pPr>
-      <w:r>
-        <w:t>Implement</w:t>
-      </w:r>
-    </w:p>
-    <w:p>
-      <w:r>
-        <w:t>Authorize one bounded increment only.</w:t>
-      </w:r>
-    </w:p>
-    <w:p>
-      <w:pPr>
-        <w:pStyle w:val="Heading2"/>
-      </w:pPr>
-      <w:r>
-        <w:t>Test</w:t>
+        <w:t>Challenge dependencies, hidden state, security, accessibility and testability; trace the diff.</w:t>
+      </w:r>
+    </w:p>
+    <w:p>
+      <w:pPr>
+        <w:pStyle w:val="Heading2"/>
+      </w:pPr>
+      <w:r>
+        <w:t>Verify</w:t>
       </w:r>
     </w:p>
     <w:p>
@@ -10242,20 +12582,20 @@
         <w:pStyle w:val="Heading2"/>
       </w:pPr>
       <w:r>
-        <w:t>Critique and refine</w:t>
-      </w:r>
-    </w:p>
-    <w:p>
-      <w:r>
-        <w:t>Trace data and events, then request the smallest evidence-backed correction.</w:t>
-      </w:r>
-    </w:p>
-    <w:p>
-      <w:pPr>
-        <w:pStyle w:val="Heading2"/>
-      </w:pPr>
-      <w:r>
-        <w:t>Checkpoint</w:t>
+        <w:t>Correct</w:t>
+      </w:r>
+    </w:p>
+    <w:p>
+      <w:r>
+        <w:t>Request the smallest evidence-backed correction.</w:t>
+      </w:r>
+    </w:p>
+    <w:p>
+      <w:pPr>
+        <w:pStyle w:val="Heading2"/>
+      </w:pPr>
+      <w:r>
+        <w:t>Commit</w:t>
       </w:r>
     </w:p>
     <w:p>
@@ -10308,7 +12648,22 @@
     </w:p>
     <w:p>
       <w:r>
-        <w:t>Find the exact line, missing behavior or unverified assumption that would reveal this failure. Explain the user impact, then correct only the smallest responsible scope.</w:t>
+        <w:rPr>
+          <w:b/>
+        </w:rPr>
+        <w:t xml:space="preserve">Likely cause: </w:t>
+      </w:r>
+      <w:r>
+        <w:t xml:space="preserve">Asserting on hook variables felt more precise than the UI. </w:t>
+      </w:r>
+      <w:r>
+        <w:rPr>
+          <w:b/>
+        </w:rPr>
+        <w:t xml:space="preserve">Recovery: </w:t>
+      </w:r>
+      <w:r>
+        <w:t>Rewrite assertions against what the user sees, via accessible queries.</w:t>
       </w:r>
     </w:p>
     <w:p>
@@ -10321,7 +12676,22 @@
     </w:p>
     <w:p>
       <w:r>
-        <w:t>Find the exact line, missing behavior or unverified assumption that would reveal this failure. Explain the user impact, then correct only the smallest responsible scope.</w:t>
+        <w:rPr>
+          <w:b/>
+        </w:rPr>
+        <w:t xml:space="preserve">Likely cause: </w:t>
+      </w:r>
+      <w:r>
+        <w:t xml:space="preserve">fireEvent skips the keyboard events real typing produces. </w:t>
+      </w:r>
+      <w:r>
+        <w:rPr>
+          <w:b/>
+        </w:rPr>
+        <w:t xml:space="preserve">Recovery: </w:t>
+      </w:r>
+      <w:r>
+        <w:t>Use user-event's type and click helpers and await them.</w:t>
       </w:r>
     </w:p>
     <w:p>
@@ -10334,7 +12704,22 @@
     </w:p>
     <w:p>
       <w:r>
-        <w:t>Find the exact line, missing behavior or unverified assumption that would reveal this failure. Explain the user impact, then correct only the smallest responsible scope.</w:t>
+        <w:rPr>
+          <w:b/>
+        </w:rPr>
+        <w:t xml:space="preserve">Likely cause: </w:t>
+      </w:r>
+      <w:r>
+        <w:t xml:space="preserve">The assertion ran before the interaction finished. </w:t>
+      </w:r>
+      <w:r>
+        <w:rPr>
+          <w:b/>
+        </w:rPr>
+        <w:t xml:space="preserve">Recovery: </w:t>
+      </w:r>
+      <w:r>
+        <w:t>await every user-event call and prove the test can fail by breaking the code.</w:t>
       </w:r>
     </w:p>
     <w:p>
@@ -10347,7 +12732,22 @@
     </w:p>
     <w:p>
       <w:r>
-        <w:t>Find the exact line, missing behavior or unverified assumption that would reveal this failure. Explain the user impact, then correct only the smallest responsible scope.</w:t>
+        <w:rPr>
+          <w:b/>
+        </w:rPr>
+        <w:t xml:space="preserve">Likely cause: </w:t>
+      </w:r>
+      <w:r>
+        <w:t xml:space="preserve">A snapshot asserted everything and therefore nothing specific. </w:t>
+      </w:r>
+      <w:r>
+        <w:rPr>
+          <w:b/>
+        </w:rPr>
+        <w:t xml:space="preserve">Recovery: </w:t>
+      </w:r>
+      <w:r>
+        <w:t>Replace it with targeted role/name assertions for the flows that matter.</w:t>
       </w:r>
     </w:p>
     <w:p>
@@ -10484,6 +12884,62 @@
     </w:p>
     <w:p>
       <w:pPr>
+        <w:pStyle w:val="ListBullet"/>
+      </w:pPr>
+      <w:r>
+        <w:rPr>
+          <w:b/>
+        </w:rPr>
+        <w:t xml:space="preserve">keyboard access — </w:t>
+      </w:r>
+      <w:r>
+        <w:t>Every interactive control reachable and operable with Tab, Enter and Space alone.</w:t>
+      </w:r>
+    </w:p>
+    <w:p>
+      <w:pPr>
+        <w:pStyle w:val="ListBullet"/>
+      </w:pPr>
+      <w:r>
+        <w:rPr>
+          <w:b/>
+        </w:rPr>
+        <w:t xml:space="preserve">focus management — </w:t>
+      </w:r>
+      <w:r>
+        <w:t>Deliberately moving keyboard focus after navigation or errors so users are never stranded.</w:t>
+      </w:r>
+    </w:p>
+    <w:p>
+      <w:pPr>
+        <w:pStyle w:val="ListBullet"/>
+      </w:pPr>
+      <w:r>
+        <w:rPr>
+          <w:b/>
+        </w:rPr>
+        <w:t xml:space="preserve">live region — </w:t>
+      </w:r>
+      <w:r>
+        <w:t>An area assistive technology announces when its content changes, used for errors and status messages.</w:t>
+      </w:r>
+    </w:p>
+    <w:p>
+      <w:pPr>
+        <w:pStyle w:val="ListBullet"/>
+      </w:pPr>
+      <w:r>
+        <w:rPr>
+          <w:b/>
+        </w:rPr>
+        <w:t xml:space="preserve">error recovery — </w:t>
+      </w:r>
+      <w:r>
+        <w:t>Giving the user a way back — retry, undo or clear guidance — after something fails.</w:t>
+      </w:r>
+    </w:p>
+    <w:p>
+      <w:pPr>
         <w:pStyle w:val="Heading2"/>
       </w:pPr>
       <w:r>
@@ -10564,7 +13020,7 @@
         <w:pStyle w:val="Heading2"/>
       </w:pPr>
       <w:r>
-        <w:t>Step 1</w:t>
+        <w:t>Step 1 — Navigate the complete app using only Tab, Shift+Tab, Enter, Space and browser back</w:t>
       </w:r>
     </w:p>
     <w:p>
@@ -10574,15 +13030,15 @@
     </w:p>
     <w:p>
       <w:r>
-        <w:t>Before acting, predict the file and visible result. After acting, compare the prediction with the diff and capture evidence. Stop if the scope expands.</w:t>
-      </w:r>
-    </w:p>
-    <w:p>
-      <w:pPr>
-        <w:pStyle w:val="Heading2"/>
-      </w:pPr>
-      <w:r>
-        <w:t>Step 2</w:t>
+        <w:t>Keep the agent inside the declared file scope here — if its proposal reaches further, stop and narrow the request.</w:t>
+      </w:r>
+    </w:p>
+    <w:p>
+      <w:pPr>
+        <w:pStyle w:val="Heading2"/>
+      </w:pPr>
+      <w:r>
+        <w:t>Step 2 — Inspect landmarks, heading order, control names and error announcements in the accessibility tree</w:t>
       </w:r>
     </w:p>
     <w:p>
@@ -10592,15 +13048,15 @@
     </w:p>
     <w:p>
       <w:r>
-        <w:t>Before acting, predict the file and visible result. After acting, compare the prediction with the diff and capture evidence. Stop if the scope expands.</w:t>
-      </w:r>
-    </w:p>
-    <w:p>
-      <w:pPr>
-        <w:pStyle w:val="Heading2"/>
-      </w:pPr>
-      <w:r>
-        <w:t>Step 3</w:t>
+        <w:t>Where the agent acts, read its output as a reviewer, not a spectator, and note one specific thing you checked.</w:t>
+      </w:r>
+    </w:p>
+    <w:p>
+      <w:pPr>
+        <w:pStyle w:val="Heading2"/>
+      </w:pPr>
+      <w:r>
+        <w:t>Step 3 — Check contrast, 200 percent zoom, narrow viewport and prefers-reduced-motion</w:t>
       </w:r>
     </w:p>
     <w:p>
@@ -10610,7 +13066,7 @@
     </w:p>
     <w:p>
       <w:r>
-        <w:t>Before acting, predict the file and visible result. After acting, compare the prediction with the diff and capture evidence. Stop if the scope expands.</w:t>
+        <w:t>If the result differs from your prediction, treat the gap as information: find the exact line that explains it before continuing.</w:t>
       </w:r>
     </w:p>
     <w:p>
@@ -10652,7 +13108,7 @@
         <w:pStyle w:val="Heading2"/>
       </w:pPr>
       <w:r>
-        <w:t>Step 4</w:t>
+        <w:t>Step 4 — Trigger form and network errors; verify focus and retry guidance lead to recovery</w:t>
       </w:r>
     </w:p>
     <w:p>
@@ -10662,15 +13118,15 @@
     </w:p>
     <w:p>
       <w:r>
-        <w:t>Run the narrowest relevant check first, then the full verification stack. Record the command, expected result, actual result and decision.</w:t>
-      </w:r>
-    </w:p>
-    <w:p>
-      <w:pPr>
-        <w:pStyle w:val="Heading2"/>
-      </w:pPr>
-      <w:r>
-        <w:t>Step 5</w:t>
+        <w:t>When this step passes, decide keep, refine or revert explicitly and write one sentence recording why.</w:t>
+      </w:r>
+    </w:p>
+    <w:p>
+      <w:pPr>
+        <w:pStyle w:val="Heading2"/>
+      </w:pPr>
+      <w:r>
+        <w:t>Step 5 — Ask the agent to rank findings by user impact and propose one file-scoped patch per finding</w:t>
       </w:r>
     </w:p>
     <w:p>
@@ -10680,15 +13136,15 @@
     </w:p>
     <w:p>
       <w:r>
-        <w:t>Run the narrowest relevant check first, then the full verification stack. Record the command, expected result, actual result and decision.</w:t>
-      </w:r>
-    </w:p>
-    <w:p>
-      <w:pPr>
-        <w:pStyle w:val="Heading2"/>
-      </w:pPr>
-      <w:r>
-        <w:t>Step 6</w:t>
+        <w:t>Run the narrowest check that exercises this step first; only then run the wider lint, type-check and build stack.</w:t>
+      </w:r>
+    </w:p>
+    <w:p>
+      <w:pPr>
+        <w:pStyle w:val="Heading2"/>
+      </w:pPr>
+      <w:r>
+        <w:t>Step 6 — Retest each corrected behavior and record evidence rather than marking a generic compliance checkbox</w:t>
       </w:r>
     </w:p>
     <w:p>
@@ -10698,7 +13154,7 @@
     </w:p>
     <w:p>
       <w:r>
-        <w:t>Run the narrowest relevant check first, then the full verification stack. Record the command, expected result, actual result and decision.</w:t>
+        <w:t>Verify the failure path as well as the success path — break the input deliberately and confirm the app responds as designed.</w:t>
       </w:r>
     </w:p>
     <w:p>
@@ -10732,7 +13188,7 @@
         <w:pStyle w:val="Heading2"/>
       </w:pPr>
       <w:r>
-        <w:t>Specify</w:t>
+        <w:t>Frame</w:t>
       </w:r>
     </w:p>
     <w:p>
@@ -10758,33 +13214,33 @@
         <w:pStyle w:val="Heading2"/>
       </w:pPr>
       <w:r>
+        <w:t>Generate</w:t>
+      </w:r>
+    </w:p>
+    <w:p>
+      <w:r>
+        <w:t>Authorize one bounded increment only.</w:t>
+      </w:r>
+    </w:p>
+    <w:p>
+      <w:pPr>
+        <w:pStyle w:val="Heading2"/>
+      </w:pPr>
+      <w:r>
         <w:t>Inspect</w:t>
       </w:r>
     </w:p>
     <w:p>
       <w:r>
-        <w:t>Challenge dependencies, hidden state, security, accessibility and testability.</w:t>
-      </w:r>
-    </w:p>
-    <w:p>
-      <w:pPr>
-        <w:pStyle w:val="Heading2"/>
-      </w:pPr>
-      <w:r>
-        <w:t>Implement</w:t>
-      </w:r>
-    </w:p>
-    <w:p>
-      <w:r>
-        <w:t>Authorize one bounded increment only.</w:t>
-      </w:r>
-    </w:p>
-    <w:p>
-      <w:pPr>
-        <w:pStyle w:val="Heading2"/>
-      </w:pPr>
-      <w:r>
-        <w:t>Test</w:t>
+        <w:t>Challenge dependencies, hidden state, security, accessibility and testability; trace the diff.</w:t>
+      </w:r>
+    </w:p>
+    <w:p>
+      <w:pPr>
+        <w:pStyle w:val="Heading2"/>
+      </w:pPr>
+      <w:r>
+        <w:t>Verify</w:t>
       </w:r>
     </w:p>
     <w:p>
@@ -10797,20 +13253,20 @@
         <w:pStyle w:val="Heading2"/>
       </w:pPr>
       <w:r>
-        <w:t>Critique and refine</w:t>
-      </w:r>
-    </w:p>
-    <w:p>
-      <w:r>
-        <w:t>Trace data and events, then request the smallest evidence-backed correction.</w:t>
-      </w:r>
-    </w:p>
-    <w:p>
-      <w:pPr>
-        <w:pStyle w:val="Heading2"/>
-      </w:pPr>
-      <w:r>
-        <w:t>Checkpoint</w:t>
+        <w:t>Correct</w:t>
+      </w:r>
+    </w:p>
+    <w:p>
+      <w:r>
+        <w:t>Request the smallest evidence-backed correction.</w:t>
+      </w:r>
+    </w:p>
+    <w:p>
+      <w:pPr>
+        <w:pStyle w:val="Heading2"/>
+      </w:pPr>
+      <w:r>
+        <w:t>Commit</w:t>
       </w:r>
     </w:p>
     <w:p>
@@ -10863,7 +13319,22 @@
     </w:p>
     <w:p>
       <w:r>
-        <w:t>Find the exact line, missing behavior or unverified assumption that would reveal this failure. Explain the user impact, then correct only the smallest responsible scope.</w:t>
+        <w:rPr>
+          <w:b/>
+        </w:rPr>
+        <w:t xml:space="preserve">Likely cause: </w:t>
+      </w:r>
+      <w:r>
+        <w:t xml:space="preserve">A clean scanner report was read as full accessibility. </w:t>
+      </w:r>
+      <w:r>
+        <w:rPr>
+          <w:b/>
+        </w:rPr>
+        <w:t xml:space="preserve">Recovery: </w:t>
+      </w:r>
+      <w:r>
+        <w:t>Add manual keyboard and accessibility-tree checks; scanners find only part of the problem.</w:t>
       </w:r>
     </w:p>
     <w:p>
@@ -10876,7 +13347,22 @@
     </w:p>
     <w:p>
       <w:r>
-        <w:t>Find the exact line, missing behavior or unverified assumption that would reveal this failure. Explain the user impact, then correct only the smallest responsible scope.</w:t>
+        <w:rPr>
+          <w:b/>
+        </w:rPr>
+        <w:t xml:space="preserve">Likely cause: </w:t>
+      </w:r>
+      <w:r>
+        <w:t xml:space="preserve">The default focus ring was styled away without a replacement. </w:t>
+      </w:r>
+      <w:r>
+        <w:rPr>
+          <w:b/>
+        </w:rPr>
+        <w:t xml:space="preserve">Recovery: </w:t>
+      </w:r>
+      <w:r>
+        <w:t>Add a high-contrast :focus-visible style and retest the tab order.</w:t>
       </w:r>
     </w:p>
     <w:p>
@@ -10889,7 +13375,22 @@
     </w:p>
     <w:p>
       <w:r>
-        <w:t>Find the exact line, missing behavior or unverified assumption that would reveal this failure. Explain the user impact, then correct only the smallest responsible scope.</w:t>
+        <w:rPr>
+          <w:b/>
+        </w:rPr>
+        <w:t xml:space="preserve">Likely cause: </w:t>
+      </w:r>
+      <w:r>
+        <w:t xml:space="preserve">The message div carried no live-region semantics. </w:t>
+      </w:r>
+      <w:r>
+        <w:rPr>
+          <w:b/>
+        </w:rPr>
+        <w:t xml:space="preserve">Recovery: </w:t>
+      </w:r>
+      <w:r>
+        <w:t>Use role=alert or aria-live and verify the announcement in the accessibility tree.</w:t>
       </w:r>
     </w:p>
     <w:p>
@@ -10902,7 +13403,22 @@
     </w:p>
     <w:p>
       <w:r>
-        <w:t>Find the exact line, missing behavior or unverified assumption that would reveal this failure. Explain the user impact, then correct only the smallest responsible scope.</w:t>
+        <w:rPr>
+          <w:b/>
+        </w:rPr>
+        <w:t xml:space="preserve">Likely cause: </w:t>
+      </w:r>
+      <w:r>
+        <w:t xml:space="preserve">Status meaning lived entirely in the badge color. </w:t>
+      </w:r>
+      <w:r>
+        <w:rPr>
+          <w:b/>
+        </w:rPr>
+        <w:t xml:space="preserve">Recovery: </w:t>
+      </w:r>
+      <w:r>
+        <w:t>Add visible text or an icon and re-check with a grayscale filter.</w:t>
       </w:r>
     </w:p>
     <w:p>
@@ -11039,6 +13555,62 @@
     </w:p>
     <w:p>
       <w:pPr>
+        <w:pStyle w:val="ListBullet"/>
+      </w:pPr>
+      <w:r>
+        <w:rPr>
+          <w:b/>
+        </w:rPr>
+        <w:t xml:space="preserve">profiler — </w:t>
+      </w:r>
+      <w:r>
+        <w:t>The React DevTools view that measures which components rendered, when and why.</w:t>
+      </w:r>
+    </w:p>
+    <w:p>
+      <w:pPr>
+        <w:pStyle w:val="ListBullet"/>
+      </w:pPr>
+      <w:r>
+        <w:rPr>
+          <w:b/>
+        </w:rPr>
+        <w:t xml:space="preserve">memoization — </w:t>
+      </w:r>
+      <w:r>
+        <w:t>Caching a computation or component output for reuse while inputs are unchanged; a measured trade-off, not a default.</w:t>
+      </w:r>
+    </w:p>
+    <w:p>
+      <w:pPr>
+        <w:pStyle w:val="ListBullet"/>
+      </w:pPr>
+      <w:r>
+        <w:rPr>
+          <w:b/>
+        </w:rPr>
+        <w:t xml:space="preserve">bundle warning — </w:t>
+      </w:r>
+      <w:r>
+        <w:t>Build output flagging oversized or misconfigured assets before users experience them.</w:t>
+      </w:r>
+    </w:p>
+    <w:p>
+      <w:pPr>
+        <w:pStyle w:val="ListBullet"/>
+      </w:pPr>
+      <w:r>
+        <w:rPr>
+          <w:b/>
+        </w:rPr>
+        <w:t xml:space="preserve">documentation — </w:t>
+      </w:r>
+      <w:r>
+        <w:t>The README and inline notes that let a stranger install, run, verify and safely change the project.</w:t>
+      </w:r>
+    </w:p>
+    <w:p>
+      <w:pPr>
         <w:pStyle w:val="Heading2"/>
       </w:pPr>
       <w:r>
@@ -11127,7 +13699,7 @@
         <w:pStyle w:val="Heading2"/>
       </w:pPr>
       <w:r>
-        <w:t>Step 1</w:t>
+        <w:t>Step 1 — Record a React DevTools Profiler trace while filtering and moving tasks; identify the actual expensive path</w:t>
       </w:r>
     </w:p>
     <w:p>
@@ -11137,15 +13709,15 @@
     </w:p>
     <w:p>
       <w:r>
-        <w:t>Before acting, predict the file and visible result. After acting, compare the prediction with the diff and capture evidence. Stop if the scope expands.</w:t>
-      </w:r>
-    </w:p>
-    <w:p>
-      <w:pPr>
-        <w:pStyle w:val="Heading2"/>
-      </w:pPr>
-      <w:r>
-        <w:t>Step 2</w:t>
+        <w:t>Where the agent acts, read its output as a reviewer, not a spectator, and note one specific thing you checked.</w:t>
+      </w:r>
+    </w:p>
+    <w:p>
+      <w:pPr>
+        <w:pStyle w:val="Heading2"/>
+      </w:pPr>
+      <w:r>
+        <w:t>Step 2 — Ask the agent to explain the measurement and propose options before adding memoization</w:t>
       </w:r>
     </w:p>
     <w:p>
@@ -11155,15 +13727,15 @@
     </w:p>
     <w:p>
       <w:r>
-        <w:t>Before acting, predict the file and visible result. After acting, compare the prediction with the diff and capture evidence. Stop if the scope expands.</w:t>
-      </w:r>
-    </w:p>
-    <w:p>
-      <w:pPr>
-        <w:pStyle w:val="Heading2"/>
-      </w:pPr>
-      <w:r>
-        <w:t>Step 3</w:t>
+        <w:t>If the result differs from your prediction, treat the gap as information: find the exact line that explains it before continuing.</w:t>
+      </w:r>
+    </w:p>
+    <w:p>
+      <w:pPr>
+        <w:pStyle w:val="Heading2"/>
+      </w:pPr>
+      <w:r>
+        <w:t>Step 3 — Apply one targeted optimization only if the trace shows meaningful avoidable work</w:t>
       </w:r>
     </w:p>
     <w:p>
@@ -11173,7 +13745,7 @@
     </w:p>
     <w:p>
       <w:r>
-        <w:t>Before acting, predict the file and visible result. After acting, compare the prediction with the diff and capture evidence. Stop if the scope expands.</w:t>
+        <w:t>Record the evidence for this step while it is still on screen — a command line and its output beat a memory.</w:t>
       </w:r>
     </w:p>
     <w:p>
@@ -11215,7 +13787,7 @@
         <w:pStyle w:val="Heading2"/>
       </w:pPr>
       <w:r>
-        <w:t>Step 4</w:t>
+        <w:t>Step 4 — Run a production build and inspect warnings, asset sizes and source-map policy</w:t>
       </w:r>
     </w:p>
     <w:p>
@@ -11225,15 +13797,15 @@
     </w:p>
     <w:p>
       <w:r>
-        <w:t>Run the narrowest relevant check first, then the full verification stack. Record the command, expected result, actual result and decision.</w:t>
-      </w:r>
-    </w:p>
-    <w:p>
-      <w:pPr>
-        <w:pStyle w:val="Heading2"/>
-      </w:pPr>
-      <w:r>
-        <w:t>Step 5</w:t>
+        <w:t>Run the narrowest check that exercises this step first; only then run the wider lint, type-check and build stack.</w:t>
+      </w:r>
+    </w:p>
+    <w:p>
+      <w:pPr>
+        <w:pStyle w:val="Heading2"/>
+      </w:pPr>
+      <w:r>
+        <w:t>Step 5 — Remove debug logs, dead code and obsolete comments; add concise component and setup documentation</w:t>
       </w:r>
     </w:p>
     <w:p>
@@ -11243,15 +13815,15 @@
     </w:p>
     <w:p>
       <w:r>
-        <w:t>Run the narrowest relevant check first, then the full verification stack. Record the command, expected result, actual result and decision.</w:t>
-      </w:r>
-    </w:p>
-    <w:p>
-      <w:pPr>
-        <w:pStyle w:val="Heading2"/>
-      </w:pPr>
-      <w:r>
-        <w:t>Step 6</w:t>
+        <w:t>Verify the failure path as well as the success path — break the input deliberately and confirm the app responds as designed.</w:t>
+      </w:r>
+    </w:p>
+    <w:p>
+      <w:pPr>
+        <w:pStyle w:val="Heading2"/>
+      </w:pPr>
+      <w:r>
+        <w:t>Step 6 — Compare profiler evidence and bundle output before and after; revert changes without measurable benefit</w:t>
       </w:r>
     </w:p>
     <w:p>
@@ -11261,7 +13833,7 @@
     </w:p>
     <w:p>
       <w:r>
-        <w:t>Run the narrowest relevant check first, then the full verification stack. Record the command, expected result, actual result and decision.</w:t>
+        <w:t>Capture the command, expected result and actual result; if they differ, stop and investigate before the next step.</w:t>
       </w:r>
     </w:p>
     <w:p>
@@ -11295,7 +13867,7 @@
         <w:pStyle w:val="Heading2"/>
       </w:pPr>
       <w:r>
-        <w:t>Specify</w:t>
+        <w:t>Frame</w:t>
       </w:r>
     </w:p>
     <w:p>
@@ -11321,33 +13893,33 @@
         <w:pStyle w:val="Heading2"/>
       </w:pPr>
       <w:r>
+        <w:t>Generate</w:t>
+      </w:r>
+    </w:p>
+    <w:p>
+      <w:r>
+        <w:t>Authorize one bounded increment only.</w:t>
+      </w:r>
+    </w:p>
+    <w:p>
+      <w:pPr>
+        <w:pStyle w:val="Heading2"/>
+      </w:pPr>
+      <w:r>
         <w:t>Inspect</w:t>
       </w:r>
     </w:p>
     <w:p>
       <w:r>
-        <w:t>Challenge dependencies, hidden state, security, accessibility and testability.</w:t>
-      </w:r>
-    </w:p>
-    <w:p>
-      <w:pPr>
-        <w:pStyle w:val="Heading2"/>
-      </w:pPr>
-      <w:r>
-        <w:t>Implement</w:t>
-      </w:r>
-    </w:p>
-    <w:p>
-      <w:r>
-        <w:t>Authorize one bounded increment only.</w:t>
-      </w:r>
-    </w:p>
-    <w:p>
-      <w:pPr>
-        <w:pStyle w:val="Heading2"/>
-      </w:pPr>
-      <w:r>
-        <w:t>Test</w:t>
+        <w:t>Challenge dependencies, hidden state, security, accessibility and testability; trace the diff.</w:t>
+      </w:r>
+    </w:p>
+    <w:p>
+      <w:pPr>
+        <w:pStyle w:val="Heading2"/>
+      </w:pPr>
+      <w:r>
+        <w:t>Verify</w:t>
       </w:r>
     </w:p>
     <w:p>
@@ -11360,20 +13932,20 @@
         <w:pStyle w:val="Heading2"/>
       </w:pPr>
       <w:r>
-        <w:t>Critique and refine</w:t>
-      </w:r>
-    </w:p>
-    <w:p>
-      <w:r>
-        <w:t>Trace data and events, then request the smallest evidence-backed correction.</w:t>
-      </w:r>
-    </w:p>
-    <w:p>
-      <w:pPr>
-        <w:pStyle w:val="Heading2"/>
-      </w:pPr>
-      <w:r>
-        <w:t>Checkpoint</w:t>
+        <w:t>Correct</w:t>
+      </w:r>
+    </w:p>
+    <w:p>
+      <w:r>
+        <w:t>Request the smallest evidence-backed correction.</w:t>
+      </w:r>
+    </w:p>
+    <w:p>
+      <w:pPr>
+        <w:pStyle w:val="Heading2"/>
+      </w:pPr>
+      <w:r>
+        <w:t>Commit</w:t>
       </w:r>
     </w:p>
     <w:p>
@@ -11426,7 +13998,22 @@
     </w:p>
     <w:p>
       <w:r>
-        <w:t>Find the exact line, missing behavior or unverified assumption that would reveal this failure. Explain the user impact, then correct only the smallest responsible scope.</w:t>
+        <w:rPr>
+          <w:b/>
+        </w:rPr>
+        <w:t xml:space="preserve">Likely cause: </w:t>
+      </w:r>
+      <w:r>
+        <w:t xml:space="preserve">memo and useMemo were sprinkled preventively without a baseline. </w:t>
+      </w:r>
+      <w:r>
+        <w:rPr>
+          <w:b/>
+        </w:rPr>
+        <w:t xml:space="preserve">Recovery: </w:t>
+      </w:r>
+      <w:r>
+        <w:t>Remove unmeasured memoization; re-apply only where the profiler shows avoidable work.</w:t>
       </w:r>
     </w:p>
     <w:p>
@@ -11439,7 +14026,22 @@
     </w:p>
     <w:p>
       <w:r>
-        <w:t>Find the exact line, missing behavior or unverified assumption that would reveal this failure. Explain the user impact, then correct only the smallest responsible scope.</w:t>
+        <w:rPr>
+          <w:b/>
+        </w:rPr>
+        <w:t xml:space="preserve">Likely cause: </w:t>
+      </w:r>
+      <w:r>
+        <w:t xml:space="preserve">There was no before-trace to compare against. </w:t>
+      </w:r>
+      <w:r>
+        <w:rPr>
+          <w:b/>
+        </w:rPr>
+        <w:t xml:space="preserve">Recovery: </w:t>
+      </w:r>
+      <w:r>
+        <w:t>Record a profiler trace first; keep only changes with measured benefit.</w:t>
       </w:r>
     </w:p>
     <w:p>
@@ -11452,7 +14054,22 @@
     </w:p>
     <w:p>
       <w:r>
-        <w:t>Find the exact line, missing behavior or unverified assumption that would reveal this failure. Explain the user impact, then correct only the smallest responsible scope.</w:t>
+        <w:rPr>
+          <w:b/>
+        </w:rPr>
+        <w:t xml:space="preserve">Likely cause: </w:t>
+      </w:r>
+      <w:r>
+        <w:t xml:space="preserve">Debug output was never scheduled for removal. </w:t>
+      </w:r>
+      <w:r>
+        <w:rPr>
+          <w:b/>
+        </w:rPr>
+        <w:t xml:space="preserve">Recovery: </w:t>
+      </w:r>
+      <w:r>
+        <w:t>Strip the logs, rebuild, and inspect the production console.</w:t>
       </w:r>
     </w:p>
     <w:p>
@@ -11465,7 +14082,22 @@
     </w:p>
     <w:p>
       <w:r>
-        <w:t>Find the exact line, missing behavior or unverified assumption that would reveal this failure. Explain the user impact, then correct only the smallest responsible scope.</w:t>
+        <w:rPr>
+          <w:b/>
+        </w:rPr>
+        <w:t xml:space="preserve">Likely cause: </w:t>
+      </w:r>
+      <w:r>
+        <w:t xml:space="preserve">Docs were written from memory, not from the scripts block. </w:t>
+      </w:r>
+      <w:r>
+        <w:rPr>
+          <w:b/>
+        </w:rPr>
+        <w:t xml:space="preserve">Recovery: </w:t>
+      </w:r>
+      <w:r>
+        <w:t>Copy commands from package.json and run each one exactly as written.</w:t>
       </w:r>
     </w:p>
     <w:p>
@@ -11602,6 +14234,62 @@
     </w:p>
     <w:p>
       <w:pPr>
+        <w:pStyle w:val="ListBullet"/>
+      </w:pPr>
+      <w:r>
+        <w:rPr>
+          <w:b/>
+        </w:rPr>
+        <w:t xml:space="preserve">production build — </w:t>
+      </w:r>
+      <w:r>
+        <w:t>The optimized, minified output of npm run build — what users actually download.</w:t>
+      </w:r>
+    </w:p>
+    <w:p>
+      <w:pPr>
+        <w:pStyle w:val="ListBullet"/>
+      </w:pPr>
+      <w:r>
+        <w:rPr>
+          <w:b/>
+        </w:rPr>
+        <w:t xml:space="preserve">SPA fallback — </w:t>
+      </w:r>
+      <w:r>
+        <w:t>Host configuration that serves index.html for unknown paths so client-side routes survive a direct refresh.</w:t>
+      </w:r>
+    </w:p>
+    <w:p>
+      <w:pPr>
+        <w:pStyle w:val="ListBullet"/>
+      </w:pPr>
+      <w:r>
+        <w:rPr>
+          <w:b/>
+        </w:rPr>
+        <w:t xml:space="preserve">release gate — </w:t>
+      </w:r>
+      <w:r>
+        <w:t>A check — tests, lint, build, smoke test — that must pass before a release proceeds.</w:t>
+      </w:r>
+    </w:p>
+    <w:p>
+      <w:pPr>
+        <w:pStyle w:val="ListBullet"/>
+      </w:pPr>
+      <w:r>
+        <w:rPr>
+          <w:b/>
+        </w:rPr>
+        <w:t xml:space="preserve">rollback — </w:t>
+      </w:r>
+      <w:r>
+        <w:t>A known-good state plus the steps to restore it when a change goes wrong.</w:t>
+      </w:r>
+    </w:p>
+    <w:p>
+      <w:pPr>
         <w:pStyle w:val="Heading2"/>
       </w:pPr>
       <w:r>
@@ -11690,7 +14378,7 @@
         <w:pStyle w:val="Heading2"/>
       </w:pPr>
       <w:r>
-        <w:t>Step 1</w:t>
+        <w:t>Step 1 — Run clean install, test, lint, type-check and build from the documented commands</w:t>
       </w:r>
     </w:p>
     <w:p>
@@ -11700,15 +14388,15 @@
     </w:p>
     <w:p>
       <w:r>
-        <w:t>Before acting, predict the file and visible result. After acting, compare the prediction with the diff and capture evidence. Stop if the scope expands.</w:t>
-      </w:r>
-    </w:p>
-    <w:p>
-      <w:pPr>
-        <w:pStyle w:val="Heading2"/>
-      </w:pPr>
-      <w:r>
-        <w:t>Step 2</w:t>
+        <w:t>If the result differs from your prediction, treat the gap as information: find the exact line that explains it before continuing.</w:t>
+      </w:r>
+    </w:p>
+    <w:p>
+      <w:pPr>
+        <w:pStyle w:val="Heading2"/>
+      </w:pPr>
+      <w:r>
+        <w:t>Step 2 — Choose an approved static host and configure the correct Vite base path and SPA fallback behavior</w:t>
       </w:r>
     </w:p>
     <w:p>
@@ -11718,15 +14406,15 @@
     </w:p>
     <w:p>
       <w:r>
-        <w:t>Before acting, predict the file and visible result. After acting, compare the prediction with the diff and capture evidence. Stop if the scope expands.</w:t>
-      </w:r>
-    </w:p>
-    <w:p>
-      <w:pPr>
-        <w:pStyle w:val="Heading2"/>
-      </w:pPr>
-      <w:r>
-        <w:t>Step 3</w:t>
+        <w:t>Record the evidence for this step while it is still on screen — a command line and its output beat a memory.</w:t>
+      </w:r>
+    </w:p>
+    <w:p>
+      <w:pPr>
+        <w:pStyle w:val="Heading2"/>
+      </w:pPr>
+      <w:r>
+        <w:t>Step 3 — Deploy `dist` through Git integration or the host workflow without exposing credentials</w:t>
       </w:r>
     </w:p>
     <w:p>
@@ -11736,7 +14424,7 @@
     </w:p>
     <w:p>
       <w:r>
-        <w:t>Before acting, predict the file and visible result. After acting, compare the prediction with the diff and capture evidence. Stop if the scope expands.</w:t>
+        <w:t>Predict which files this step should touch and what will change on screen; compare that prediction with the actual diff before moving on.</w:t>
       </w:r>
     </w:p>
     <w:p>
@@ -11778,7 +14466,7 @@
         <w:pStyle w:val="Heading2"/>
       </w:pPr>
       <w:r>
-        <w:t>Step 4</w:t>
+        <w:t>Step 4 — Open the public URL and verify board, form, filters, dynamic route, refresh, 404 and retry behavior</w:t>
       </w:r>
     </w:p>
     <w:p>
@@ -11788,15 +14476,15 @@
     </w:p>
     <w:p>
       <w:r>
-        <w:t>Run the narrowest relevant check first, then the full verification stack. Record the command, expected result, actual result and decision.</w:t>
-      </w:r>
-    </w:p>
-    <w:p>
-      <w:pPr>
-        <w:pStyle w:val="Heading2"/>
-      </w:pPr>
-      <w:r>
-        <w:t>Step 5</w:t>
+        <w:t>Verify the failure path as well as the success path — break the input deliberately and confirm the app responds as designed.</w:t>
+      </w:r>
+    </w:p>
+    <w:p>
+      <w:pPr>
+        <w:pStyle w:val="Heading2"/>
+      </w:pPr>
+      <w:r>
+        <w:t>Step 5 — Create release notes with features, evidence, limitations, known risks and exact rollback steps</w:t>
       </w:r>
     </w:p>
     <w:p>
@@ -11806,15 +14494,15 @@
     </w:p>
     <w:p>
       <w:r>
-        <w:t>Run the narrowest relevant check first, then the full verification stack. Record the command, expected result, actual result and decision.</w:t>
-      </w:r>
-    </w:p>
-    <w:p>
-      <w:pPr>
-        <w:pStyle w:val="Heading2"/>
-      </w:pPr>
-      <w:r>
-        <w:t>Step 6</w:t>
+        <w:t>Capture the command, expected result and actual result; if they differ, stop and investigate before the next step.</w:t>
+      </w:r>
+    </w:p>
+    <w:p>
+      <w:pPr>
+        <w:pStyle w:val="Heading2"/>
+      </w:pPr>
+      <w:r>
+        <w:t>Step 6 — Demonstrate the complete agentic loop using one final small improvement and show its plan, diff, tests and checkpoint</w:t>
       </w:r>
     </w:p>
     <w:p>
@@ -11824,7 +14512,7 @@
     </w:p>
     <w:p>
       <w:r>
-        <w:t>Run the narrowest relevant check first, then the full verification stack. Record the command, expected result, actual result and decision.</w:t>
+        <w:t>If this step touches the interface, re-test at both a narrow and a wide viewport and note anything that clips or overflows.</w:t>
       </w:r>
     </w:p>
     <w:p>
@@ -11858,7 +14546,7 @@
         <w:pStyle w:val="Heading2"/>
       </w:pPr>
       <w:r>
-        <w:t>Specify</w:t>
+        <w:t>Frame</w:t>
       </w:r>
     </w:p>
     <w:p>
@@ -11884,33 +14572,33 @@
         <w:pStyle w:val="Heading2"/>
       </w:pPr>
       <w:r>
+        <w:t>Generate</w:t>
+      </w:r>
+    </w:p>
+    <w:p>
+      <w:r>
+        <w:t>Authorize one bounded increment only.</w:t>
+      </w:r>
+    </w:p>
+    <w:p>
+      <w:pPr>
+        <w:pStyle w:val="Heading2"/>
+      </w:pPr>
+      <w:r>
         <w:t>Inspect</w:t>
       </w:r>
     </w:p>
     <w:p>
       <w:r>
-        <w:t>Challenge dependencies, hidden state, security, accessibility and testability.</w:t>
-      </w:r>
-    </w:p>
-    <w:p>
-      <w:pPr>
-        <w:pStyle w:val="Heading2"/>
-      </w:pPr>
-      <w:r>
-        <w:t>Implement</w:t>
-      </w:r>
-    </w:p>
-    <w:p>
-      <w:r>
-        <w:t>Authorize one bounded increment only.</w:t>
-      </w:r>
-    </w:p>
-    <w:p>
-      <w:pPr>
-        <w:pStyle w:val="Heading2"/>
-      </w:pPr>
-      <w:r>
-        <w:t>Test</w:t>
+        <w:t>Challenge dependencies, hidden state, security, accessibility and testability; trace the diff.</w:t>
+      </w:r>
+    </w:p>
+    <w:p>
+      <w:pPr>
+        <w:pStyle w:val="Heading2"/>
+      </w:pPr>
+      <w:r>
+        <w:t>Verify</w:t>
       </w:r>
     </w:p>
     <w:p>
@@ -11923,20 +14611,20 @@
         <w:pStyle w:val="Heading2"/>
       </w:pPr>
       <w:r>
-        <w:t>Critique and refine</w:t>
-      </w:r>
-    </w:p>
-    <w:p>
-      <w:r>
-        <w:t>Trace data and events, then request the smallest evidence-backed correction.</w:t>
-      </w:r>
-    </w:p>
-    <w:p>
-      <w:pPr>
-        <w:pStyle w:val="Heading2"/>
-      </w:pPr>
-      <w:r>
-        <w:t>Checkpoint</w:t>
+        <w:t>Correct</w:t>
+      </w:r>
+    </w:p>
+    <w:p>
+      <w:r>
+        <w:t>Request the smallest evidence-backed correction.</w:t>
+      </w:r>
+    </w:p>
+    <w:p>
+      <w:pPr>
+        <w:pStyle w:val="Heading2"/>
+      </w:pPr>
+      <w:r>
+        <w:t>Commit</w:t>
       </w:r>
     </w:p>
     <w:p>
@@ -11989,7 +14677,22 @@
     </w:p>
     <w:p>
       <w:r>
-        <w:t>Find the exact line, missing behavior or unverified assumption that would reveal this failure. Explain the user impact, then correct only the smallest responsible scope.</w:t>
+        <w:rPr>
+          <w:b/>
+        </w:rPr>
+        <w:t xml:space="preserve">Likely cause: </w:t>
+      </w:r>
+      <w:r>
+        <w:t xml:space="preserve">The build was deployed straight from a green compile. </w:t>
+      </w:r>
+      <w:r>
+        <w:rPr>
+          <w:b/>
+        </w:rPr>
+        <w:t xml:space="preserve">Recovery: </w:t>
+      </w:r>
+      <w:r>
+        <w:t>Run the full gate — install, test, lint, type-check, build, preview — before deploying.</w:t>
       </w:r>
     </w:p>
     <w:p>
@@ -12002,7 +14705,22 @@
     </w:p>
     <w:p>
       <w:r>
-        <w:t>Find the exact line, missing behavior or unverified assumption that would reveal this failure. Explain the user impact, then correct only the smallest responsible scope.</w:t>
+        <w:rPr>
+          <w:b/>
+        </w:rPr>
+        <w:t xml:space="preserve">Likely cause: </w:t>
+      </w:r>
+      <w:r>
+        <w:t xml:space="preserve">The host has no SPA fallback for client-side routes. </w:t>
+      </w:r>
+      <w:r>
+        <w:rPr>
+          <w:b/>
+        </w:rPr>
+        <w:t xml:space="preserve">Recovery: </w:t>
+      </w:r>
+      <w:r>
+        <w:t>Configure the rewrite to index.html and re-test a deep URL refresh.</w:t>
       </w:r>
     </w:p>
     <w:p>
@@ -12015,7 +14733,22 @@
     </w:p>
     <w:p>
       <w:r>
-        <w:t>Find the exact line, missing behavior or unverified assumption that would reveal this failure. Explain the user impact, then correct only the smallest responsible scope.</w:t>
+        <w:rPr>
+          <w:b/>
+        </w:rPr>
+        <w:t xml:space="preserve">Likely cause: </w:t>
+      </w:r>
+      <w:r>
+        <w:t xml:space="preserve">VITE_-prefixed variables are compiled into the public bundle. </w:t>
+      </w:r>
+      <w:r>
+        <w:rPr>
+          <w:b/>
+        </w:rPr>
+        <w:t xml:space="preserve">Recovery: </w:t>
+      </w:r>
+      <w:r>
+        <w:t>Remove the secret, rotate it, and keep only public configuration client-side.</w:t>
       </w:r>
     </w:p>
     <w:p>
@@ -12028,7 +14761,22 @@
     </w:p>
     <w:p>
       <w:r>
-        <w:t>Find the exact line, missing behavior or unverified assumption that would reveal this failure. Explain the user impact, then correct only the smallest responsible scope.</w:t>
+        <w:rPr>
+          <w:b/>
+        </w:rPr>
+        <w:t xml:space="preserve">Likely cause: </w:t>
+      </w:r>
+      <w:r>
+        <w:t xml:space="preserve">The release replaced the previous version without a way back. </w:t>
+      </w:r>
+      <w:r>
+        <w:rPr>
+          <w:b/>
+        </w:rPr>
+        <w:t xml:space="preserve">Recovery: </w:t>
+      </w:r>
+      <w:r>
+        <w:t>Record the last good commit or deploy id and the exact restore steps in the release notes.</w:t>
       </w:r>
     </w:p>
     <w:p>
@@ -12576,7 +15324,7 @@
     </w:p>
     <w:p>
       <w:r>
-        <w:t>Published C1143 course page: https://www.tertiarycourses.com.sg/react-essential-training.html</w:t>
+        <w:t>Published C1143 course page: https://www.tertiarycourses.com.sg/ai-vibe-coding-for-react-development.html</w:t>
       </w:r>
     </w:p>
     <w:p>
